--- a/public/nice/template_invest.docx
+++ b/public/nice/template_invest.docx
@@ -9246,2996 +9246,6 @@
         <w:t>하였습니다.</w:t>
       </w:r>
     </w:p>
-    <w:p>
-      <w:pPr>
-        <w:rPr>
-          <w:spacing w:val="-2"/>
-          <w:w w:val="105"/>
-          <w:sz w:val="23"/>
-        </w:rPr>
-      </w:pPr>
-      <w:r>
-        <w:rPr>
-          <w:spacing w:val="-2"/>
-          <w:w w:val="105"/>
-          <w:sz w:val="23"/>
-        </w:rPr>
-        <w:br w:type="page"/>
-      </w:r>
-    </w:p>
-    <w:p>
-      <w:pPr>
-        <w:jc w:val="both"/>
-        <w:rPr>
-          <w:sz w:val="28"/>
-          <w:szCs w:val="28"/>
-        </w:rPr>
-      </w:pPr>
-      <w:r>
-        <w:rPr>
-          <w:sz w:val="28"/>
-          <w:szCs w:val="28"/>
-        </w:rPr>
-        <w:lastRenderedPageBreak/>
-        <w:t>【</w:t>
-      </w:r>
-      <w:r>
-        <w:rPr>
-          <w:rFonts w:hint="eastAsia"/>
-          <w:sz w:val="28"/>
-          <w:szCs w:val="28"/>
-        </w:rPr>
-        <w:t>별지 제5호 서식</w:t>
-      </w:r>
-      <w:r>
-        <w:rPr>
-          <w:sz w:val="28"/>
-          <w:szCs w:val="28"/>
-        </w:rPr>
-        <w:t>】</w:t>
-      </w:r>
-    </w:p>
-    <w:p>
-      <w:pPr>
-        <w:jc w:val="center"/>
-        <w:rPr>
-          <w:b/>
-          <w:bCs/>
-          <w:sz w:val="32"/>
-          <w:szCs w:val="32"/>
-          <w:u w:val="single"/>
-        </w:rPr>
-      </w:pPr>
-      <w:r>
-        <w:rPr>
-          <w:rFonts w:hint="eastAsia"/>
-          <w:b/>
-          <w:bCs/>
-          <w:sz w:val="32"/>
-          <w:szCs w:val="32"/>
-          <w:u w:val="single"/>
-        </w:rPr>
-        <w:t xml:space="preserve">전기자동차 </w:t>
-      </w:r>
-      <w:proofErr w:type="spellStart"/>
-      <w:r>
-        <w:rPr>
-          <w:rFonts w:hint="eastAsia"/>
-          <w:b/>
-          <w:bCs/>
-          <w:sz w:val="32"/>
-          <w:szCs w:val="32"/>
-          <w:u w:val="single"/>
-        </w:rPr>
-        <w:t>완속충전시설</w:t>
-      </w:r>
-      <w:proofErr w:type="spellEnd"/>
-      <w:r>
-        <w:rPr>
-          <w:rFonts w:hint="eastAsia"/>
-          <w:b/>
-          <w:bCs/>
-          <w:sz w:val="32"/>
-          <w:szCs w:val="32"/>
-          <w:u w:val="single"/>
-        </w:rPr>
-        <w:t xml:space="preserve"> 설치 신청서</w:t>
-      </w:r>
-    </w:p>
-    <w:tbl>
-      <w:tblPr>
-        <w:tblStyle w:val="a5"/>
-        <w:tblW w:w="10456" w:type="dxa"/>
-        <w:tblInd w:w="-10" w:type="dxa"/>
-        <w:tblBorders>
-          <w:top w:val="single" w:sz="12" w:space="0" w:color="auto"/>
-          <w:left w:val="single" w:sz="12" w:space="0" w:color="auto"/>
-          <w:bottom w:val="single" w:sz="12" w:space="0" w:color="auto"/>
-          <w:right w:val="single" w:sz="12" w:space="0" w:color="auto"/>
-        </w:tblBorders>
-        <w:tblLook w:val="04A0" w:firstRow="1" w:lastRow="0" w:firstColumn="1" w:lastColumn="0" w:noHBand="0" w:noVBand="1"/>
-      </w:tblPr>
-      <w:tblGrid>
-        <w:gridCol w:w="1554"/>
-        <w:gridCol w:w="1586"/>
-        <w:gridCol w:w="1840"/>
-        <w:gridCol w:w="1701"/>
-        <w:gridCol w:w="1856"/>
-        <w:gridCol w:w="1919"/>
-      </w:tblGrid>
-      <w:tr>
-        <w:trPr>
-          <w:trHeight w:val="458"/>
-        </w:trPr>
-        <w:tc>
-          <w:tcPr>
-            <w:tcW w:w="1554" w:type="dxa"/>
-            <w:vAlign w:val="center"/>
-          </w:tcPr>
-          <w:p>
-            <w:pPr>
-              <w:jc w:val="both"/>
-              <w:rPr>
-                <w:sz w:val="18"/>
-                <w:szCs w:val="18"/>
-              </w:rPr>
-            </w:pPr>
-            <w:r>
-              <w:rPr>
-                <w:rFonts w:hint="eastAsia"/>
-                <w:sz w:val="18"/>
-                <w:szCs w:val="18"/>
-              </w:rPr>
-              <w:t>아파트/사업자명</w:t>
-            </w:r>
-          </w:p>
-        </w:tc>
-        <w:bookmarkStart w:id="0" w:name="CustName4"/>
-        <w:bookmarkEnd w:id="0"/>
-        <w:tc>
-          <w:tcPr>
-            <w:tcW w:w="5106" w:type="dxa"/>
-            <w:gridSpan w:val="3"/>
-            <w:vAlign w:val="center"/>
-          </w:tcPr>
-          <w:p>
-            <w:pPr>
-              <w:jc w:val="center"/>
-              <w:rPr>
-                <w:sz w:val="18"/>
-                <w:szCs w:val="18"/>
-              </w:rPr>
-            </w:pPr>
-            <w:sdt>
-              <w:sdtPr>
-                <w:rPr>
-                  <w:rStyle w:val="9pt"/>
-                </w:rPr>
-                <w:id w:val="831731575"/>
-                <w:placeholder>
-                  <w:docPart w:val="27F525108FF68B4A8A8F74189DA95EFD"/>
-                </w:placeholder>
-                <w:showingPlcHdr/>
-                <w:text/>
-              </w:sdtPr>
-              <w:sdtEndPr>
-                <w:rPr>
-                  <w:rStyle w:val="1"/>
-                  <w:sz w:val="16"/>
-                </w:rPr>
-              </w:sdtEndPr>
-              <w:sdtContent>
-                <w:r>
-                  <w:rPr>
-                    <w:rFonts w:hint="eastAsia"/>
-                    <w:b/>
-                    <w:bCs/>
-                    <w:i/>
-                    <w:iCs/>
-                    <w:color w:val="A6A6A6" w:themeColor="background1" w:themeShade="A6"/>
-                    <w:sz w:val="18"/>
-                    <w:szCs w:val="18"/>
-                    <w:u w:val="single"/>
-                  </w:rPr>
-                  <w:t>사업자등록증 상호명</w:t>
-                </w:r>
-              </w:sdtContent>
-            </w:sdt>
-          </w:p>
-        </w:tc>
-        <w:tc>
-          <w:tcPr>
-            <w:tcW w:w="1867" w:type="dxa"/>
-            <w:vAlign w:val="center"/>
-          </w:tcPr>
-          <w:p>
-            <w:pPr>
-              <w:jc w:val="center"/>
-              <w:rPr>
-                <w:sz w:val="18"/>
-                <w:szCs w:val="18"/>
-              </w:rPr>
-            </w:pPr>
-            <w:r>
-              <w:rPr>
-                <w:rFonts w:hint="eastAsia"/>
-                <w:sz w:val="18"/>
-                <w:szCs w:val="18"/>
-              </w:rPr>
-              <w:t xml:space="preserve">보유 </w:t>
-            </w:r>
-            <w:proofErr w:type="spellStart"/>
-            <w:r>
-              <w:rPr>
-                <w:rFonts w:hint="eastAsia"/>
-                <w:sz w:val="18"/>
-                <w:szCs w:val="18"/>
-              </w:rPr>
-              <w:t>주차면수</w:t>
-            </w:r>
-            <w:proofErr w:type="spellEnd"/>
-          </w:p>
-        </w:tc>
-        <w:bookmarkStart w:id="1" w:name="Parkinglot"/>
-        <w:bookmarkEnd w:id="1"/>
-        <w:tc>
-          <w:tcPr>
-            <w:tcW w:w="1929" w:type="dxa"/>
-            <w:vAlign w:val="center"/>
-          </w:tcPr>
-          <w:p>
-            <w:pPr>
-              <w:jc w:val="right"/>
-              <w:rPr>
-                <w:sz w:val="18"/>
-                <w:szCs w:val="18"/>
-              </w:rPr>
-            </w:pPr>
-            <w:sdt>
-              <w:sdtPr>
-                <w:rPr>
-                  <w:rStyle w:val="9pt"/>
-                  <w:rFonts w:hint="eastAsia"/>
-                </w:rPr>
-                <w:id w:val="1461920188"/>
-                <w:placeholder>
-                  <w:docPart w:val="8A01BEA8164F094A8B00B0647A1B153C"/>
-                </w:placeholder>
-                <w:showingPlcHdr/>
-                <w:text/>
-              </w:sdtPr>
-              <w:sdtEndPr>
-                <w:rPr>
-                  <w:rStyle w:val="a0"/>
-                  <w:rFonts w:eastAsia="맑은 고딕"/>
-                  <w:b w:val="0"/>
-                  <w:bCs/>
-                  <w:i/>
-                  <w:iCs/>
-                  <w:color w:val="A6A6A6" w:themeColor="background1" w:themeShade="A6"/>
-                  <w:sz w:val="20"/>
-                  <w:szCs w:val="18"/>
-                  <w:u w:val="single"/>
-                </w:rPr>
-              </w:sdtEndPr>
-              <w:sdtContent>
-                <w:r>
-                  <w:rPr>
-                    <w:rStyle w:val="a6"/>
-                    <w:rFonts w:hint="eastAsia"/>
-                    <w:b/>
-                    <w:bCs/>
-                    <w:i/>
-                    <w:iCs/>
-                    <w:color w:val="A6A6A6" w:themeColor="background1" w:themeShade="A6"/>
-                    <w:sz w:val="18"/>
-                    <w:szCs w:val="18"/>
-                    <w:u w:val="single"/>
-                  </w:rPr>
-                  <w:t xml:space="preserve">OO </w:t>
-                </w:r>
-              </w:sdtContent>
-            </w:sdt>
-            <w:r>
-              <w:rPr>
-                <w:rFonts w:hint="eastAsia"/>
-                <w:sz w:val="18"/>
-                <w:szCs w:val="18"/>
-              </w:rPr>
-              <w:t>면</w:t>
-            </w:r>
-          </w:p>
-        </w:tc>
-      </w:tr>
-      <w:tr>
-        <w:trPr>
-          <w:trHeight w:val="415"/>
-        </w:trPr>
-        <w:tc>
-          <w:tcPr>
-            <w:tcW w:w="1554" w:type="dxa"/>
-            <w:vMerge w:val="restart"/>
-            <w:vAlign w:val="center"/>
-          </w:tcPr>
-          <w:p>
-            <w:pPr>
-              <w:jc w:val="center"/>
-              <w:rPr>
-                <w:sz w:val="18"/>
-                <w:szCs w:val="18"/>
-              </w:rPr>
-            </w:pPr>
-            <w:r>
-              <w:rPr>
-                <w:rFonts w:hint="eastAsia"/>
-                <w:sz w:val="18"/>
-                <w:szCs w:val="18"/>
-              </w:rPr>
-              <w:t>설치 희망지</w:t>
-            </w:r>
-          </w:p>
-        </w:tc>
-        <w:tc>
-          <w:tcPr>
-            <w:tcW w:w="8902" w:type="dxa"/>
-            <w:gridSpan w:val="5"/>
-            <w:vAlign w:val="center"/>
-          </w:tcPr>
-          <w:p>
-            <w:pPr>
-              <w:jc w:val="center"/>
-              <w:rPr>
-                <w:sz w:val="18"/>
-                <w:szCs w:val="18"/>
-              </w:rPr>
-            </w:pPr>
-            <w:sdt>
-              <w:sdtPr>
-                <w:rPr>
-                  <w:rFonts w:asciiTheme="majorHAnsi" w:eastAsiaTheme="majorHAnsi" w:hAnsiTheme="majorHAnsi" w:hint="eastAsia"/>
-                </w:rPr>
-                <w:id w:val="2085950294"/>
-                <w14:checkbox>
-                  <w14:checked w14:val="0"/>
-                  <w14:checkedState w14:val="25A0" w14:font="맑은 고딕"/>
-                  <w14:uncheckedState w14:val="2610" w14:font="MS Gothic"/>
-                </w14:checkbox>
-              </w:sdtPr>
-              <w:sdtContent>
-                <w:r>
-                  <w:rPr>
-                    <w:rFonts w:ascii="MS Gothic" w:eastAsia="MS Gothic" w:hAnsi="MS Gothic" w:hint="eastAsia"/>
-                  </w:rPr>
-                  <w:t>☐</w:t>
-                </w:r>
-              </w:sdtContent>
-            </w:sdt>
-            <w:r>
-              <w:rPr>
-                <w:sz w:val="18"/>
-                <w:szCs w:val="18"/>
-              </w:rPr>
-              <w:t xml:space="preserve"> 공동주택</w:t>
-            </w:r>
-            <w:r>
-              <w:rPr>
-                <w:rFonts w:hint="eastAsia"/>
-                <w:sz w:val="18"/>
-                <w:szCs w:val="18"/>
-              </w:rPr>
-              <w:t xml:space="preserve">     </w:t>
-            </w:r>
-            <w:r>
-              <w:rPr>
-                <w:sz w:val="18"/>
-                <w:szCs w:val="18"/>
-              </w:rPr>
-              <w:t xml:space="preserve"> </w:t>
-            </w:r>
-            <w:sdt>
-              <w:sdtPr>
-                <w:rPr>
-                  <w:rFonts w:asciiTheme="majorHAnsi" w:eastAsiaTheme="majorHAnsi" w:hAnsiTheme="majorHAnsi" w:hint="eastAsia"/>
-                </w:rPr>
-                <w:id w:val="550437745"/>
-                <w14:checkbox>
-                  <w14:checked w14:val="0"/>
-                  <w14:checkedState w14:val="25A0" w14:font="맑은 고딕"/>
-                  <w14:uncheckedState w14:val="2610" w14:font="MS Gothic"/>
-                </w14:checkbox>
-              </w:sdtPr>
-              <w:sdtContent>
-                <w:r>
-                  <w:rPr>
-                    <w:rFonts w:ascii="MS Gothic" w:eastAsia="MS Gothic" w:hAnsi="MS Gothic" w:hint="eastAsia"/>
-                  </w:rPr>
-                  <w:t>☐</w:t>
-                </w:r>
-              </w:sdtContent>
-            </w:sdt>
-            <w:r>
-              <w:rPr>
-                <w:sz w:val="18"/>
-                <w:szCs w:val="18"/>
-              </w:rPr>
-              <w:t xml:space="preserve"> 사업장</w:t>
-            </w:r>
-            <w:r>
-              <w:rPr>
-                <w:rFonts w:hint="eastAsia"/>
-                <w:sz w:val="18"/>
-                <w:szCs w:val="18"/>
-              </w:rPr>
-              <w:t xml:space="preserve">     </w:t>
-            </w:r>
-            <w:r>
-              <w:rPr>
-                <w:sz w:val="18"/>
-                <w:szCs w:val="18"/>
-              </w:rPr>
-              <w:t xml:space="preserve"> </w:t>
-            </w:r>
-            <w:sdt>
-              <w:sdtPr>
-                <w:rPr>
-                  <w:rFonts w:asciiTheme="majorHAnsi" w:eastAsiaTheme="majorHAnsi" w:hAnsiTheme="majorHAnsi" w:hint="eastAsia"/>
-                </w:rPr>
-                <w:id w:val="868034671"/>
-                <w14:checkbox>
-                  <w14:checked w14:val="0"/>
-                  <w14:checkedState w14:val="25A0" w14:font="맑은 고딕"/>
-                  <w14:uncheckedState w14:val="2610" w14:font="MS Gothic"/>
-                </w14:checkbox>
-              </w:sdtPr>
-              <w:sdtContent>
-                <w:r>
-                  <w:rPr>
-                    <w:rFonts w:ascii="MS Gothic" w:eastAsia="MS Gothic" w:hAnsi="MS Gothic" w:hint="eastAsia"/>
-                  </w:rPr>
-                  <w:t>☐</w:t>
-                </w:r>
-              </w:sdtContent>
-            </w:sdt>
-            <w:r>
-              <w:rPr>
-                <w:rFonts w:hint="eastAsia"/>
-                <w:sz w:val="18"/>
-                <w:szCs w:val="18"/>
-              </w:rPr>
-              <w:t xml:space="preserve"> 소</w:t>
-            </w:r>
-            <w:r>
-              <w:rPr>
-                <w:sz w:val="18"/>
-                <w:szCs w:val="18"/>
-              </w:rPr>
-              <w:t>상공인</w:t>
-            </w:r>
-            <w:r>
-              <w:rPr>
-                <w:rFonts w:hint="eastAsia"/>
-                <w:sz w:val="18"/>
-                <w:szCs w:val="18"/>
-              </w:rPr>
-              <w:t xml:space="preserve">     </w:t>
-            </w:r>
-            <w:r>
-              <w:rPr>
-                <w:sz w:val="18"/>
-                <w:szCs w:val="18"/>
-              </w:rPr>
-              <w:t xml:space="preserve"> </w:t>
-            </w:r>
-            <w:sdt>
-              <w:sdtPr>
-                <w:rPr>
-                  <w:rFonts w:asciiTheme="majorHAnsi" w:eastAsiaTheme="majorHAnsi" w:hAnsiTheme="majorHAnsi" w:hint="eastAsia"/>
-                </w:rPr>
-                <w:id w:val="-176436175"/>
-                <w14:checkbox>
-                  <w14:checked w14:val="0"/>
-                  <w14:checkedState w14:val="25A0" w14:font="맑은 고딕"/>
-                  <w14:uncheckedState w14:val="2610" w14:font="MS Gothic"/>
-                </w14:checkbox>
-              </w:sdtPr>
-              <w:sdtContent>
-                <w:r>
-                  <w:rPr>
-                    <w:rFonts w:ascii="MS Gothic" w:eastAsia="MS Gothic" w:hAnsi="MS Gothic" w:hint="eastAsia"/>
-                  </w:rPr>
-                  <w:t>☐</w:t>
-                </w:r>
-              </w:sdtContent>
-            </w:sdt>
-            <w:r>
-              <w:rPr>
-                <w:sz w:val="18"/>
-                <w:szCs w:val="18"/>
-              </w:rPr>
-              <w:t xml:space="preserve"> 기타</w:t>
-            </w:r>
-          </w:p>
-        </w:tc>
-      </w:tr>
-      <w:tr>
-        <w:trPr>
-          <w:trHeight w:val="407"/>
-        </w:trPr>
-        <w:tc>
-          <w:tcPr>
-            <w:tcW w:w="1554" w:type="dxa"/>
-            <w:vMerge/>
-            <w:vAlign w:val="center"/>
-          </w:tcPr>
-          <w:p>
-            <w:pPr>
-              <w:jc w:val="center"/>
-              <w:rPr>
-                <w:sz w:val="18"/>
-                <w:szCs w:val="18"/>
-              </w:rPr>
-            </w:pPr>
-          </w:p>
-        </w:tc>
-        <w:tc>
-          <w:tcPr>
-            <w:tcW w:w="8902" w:type="dxa"/>
-            <w:gridSpan w:val="5"/>
-            <w:vAlign w:val="center"/>
-          </w:tcPr>
-          <w:p>
-            <w:pPr>
-              <w:jc w:val="both"/>
-              <w:rPr>
-                <w:sz w:val="18"/>
-                <w:szCs w:val="18"/>
-              </w:rPr>
-            </w:pPr>
-            <w:r>
-              <w:rPr>
-                <w:rFonts w:hint="eastAsia"/>
-                <w:sz w:val="18"/>
-                <w:szCs w:val="18"/>
-              </w:rPr>
-              <w:t xml:space="preserve">도로명 주소 : </w:t>
-            </w:r>
-            <w:bookmarkStart w:id="2" w:name="InstallAddr2"/>
-            <w:bookmarkEnd w:id="2"/>
-            <w:sdt>
-              <w:sdtPr>
-                <w:rPr>
-                  <w:rStyle w:val="9pt"/>
-                </w:rPr>
-                <w:id w:val="-1640952418"/>
-                <w:placeholder>
-                  <w:docPart w:val="373E60C8BBDF5640BD46479BC21829A4"/>
-                </w:placeholder>
-                <w:showingPlcHdr/>
-                <w:text/>
-              </w:sdtPr>
-              <w:sdtEndPr>
-                <w:rPr>
-                  <w:rStyle w:val="a0"/>
-                  <w:rFonts w:eastAsia="맑은 고딕"/>
-                  <w:b w:val="0"/>
-                  <w:i/>
-                  <w:iCs/>
-                  <w:color w:val="A6A6A6" w:themeColor="background1" w:themeShade="A6"/>
-                  <w:sz w:val="16"/>
-                  <w:szCs w:val="16"/>
-                  <w:u w:val="single"/>
-                </w:rPr>
-              </w:sdtEndPr>
-              <w:sdtContent>
-                <w:r>
-                  <w:rPr>
-                    <w:rStyle w:val="a6"/>
-                    <w:rFonts w:hint="eastAsia"/>
-                    <w:b/>
-                    <w:bCs/>
-                    <w:i/>
-                    <w:iCs/>
-                    <w:color w:val="A6A6A6" w:themeColor="background1" w:themeShade="A6"/>
-                    <w:sz w:val="18"/>
-                    <w:szCs w:val="18"/>
-                    <w:u w:val="single"/>
-                  </w:rPr>
-                  <w:t>건축물대장 주소</w:t>
-                </w:r>
-              </w:sdtContent>
-            </w:sdt>
-          </w:p>
-        </w:tc>
-      </w:tr>
-      <w:tr>
-        <w:tc>
-          <w:tcPr>
-            <w:tcW w:w="1554" w:type="dxa"/>
-            <w:vAlign w:val="center"/>
-          </w:tcPr>
-          <w:p>
-            <w:pPr>
-              <w:jc w:val="center"/>
-              <w:rPr>
-                <w:sz w:val="18"/>
-                <w:szCs w:val="18"/>
-              </w:rPr>
-            </w:pPr>
-            <w:r>
-              <w:rPr>
-                <w:rFonts w:hint="eastAsia"/>
-                <w:sz w:val="18"/>
-                <w:szCs w:val="18"/>
-              </w:rPr>
-              <w:t>신청자</w:t>
-            </w:r>
-          </w:p>
-          <w:p>
-            <w:pPr>
-              <w:jc w:val="center"/>
-              <w:rPr>
-                <w:sz w:val="16"/>
-                <w:szCs w:val="16"/>
-              </w:rPr>
-            </w:pPr>
-            <w:r>
-              <w:rPr>
-                <w:rFonts w:hint="eastAsia"/>
-                <w:sz w:val="16"/>
-                <w:szCs w:val="16"/>
-              </w:rPr>
-              <w:t>(개인,</w:t>
-            </w:r>
-          </w:p>
-          <w:p>
-            <w:pPr>
-              <w:jc w:val="center"/>
-              <w:rPr>
-                <w:sz w:val="16"/>
-                <w:szCs w:val="16"/>
-              </w:rPr>
-            </w:pPr>
-            <w:r>
-              <w:rPr>
-                <w:rFonts w:hint="eastAsia"/>
-                <w:sz w:val="16"/>
-                <w:szCs w:val="16"/>
-              </w:rPr>
-              <w:t>사업자,</w:t>
-            </w:r>
-          </w:p>
-          <w:p>
-            <w:pPr>
-              <w:jc w:val="center"/>
-              <w:rPr>
-                <w:sz w:val="18"/>
-                <w:szCs w:val="18"/>
-              </w:rPr>
-            </w:pPr>
-            <w:r>
-              <w:rPr>
-                <w:rFonts w:hint="eastAsia"/>
-                <w:sz w:val="16"/>
-                <w:szCs w:val="16"/>
-              </w:rPr>
-              <w:t>공동주택 등)</w:t>
-            </w:r>
-          </w:p>
-        </w:tc>
-        <w:bookmarkStart w:id="3" w:name="CustName8"/>
-        <w:bookmarkEnd w:id="3"/>
-        <w:tc>
-          <w:tcPr>
-            <w:tcW w:w="1555" w:type="dxa"/>
-            <w:vAlign w:val="center"/>
-          </w:tcPr>
-          <w:p>
-            <w:pPr>
-              <w:jc w:val="center"/>
-              <w:rPr>
-                <w:sz w:val="18"/>
-                <w:szCs w:val="18"/>
-              </w:rPr>
-            </w:pPr>
-            <w:sdt>
-              <w:sdtPr>
-                <w:rPr>
-                  <w:rStyle w:val="9pt"/>
-                </w:rPr>
-                <w:id w:val="1151491943"/>
-                <w:placeholder>
-                  <w:docPart w:val="F87430EA6D0C974CBF77235E05B3CFB8"/>
-                </w:placeholder>
-                <w:showingPlcHdr/>
-                <w:text/>
-              </w:sdtPr>
-              <w:sdtEndPr>
-                <w:rPr>
-                  <w:rStyle w:val="1"/>
-                  <w:sz w:val="16"/>
-                </w:rPr>
-              </w:sdtEndPr>
-              <w:sdtContent>
-                <w:r>
-                  <w:rPr>
-                    <w:rFonts w:hint="eastAsia"/>
-                    <w:b/>
-                    <w:bCs/>
-                    <w:i/>
-                    <w:iCs/>
-                    <w:color w:val="A6A6A6" w:themeColor="background1" w:themeShade="A6"/>
-                    <w:sz w:val="18"/>
-                    <w:szCs w:val="18"/>
-                    <w:u w:val="single"/>
-                  </w:rPr>
-                  <w:t>사업자등록증 상호명</w:t>
-                </w:r>
-              </w:sdtContent>
-            </w:sdt>
-          </w:p>
-        </w:tc>
-        <w:tc>
-          <w:tcPr>
-            <w:tcW w:w="1847" w:type="dxa"/>
-            <w:vAlign w:val="center"/>
-          </w:tcPr>
-          <w:p>
-            <w:pPr>
-              <w:jc w:val="center"/>
-              <w:rPr>
-                <w:sz w:val="18"/>
-                <w:szCs w:val="18"/>
-              </w:rPr>
-            </w:pPr>
-            <w:r>
-              <w:rPr>
-                <w:rFonts w:hint="eastAsia"/>
-                <w:sz w:val="18"/>
-                <w:szCs w:val="18"/>
-              </w:rPr>
-              <w:t>해당내용</w:t>
-            </w:r>
-          </w:p>
-          <w:p>
-            <w:pPr>
-              <w:jc w:val="center"/>
-              <w:rPr>
-                <w:sz w:val="18"/>
-                <w:szCs w:val="18"/>
-              </w:rPr>
-            </w:pPr>
-            <w:r>
-              <w:rPr>
-                <w:sz w:val="18"/>
-                <w:szCs w:val="18"/>
-              </w:rPr>
-              <w:t>선택기재</w:t>
-            </w:r>
-          </w:p>
-          <w:p>
-            <w:pPr>
-              <w:jc w:val="center"/>
-              <w:rPr>
-                <w:sz w:val="14"/>
-                <w:szCs w:val="14"/>
-              </w:rPr>
-            </w:pPr>
-            <w:r>
-              <w:rPr>
-                <w:sz w:val="14"/>
-                <w:szCs w:val="14"/>
-              </w:rPr>
-              <w:t>(생년월일,</w:t>
-            </w:r>
-          </w:p>
-          <w:p>
-            <w:pPr>
-              <w:jc w:val="center"/>
-              <w:rPr>
-                <w:sz w:val="14"/>
-                <w:szCs w:val="14"/>
-              </w:rPr>
-            </w:pPr>
-            <w:r>
-              <w:rPr>
-                <w:rFonts w:hint="eastAsia"/>
-                <w:sz w:val="14"/>
-                <w:szCs w:val="14"/>
-              </w:rPr>
-              <w:t>사업자등록번호</w:t>
-            </w:r>
-            <w:r>
-              <w:rPr>
-                <w:sz w:val="14"/>
-                <w:szCs w:val="14"/>
-              </w:rPr>
-              <w:t>,</w:t>
-            </w:r>
-          </w:p>
-          <w:p>
-            <w:pPr>
-              <w:jc w:val="center"/>
-              <w:rPr>
-                <w:sz w:val="18"/>
-                <w:szCs w:val="18"/>
-              </w:rPr>
-            </w:pPr>
-            <w:r>
-              <w:rPr>
-                <w:rFonts w:hint="eastAsia"/>
-                <w:sz w:val="14"/>
-                <w:szCs w:val="14"/>
-              </w:rPr>
-              <w:t>공동주택</w:t>
-            </w:r>
-            <w:r>
-              <w:rPr>
-                <w:sz w:val="14"/>
-                <w:szCs w:val="14"/>
-              </w:rPr>
-              <w:t xml:space="preserve"> 고유번호)</w:t>
-            </w:r>
-          </w:p>
-        </w:tc>
-        <w:sdt>
-          <w:sdtPr>
-            <w:rPr>
-              <w:rStyle w:val="9pt"/>
-            </w:rPr>
-            <w:id w:val="-944686474"/>
-            <w:placeholder>
-              <w:docPart w:val="144ACF76D3C81247B2A12AB21AD30F32"/>
-            </w:placeholder>
-            <w:showingPlcHdr/>
-            <w:text/>
-          </w:sdtPr>
-          <w:sdtEndPr>
-            <w:rPr>
-              <w:rStyle w:val="a0"/>
-              <w:rFonts w:eastAsia="맑은 고딕"/>
-              <w:b w:val="0"/>
-              <w:bCs/>
-              <w:i/>
-              <w:iCs/>
-              <w:color w:val="A6A6A6" w:themeColor="background1" w:themeShade="A6"/>
-              <w:sz w:val="16"/>
-              <w:szCs w:val="16"/>
-              <w:u w:val="single"/>
-            </w:rPr>
-          </w:sdtEndPr>
-          <w:sdtContent>
-            <w:tc>
-              <w:tcPr>
-                <w:tcW w:w="1704" w:type="dxa"/>
-                <w:vAlign w:val="center"/>
-              </w:tcPr>
-              <w:p>
-                <w:pPr>
-                  <w:jc w:val="center"/>
-                  <w:rPr>
-                    <w:sz w:val="18"/>
-                    <w:szCs w:val="18"/>
-                  </w:rPr>
-                </w:pPr>
-                <w:r>
-                  <w:rPr>
-                    <w:rStyle w:val="a6"/>
-                    <w:rFonts w:hint="eastAsia"/>
-                    <w:b/>
-                    <w:bCs/>
-                    <w:i/>
-                    <w:iCs/>
-                    <w:color w:val="A6A6A6" w:themeColor="background1" w:themeShade="A6"/>
-                    <w:sz w:val="18"/>
-                    <w:szCs w:val="18"/>
-                    <w:u w:val="single"/>
-                  </w:rPr>
-                  <w:t>사업자등록번호</w:t>
-                </w:r>
-              </w:p>
-            </w:tc>
-          </w:sdtContent>
-        </w:sdt>
-        <w:tc>
-          <w:tcPr>
-            <w:tcW w:w="1867" w:type="dxa"/>
-            <w:vAlign w:val="center"/>
-          </w:tcPr>
-          <w:p>
-            <w:pPr>
-              <w:jc w:val="center"/>
-              <w:rPr>
-                <w:sz w:val="18"/>
-                <w:szCs w:val="18"/>
-              </w:rPr>
-            </w:pPr>
-            <w:r>
-              <w:rPr>
-                <w:rFonts w:hint="eastAsia"/>
-                <w:sz w:val="18"/>
-                <w:szCs w:val="18"/>
-              </w:rPr>
-              <w:t>연락처</w:t>
-            </w:r>
-          </w:p>
-        </w:tc>
-        <w:bookmarkStart w:id="4" w:name="CustTel2" w:displacedByCustomXml="next"/>
-        <w:bookmarkEnd w:id="4" w:displacedByCustomXml="next"/>
-        <w:sdt>
-          <w:sdtPr>
-            <w:rPr>
-              <w:rStyle w:val="9pt"/>
-            </w:rPr>
-            <w:id w:val="1309512896"/>
-            <w:placeholder>
-              <w:docPart w:val="1E1FE87E8781F3489D0ACFFA5FBED6A2"/>
-            </w:placeholder>
-            <w:showingPlcHdr/>
-            <w:text/>
-          </w:sdtPr>
-          <w:sdtEndPr>
-            <w:rPr>
-              <w:rStyle w:val="a0"/>
-              <w:rFonts w:eastAsia="맑은 고딕"/>
-              <w:b w:val="0"/>
-              <w:bCs/>
-              <w:i/>
-              <w:iCs/>
-              <w:color w:val="A6A6A6" w:themeColor="background1" w:themeShade="A6"/>
-              <w:sz w:val="16"/>
-              <w:szCs w:val="16"/>
-              <w:u w:val="single"/>
-            </w:rPr>
-          </w:sdtEndPr>
-          <w:sdtContent>
-            <w:tc>
-              <w:tcPr>
-                <w:tcW w:w="1929" w:type="dxa"/>
-                <w:vAlign w:val="center"/>
-              </w:tcPr>
-              <w:p>
-                <w:pPr>
-                  <w:jc w:val="center"/>
-                  <w:rPr>
-                    <w:sz w:val="18"/>
-                    <w:szCs w:val="18"/>
-                  </w:rPr>
-                </w:pPr>
-                <w:r>
-                  <w:rPr>
-                    <w:rStyle w:val="a6"/>
-                    <w:rFonts w:hint="eastAsia"/>
-                    <w:b/>
-                    <w:bCs/>
-                    <w:i/>
-                    <w:iCs/>
-                    <w:color w:val="A6A6A6" w:themeColor="background1" w:themeShade="A6"/>
-                    <w:sz w:val="18"/>
-                    <w:szCs w:val="18"/>
-                    <w:u w:val="single"/>
-                  </w:rPr>
-                  <w:t>관리사무소 전화번호</w:t>
-                </w:r>
-              </w:p>
-            </w:tc>
-          </w:sdtContent>
-        </w:sdt>
-      </w:tr>
-      <w:tr>
-        <w:trPr>
-          <w:trHeight w:val="376"/>
-        </w:trPr>
-        <w:tc>
-          <w:tcPr>
-            <w:tcW w:w="1554" w:type="dxa"/>
-            <w:vMerge w:val="restart"/>
-            <w:vAlign w:val="center"/>
-          </w:tcPr>
-          <w:p>
-            <w:pPr>
-              <w:jc w:val="center"/>
-              <w:rPr>
-                <w:sz w:val="18"/>
-                <w:szCs w:val="18"/>
-              </w:rPr>
-            </w:pPr>
-            <w:r>
-              <w:rPr>
-                <w:rFonts w:hint="eastAsia"/>
-                <w:sz w:val="18"/>
-                <w:szCs w:val="18"/>
-              </w:rPr>
-              <w:t>사업수행기관명</w:t>
-            </w:r>
-          </w:p>
-        </w:tc>
-        <w:tc>
-          <w:tcPr>
-            <w:tcW w:w="1555" w:type="dxa"/>
-            <w:vMerge w:val="restart"/>
-            <w:vAlign w:val="center"/>
-          </w:tcPr>
-          <w:p>
-            <w:pPr>
-              <w:jc w:val="center"/>
-              <w:rPr>
-                <w:sz w:val="18"/>
-                <w:szCs w:val="18"/>
-              </w:rPr>
-            </w:pPr>
-            <w:proofErr w:type="spellStart"/>
-            <w:r>
-              <w:rPr>
-                <w:sz w:val="18"/>
-                <w:szCs w:val="18"/>
-              </w:rPr>
-              <w:t>나이스인프라</w:t>
-            </w:r>
-            <w:proofErr w:type="spellEnd"/>
-            <w:r>
-              <w:rPr>
-                <w:sz w:val="18"/>
-                <w:szCs w:val="18"/>
-              </w:rPr>
-              <w:t>(주)</w:t>
-            </w:r>
-          </w:p>
-        </w:tc>
-        <w:tc>
-          <w:tcPr>
-            <w:tcW w:w="1847" w:type="dxa"/>
-            <w:vMerge w:val="restart"/>
-            <w:vAlign w:val="center"/>
-          </w:tcPr>
-          <w:p>
-            <w:pPr>
-              <w:jc w:val="center"/>
-              <w:rPr>
-                <w:sz w:val="18"/>
-                <w:szCs w:val="18"/>
-              </w:rPr>
-            </w:pPr>
-            <w:r>
-              <w:rPr>
-                <w:rFonts w:hint="eastAsia"/>
-                <w:sz w:val="18"/>
-                <w:szCs w:val="18"/>
-              </w:rPr>
-              <w:t>모집대행사*</w:t>
-            </w:r>
-          </w:p>
-        </w:tc>
-        <w:tc>
-          <w:tcPr>
-            <w:tcW w:w="1704" w:type="dxa"/>
-            <w:vAlign w:val="center"/>
-          </w:tcPr>
-          <w:p>
-            <w:pPr>
-              <w:jc w:val="center"/>
-              <w:rPr>
-                <w:sz w:val="18"/>
-                <w:szCs w:val="18"/>
-              </w:rPr>
-            </w:pPr>
-            <w:r>
-              <w:rPr>
-                <w:rFonts w:hint="eastAsia"/>
-                <w:sz w:val="18"/>
-                <w:szCs w:val="18"/>
-              </w:rPr>
-              <w:t>회사명</w:t>
-            </w:r>
-          </w:p>
-        </w:tc>
-        <w:tc>
-          <w:tcPr>
-            <w:tcW w:w="1867" w:type="dxa"/>
-            <w:vAlign w:val="center"/>
-          </w:tcPr>
-          <w:p>
-            <w:pPr>
-              <w:jc w:val="center"/>
-              <w:rPr>
-                <w:sz w:val="18"/>
-                <w:szCs w:val="18"/>
-              </w:rPr>
-            </w:pPr>
-            <w:r>
-              <w:rPr>
-                <w:rFonts w:hint="eastAsia"/>
-                <w:sz w:val="18"/>
-                <w:szCs w:val="18"/>
-              </w:rPr>
-              <w:t>담당자명</w:t>
-            </w:r>
-          </w:p>
-        </w:tc>
-        <w:tc>
-          <w:tcPr>
-            <w:tcW w:w="1929" w:type="dxa"/>
-            <w:vAlign w:val="center"/>
-          </w:tcPr>
-          <w:p>
-            <w:pPr>
-              <w:jc w:val="center"/>
-              <w:rPr>
-                <w:sz w:val="18"/>
-                <w:szCs w:val="18"/>
-              </w:rPr>
-            </w:pPr>
-            <w:r>
-              <w:rPr>
-                <w:rFonts w:hint="eastAsia"/>
-                <w:sz w:val="18"/>
-                <w:szCs w:val="18"/>
-              </w:rPr>
-              <w:t>연락처</w:t>
-            </w:r>
-          </w:p>
-        </w:tc>
-      </w:tr>
-      <w:tr>
-        <w:trPr>
-          <w:trHeight w:val="339"/>
-        </w:trPr>
-        <w:tc>
-          <w:tcPr>
-            <w:tcW w:w="1554" w:type="dxa"/>
-            <w:vMerge/>
-            <w:vAlign w:val="center"/>
-          </w:tcPr>
-          <w:p>
-            <w:pPr>
-              <w:jc w:val="center"/>
-              <w:rPr>
-                <w:sz w:val="18"/>
-                <w:szCs w:val="18"/>
-              </w:rPr>
-            </w:pPr>
-          </w:p>
-        </w:tc>
-        <w:tc>
-          <w:tcPr>
-            <w:tcW w:w="1555" w:type="dxa"/>
-            <w:vMerge/>
-            <w:vAlign w:val="center"/>
-          </w:tcPr>
-          <w:p>
-            <w:pPr>
-              <w:jc w:val="both"/>
-              <w:rPr>
-                <w:sz w:val="18"/>
-                <w:szCs w:val="18"/>
-              </w:rPr>
-            </w:pPr>
-          </w:p>
-        </w:tc>
-        <w:tc>
-          <w:tcPr>
-            <w:tcW w:w="1847" w:type="dxa"/>
-            <w:vMerge/>
-            <w:vAlign w:val="center"/>
-          </w:tcPr>
-          <w:p>
-            <w:pPr>
-              <w:jc w:val="both"/>
-              <w:rPr>
-                <w:sz w:val="18"/>
-                <w:szCs w:val="18"/>
-              </w:rPr>
-            </w:pPr>
-          </w:p>
-        </w:tc>
-        <w:bookmarkStart w:id="5" w:name="SalesComp" w:displacedByCustomXml="next"/>
-        <w:bookmarkEnd w:id="5" w:displacedByCustomXml="next"/>
-        <w:sdt>
-          <w:sdtPr>
-            <w:rPr>
-              <w:rStyle w:val="9pt"/>
-            </w:rPr>
-            <w:id w:val="1917981892"/>
-            <w:placeholder>
-              <w:docPart w:val="8AD0378312B9FB4284837EBF1BC6069F"/>
-            </w:placeholder>
-            <w:showingPlcHdr/>
-            <w:text/>
-          </w:sdtPr>
-          <w:sdtEndPr>
-            <w:rPr>
-              <w:rStyle w:val="a0"/>
-              <w:rFonts w:eastAsia="맑은 고딕"/>
-              <w:b w:val="0"/>
-              <w:bCs/>
-              <w:i/>
-              <w:iCs/>
-              <w:color w:val="A6A6A6" w:themeColor="background1" w:themeShade="A6"/>
-              <w:sz w:val="20"/>
-              <w:szCs w:val="18"/>
-              <w:u w:val="single"/>
-            </w:rPr>
-          </w:sdtEndPr>
-          <w:sdtContent>
-            <w:tc>
-              <w:tcPr>
-                <w:tcW w:w="1704" w:type="dxa"/>
-                <w:vAlign w:val="center"/>
-              </w:tcPr>
-              <w:p>
-                <w:pPr>
-                  <w:jc w:val="center"/>
-                  <w:rPr>
-                    <w:b/>
-                    <w:bCs/>
-                    <w:i/>
-                    <w:iCs/>
-                    <w:sz w:val="18"/>
-                    <w:szCs w:val="18"/>
-                    <w:u w:val="single"/>
-                  </w:rPr>
-                </w:pPr>
-                <w:r>
-                  <w:rPr>
-                    <w:rStyle w:val="a6"/>
-                    <w:rFonts w:hint="eastAsia"/>
-                    <w:b/>
-                    <w:bCs/>
-                    <w:i/>
-                    <w:iCs/>
-                    <w:color w:val="A6A6A6" w:themeColor="background1" w:themeShade="A6"/>
-                    <w:sz w:val="18"/>
-                    <w:szCs w:val="18"/>
-                    <w:u w:val="single"/>
-                  </w:rPr>
-                  <w:t>모집대행사명</w:t>
-                </w:r>
-              </w:p>
-            </w:tc>
-          </w:sdtContent>
-        </w:sdt>
-        <w:bookmarkStart w:id="6" w:name="SalesName" w:displacedByCustomXml="next"/>
-        <w:bookmarkEnd w:id="6" w:displacedByCustomXml="next"/>
-        <w:sdt>
-          <w:sdtPr>
-            <w:rPr>
-              <w:rStyle w:val="9pt"/>
-            </w:rPr>
-            <w:id w:val="-626934252"/>
-            <w:placeholder>
-              <w:docPart w:val="CEC1A4236572C34FB87DA8FAF3922765"/>
-            </w:placeholder>
-            <w:showingPlcHdr/>
-            <w:text/>
-          </w:sdtPr>
-          <w:sdtEndPr>
-            <w:rPr>
-              <w:rStyle w:val="a0"/>
-              <w:rFonts w:eastAsia="맑은 고딕"/>
-              <w:b w:val="0"/>
-              <w:bCs/>
-              <w:i/>
-              <w:iCs/>
-              <w:color w:val="A6A6A6" w:themeColor="background1" w:themeShade="A6"/>
-              <w:sz w:val="20"/>
-              <w:szCs w:val="18"/>
-              <w:u w:val="single"/>
-            </w:rPr>
-          </w:sdtEndPr>
-          <w:sdtContent>
-            <w:tc>
-              <w:tcPr>
-                <w:tcW w:w="1867" w:type="dxa"/>
-                <w:vAlign w:val="center"/>
-              </w:tcPr>
-              <w:p>
-                <w:pPr>
-                  <w:jc w:val="center"/>
-                  <w:rPr>
-                    <w:b/>
-                    <w:bCs/>
-                    <w:i/>
-                    <w:iCs/>
-                    <w:sz w:val="18"/>
-                    <w:szCs w:val="18"/>
-                    <w:u w:val="single"/>
-                  </w:rPr>
-                </w:pPr>
-                <w:r>
-                  <w:rPr>
-                    <w:rStyle w:val="a6"/>
-                    <w:rFonts w:hint="eastAsia"/>
-                    <w:b/>
-                    <w:bCs/>
-                    <w:i/>
-                    <w:iCs/>
-                    <w:color w:val="A6A6A6" w:themeColor="background1" w:themeShade="A6"/>
-                    <w:sz w:val="18"/>
-                    <w:szCs w:val="18"/>
-                    <w:u w:val="single"/>
-                  </w:rPr>
-                  <w:t>담당자명</w:t>
-                </w:r>
-              </w:p>
-            </w:tc>
-          </w:sdtContent>
-        </w:sdt>
-        <w:bookmarkStart w:id="7" w:name="SalesTel" w:displacedByCustomXml="next"/>
-        <w:bookmarkEnd w:id="7" w:displacedByCustomXml="next"/>
-        <w:sdt>
-          <w:sdtPr>
-            <w:rPr>
-              <w:rStyle w:val="9pt"/>
-            </w:rPr>
-            <w:id w:val="-1602870797"/>
-            <w:placeholder>
-              <w:docPart w:val="CCC28B3A311B8F4F88560056E975E4CB"/>
-            </w:placeholder>
-            <w:showingPlcHdr/>
-            <w:text/>
-          </w:sdtPr>
-          <w:sdtEndPr>
-            <w:rPr>
-              <w:rStyle w:val="a0"/>
-              <w:rFonts w:eastAsia="맑은 고딕"/>
-              <w:b w:val="0"/>
-              <w:bCs/>
-              <w:i/>
-              <w:iCs/>
-              <w:color w:val="A6A6A6" w:themeColor="background1" w:themeShade="A6"/>
-              <w:sz w:val="20"/>
-              <w:szCs w:val="18"/>
-              <w:u w:val="single"/>
-            </w:rPr>
-          </w:sdtEndPr>
-          <w:sdtContent>
-            <w:tc>
-              <w:tcPr>
-                <w:tcW w:w="1929" w:type="dxa"/>
-                <w:vAlign w:val="center"/>
-              </w:tcPr>
-              <w:p>
-                <w:pPr>
-                  <w:jc w:val="center"/>
-                  <w:rPr>
-                    <w:b/>
-                    <w:bCs/>
-                    <w:i/>
-                    <w:iCs/>
-                    <w:sz w:val="18"/>
-                    <w:szCs w:val="18"/>
-                    <w:u w:val="single"/>
-                  </w:rPr>
-                </w:pPr>
-                <w:r>
-                  <w:rPr>
-                    <w:rStyle w:val="a6"/>
-                    <w:rFonts w:hint="eastAsia"/>
-                    <w:b/>
-                    <w:bCs/>
-                    <w:i/>
-                    <w:iCs/>
-                    <w:color w:val="A6A6A6" w:themeColor="background1" w:themeShade="A6"/>
-                    <w:sz w:val="18"/>
-                    <w:szCs w:val="18"/>
-                    <w:u w:val="single"/>
-                  </w:rPr>
-                  <w:t>연락처</w:t>
-                </w:r>
-              </w:p>
-            </w:tc>
-          </w:sdtContent>
-        </w:sdt>
-      </w:tr>
-      <w:tr>
-        <w:trPr>
-          <w:trHeight w:val="339"/>
-        </w:trPr>
-        <w:tc>
-          <w:tcPr>
-            <w:tcW w:w="1554" w:type="dxa"/>
-            <w:vMerge/>
-            <w:vAlign w:val="center"/>
-          </w:tcPr>
-          <w:p>
-            <w:pPr>
-              <w:jc w:val="center"/>
-              <w:rPr>
-                <w:sz w:val="18"/>
-                <w:szCs w:val="18"/>
-              </w:rPr>
-            </w:pPr>
-          </w:p>
-        </w:tc>
-        <w:tc>
-          <w:tcPr>
-            <w:tcW w:w="1555" w:type="dxa"/>
-            <w:vMerge/>
-            <w:vAlign w:val="center"/>
-          </w:tcPr>
-          <w:p>
-            <w:pPr>
-              <w:jc w:val="both"/>
-              <w:rPr>
-                <w:sz w:val="18"/>
-                <w:szCs w:val="18"/>
-              </w:rPr>
-            </w:pPr>
-          </w:p>
-        </w:tc>
-        <w:tc>
-          <w:tcPr>
-            <w:tcW w:w="1847" w:type="dxa"/>
-            <w:vMerge/>
-            <w:vAlign w:val="center"/>
-          </w:tcPr>
-          <w:p>
-            <w:pPr>
-              <w:jc w:val="both"/>
-              <w:rPr>
-                <w:sz w:val="18"/>
-                <w:szCs w:val="18"/>
-              </w:rPr>
-            </w:pPr>
-          </w:p>
-        </w:tc>
-        <w:tc>
-          <w:tcPr>
-            <w:tcW w:w="1704" w:type="dxa"/>
-            <w:vAlign w:val="center"/>
-          </w:tcPr>
-          <w:p>
-            <w:pPr>
-              <w:jc w:val="center"/>
-              <w:rPr>
-                <w:sz w:val="18"/>
-                <w:szCs w:val="18"/>
-              </w:rPr>
-            </w:pPr>
-            <w:r>
-              <w:rPr>
-                <w:rFonts w:hint="eastAsia"/>
-                <w:sz w:val="18"/>
-                <w:szCs w:val="18"/>
-              </w:rPr>
-              <w:t>활동내용</w:t>
-            </w:r>
-          </w:p>
-        </w:tc>
-        <w:tc>
-          <w:tcPr>
-            <w:tcW w:w="1867" w:type="dxa"/>
-            <w:gridSpan w:val="2"/>
-            <w:vAlign w:val="center"/>
-          </w:tcPr>
-          <w:p>
-            <w:pPr>
-              <w:jc w:val="center"/>
-              <w:rPr>
-                <w:b/>
-                <w:bCs/>
-                <w:i/>
-                <w:iCs/>
-                <w:sz w:val="18"/>
-                <w:szCs w:val="18"/>
-                <w:u w:val="single"/>
-              </w:rPr>
-            </w:pPr>
-          </w:p>
-        </w:tc>
-      </w:tr>
-      <w:tr>
-        <w:trPr>
-          <w:trHeight w:val="598"/>
-        </w:trPr>
-        <w:tc>
-          <w:tcPr>
-            <w:tcW w:w="1554" w:type="dxa"/>
-            <w:vMerge/>
-            <w:vAlign w:val="center"/>
-          </w:tcPr>
-          <w:p>
-            <w:pPr>
-              <w:jc w:val="center"/>
-              <w:rPr>
-                <w:sz w:val="18"/>
-                <w:szCs w:val="18"/>
-              </w:rPr>
-            </w:pPr>
-          </w:p>
-        </w:tc>
-        <w:tc>
-          <w:tcPr>
-            <w:tcW w:w="1555" w:type="dxa"/>
-            <w:vMerge/>
-            <w:vAlign w:val="center"/>
-          </w:tcPr>
-          <w:p>
-            <w:pPr>
-              <w:jc w:val="both"/>
-              <w:rPr>
-                <w:sz w:val="18"/>
-                <w:szCs w:val="18"/>
-              </w:rPr>
-            </w:pPr>
-          </w:p>
-        </w:tc>
-        <w:tc>
-          <w:tcPr>
-            <w:tcW w:w="7347" w:type="dxa"/>
-            <w:gridSpan w:val="4"/>
-            <w:vAlign w:val="center"/>
-          </w:tcPr>
-          <w:p>
-            <w:pPr>
-              <w:spacing w:line="180" w:lineRule="auto"/>
-              <w:jc w:val="both"/>
-              <w:rPr>
-                <w:sz w:val="18"/>
-                <w:szCs w:val="18"/>
-              </w:rPr>
-            </w:pPr>
-            <w:r>
-              <w:rPr>
-                <w:rFonts w:hint="eastAsia"/>
-                <w:sz w:val="18"/>
-                <w:szCs w:val="18"/>
-              </w:rPr>
-              <w:t>*</w:t>
-            </w:r>
-            <w:r>
-              <w:rPr>
-                <w:rFonts w:hint="eastAsia"/>
-                <w:sz w:val="18"/>
-                <w:szCs w:val="18"/>
-              </w:rPr>
-              <w:t xml:space="preserve"> </w:t>
-            </w:r>
-            <w:r>
-              <w:rPr>
-                <w:sz w:val="18"/>
-                <w:szCs w:val="18"/>
-              </w:rPr>
-              <w:t>외주모집대행사의 영업직원은 사전에 한국환경공단에 등록된 자만 영업이</w:t>
-            </w:r>
-          </w:p>
-          <w:p>
-            <w:pPr>
-              <w:spacing w:line="180" w:lineRule="auto"/>
-              <w:ind w:firstLineChars="100" w:firstLine="180"/>
-              <w:jc w:val="both"/>
-              <w:rPr>
-                <w:sz w:val="18"/>
-                <w:szCs w:val="18"/>
-              </w:rPr>
-            </w:pPr>
-            <w:proofErr w:type="spellStart"/>
-            <w:r>
-              <w:rPr>
-                <w:sz w:val="18"/>
-                <w:szCs w:val="18"/>
-              </w:rPr>
-              <w:t>가능하오니</w:t>
-            </w:r>
-            <w:proofErr w:type="spellEnd"/>
-            <w:r>
-              <w:rPr>
-                <w:sz w:val="18"/>
-                <w:szCs w:val="18"/>
-              </w:rPr>
-              <w:t xml:space="preserve"> 사업수행기관에 필히 확인 후 진행하여 주시기 바랍니다.</w:t>
-            </w:r>
-          </w:p>
-        </w:tc>
-      </w:tr>
-      <w:tr>
-        <w:tblPrEx>
-          <w:tblCellMar>
-            <w:left w:w="99" w:type="dxa"/>
-            <w:right w:w="99" w:type="dxa"/>
-          </w:tblCellMar>
-        </w:tblPrEx>
-        <w:trPr>
-          <w:trHeight w:val="976"/>
-        </w:trPr>
-        <w:tc>
-          <w:tcPr>
-            <w:tcW w:w="1554" w:type="dxa"/>
-            <w:vAlign w:val="center"/>
-          </w:tcPr>
-          <w:p>
-            <w:pPr>
-              <w:jc w:val="center"/>
-              <w:rPr>
-                <w:sz w:val="18"/>
-                <w:szCs w:val="18"/>
-              </w:rPr>
-            </w:pPr>
-            <w:r>
-              <w:rPr>
-                <w:rFonts w:hint="eastAsia"/>
-                <w:sz w:val="18"/>
-                <w:szCs w:val="18"/>
-              </w:rPr>
-              <w:t>의무사항</w:t>
-            </w:r>
-          </w:p>
-        </w:tc>
-        <w:tc>
-          <w:tcPr>
-            <w:tcW w:w="6973" w:type="dxa"/>
-            <w:gridSpan w:val="4"/>
-            <w:vAlign w:val="center"/>
-          </w:tcPr>
-          <w:p>
-            <w:pPr>
-              <w:pStyle w:val="a4"/>
-              <w:numPr>
-                <w:ilvl w:val="0"/>
-                <w:numId w:val="2"/>
-              </w:numPr>
-              <w:wordWrap w:val="0"/>
-              <w:contextualSpacing/>
-              <w:jc w:val="both"/>
-              <w:rPr>
-                <w:sz w:val="18"/>
-                <w:szCs w:val="18"/>
-              </w:rPr>
-            </w:pPr>
-            <w:r>
-              <w:rPr>
-                <w:sz w:val="18"/>
-                <w:szCs w:val="18"/>
-              </w:rPr>
-              <w:t xml:space="preserve">충전시설 소유자가 충전시설을 5년 이내 철거할 경우 본 지침의 사용기간별 </w:t>
-            </w:r>
-            <w:r>
-              <w:rPr>
-                <w:sz w:val="18"/>
-                <w:szCs w:val="18"/>
-              </w:rPr>
-              <w:br/>
-            </w:r>
-            <w:r>
-              <w:rPr>
-                <w:sz w:val="18"/>
-                <w:szCs w:val="18"/>
-              </w:rPr>
-              <w:t>보조금 환수율에 따라 보조금을 환수 조치합니다.</w:t>
-            </w:r>
-          </w:p>
-        </w:tc>
-        <w:tc>
-          <w:tcPr>
-            <w:tcW w:w="1929" w:type="dxa"/>
-            <w:vAlign w:val="center"/>
-          </w:tcPr>
-          <w:p>
-            <w:pPr>
-              <w:jc w:val="center"/>
-              <w:rPr>
-                <w:sz w:val="18"/>
-                <w:szCs w:val="18"/>
-              </w:rPr>
-            </w:pPr>
-            <w:r>
-              <w:rPr>
-                <w:noProof/>
-              </w:rPr>
-              <w:drawing>
-                <wp:anchor distT="0" distB="0" distL="114300" distR="114300" simplePos="0" relativeHeight="487589376" behindDoc="0" locked="0" layoutInCell="1" allowOverlap="1" wp14:anchorId="620DCFF4" wp14:editId="4C6FE5BA">
-                  <wp:simplePos x="0" y="0"/>
-                  <wp:positionH relativeFrom="column">
-                    <wp:posOffset>155575</wp:posOffset>
-                  </wp:positionH>
-                  <wp:positionV relativeFrom="paragraph">
-                    <wp:posOffset>-165100</wp:posOffset>
-                  </wp:positionV>
-                  <wp:extent cx="727075" cy="727075"/>
-                  <wp:effectExtent l="0" t="0" r="0" b="0"/>
-                  <wp:wrapNone/>
-                  <wp:docPr id="2" name="그림 1">
-                    <a:extLst xmlns:a="http://schemas.openxmlformats.org/drawingml/2006/main">
-                      <a:ext uri="{FF2B5EF4-FFF2-40B4-BE49-F238E27FC236}">
-                        <a16:creationId xmlns:a16="http://schemas.microsoft.com/office/drawing/2014/main" id="{70088218-4E66-8C46-8CDD-1755B40204D2}"/>
-                      </a:ext>
-                    </a:extLst>
-                  </wp:docPr>
-                  <wp:cNvGraphicFramePr>
-                    <a:graphicFrameLocks xmlns:a="http://schemas.openxmlformats.org/drawingml/2006/main" noChangeAspect="1"/>
-                  </wp:cNvGraphicFramePr>
-                  <a:graphic xmlns:a="http://schemas.openxmlformats.org/drawingml/2006/main">
-                    <a:graphicData uri="http://schemas.openxmlformats.org/drawingml/2006/picture">
-                      <pic:pic xmlns:pic="http://schemas.openxmlformats.org/drawingml/2006/picture">
-                        <pic:nvPicPr>
-                          <pic:cNvPr id="2" name="그림 1">
-                            <a:extLst>
-                              <a:ext uri="{FF2B5EF4-FFF2-40B4-BE49-F238E27FC236}">
-                                <a16:creationId xmlns:a16="http://schemas.microsoft.com/office/drawing/2014/main" id="{70088218-4E66-8C46-8CDD-1755B40204D2}"/>
-                              </a:ext>
-                            </a:extLst>
-                          </pic:cNvPr>
-                          <pic:cNvPicPr>
-                            <a:picLocks noChangeAspect="1"/>
-                          </pic:cNvPicPr>
-                        </pic:nvPicPr>
-                        <pic:blipFill>
-                          <a:blip r:embed="rId9" cstate="print">
-                            <a:extLst>
-                              <a:ext uri="{28A0092B-C50C-407E-A947-70E740481C1C}">
-                                <a14:useLocalDpi xmlns:a14="http://schemas.microsoft.com/office/drawing/2010/main" val="0"/>
-                              </a:ext>
-                            </a:extLst>
-                          </a:blip>
-                          <a:stretch>
-                            <a:fillRect/>
-                          </a:stretch>
-                        </pic:blipFill>
-                        <pic:spPr>
-                          <a:xfrm>
-                            <a:off x="0" y="0"/>
-                            <a:ext cx="727075" cy="727075"/>
-                          </a:xfrm>
-                          <a:prstGeom prst="rect">
-                            <a:avLst/>
-                          </a:prstGeom>
-                        </pic:spPr>
-                      </pic:pic>
-                    </a:graphicData>
-                  </a:graphic>
-                  <wp14:sizeRelH relativeFrom="margin">
-                    <wp14:pctWidth>0</wp14:pctWidth>
-                  </wp14:sizeRelH>
-                  <wp14:sizeRelV relativeFrom="margin">
-                    <wp14:pctHeight>0</wp14:pctHeight>
-                  </wp14:sizeRelV>
-                </wp:anchor>
-              </w:drawing>
-            </w:r>
-            <w:r>
-              <w:rPr>
-                <w:rFonts w:hint="eastAsia"/>
-                <w:sz w:val="18"/>
-                <w:szCs w:val="18"/>
-              </w:rPr>
-              <w:t>(서명)</w:t>
-            </w:r>
-            <w:r>
-              <w:rPr>
-                <w:noProof/>
-              </w:rPr>
-              <w:t xml:space="preserve"> </w:t>
-            </w:r>
-          </w:p>
-        </w:tc>
-      </w:tr>
-      <w:tr>
-        <w:tblPrEx>
-          <w:tblCellMar>
-            <w:left w:w="99" w:type="dxa"/>
-            <w:right w:w="99" w:type="dxa"/>
-          </w:tblCellMar>
-        </w:tblPrEx>
-        <w:trPr>
-          <w:trHeight w:val="1134"/>
-        </w:trPr>
-        <w:tc>
-          <w:tcPr>
-            <w:tcW w:w="1554" w:type="dxa"/>
-            <w:vAlign w:val="center"/>
-          </w:tcPr>
-          <w:p>
-            <w:pPr>
-              <w:jc w:val="center"/>
-              <w:rPr>
-                <w:sz w:val="18"/>
-                <w:szCs w:val="18"/>
-              </w:rPr>
-            </w:pPr>
-            <w:r>
-              <w:rPr>
-                <w:rFonts w:hint="eastAsia"/>
-                <w:sz w:val="18"/>
-                <w:szCs w:val="18"/>
-              </w:rPr>
-              <w:t>주의사항</w:t>
-            </w:r>
-          </w:p>
-        </w:tc>
-        <w:tc>
-          <w:tcPr>
-            <w:tcW w:w="6973" w:type="dxa"/>
-            <w:gridSpan w:val="4"/>
-            <w:vAlign w:val="center"/>
-          </w:tcPr>
-          <w:p>
-            <w:pPr>
-              <w:pStyle w:val="a4"/>
-              <w:numPr>
-                <w:ilvl w:val="0"/>
-                <w:numId w:val="3"/>
-              </w:numPr>
-              <w:wordWrap w:val="0"/>
-              <w:contextualSpacing/>
-              <w:jc w:val="both"/>
-              <w:rPr>
-                <w:sz w:val="18"/>
-                <w:szCs w:val="18"/>
-              </w:rPr>
-            </w:pPr>
-            <w:r>
-              <w:rPr>
-                <w:sz w:val="18"/>
-                <w:szCs w:val="18"/>
-              </w:rPr>
-              <w:t>충전시설 설치 보조금은 지원 가능한 최대 금액을 말하며, 보조금 한도를 초과하여 발생한 충전시설 설치 비용은 설치신청자 등이 부담함</w:t>
-            </w:r>
-          </w:p>
-          <w:p>
-            <w:pPr>
-              <w:pStyle w:val="a4"/>
-              <w:numPr>
-                <w:ilvl w:val="0"/>
-                <w:numId w:val="3"/>
-              </w:numPr>
-              <w:wordWrap w:val="0"/>
-              <w:contextualSpacing/>
-              <w:jc w:val="both"/>
-              <w:rPr>
-                <w:sz w:val="18"/>
-                <w:szCs w:val="18"/>
-              </w:rPr>
-            </w:pPr>
-            <w:r>
-              <w:rPr>
-                <w:sz w:val="18"/>
-                <w:szCs w:val="18"/>
-              </w:rPr>
-              <w:t>『지방세법』,</w:t>
-            </w:r>
-            <w:proofErr w:type="spellStart"/>
-            <w:r>
-              <w:rPr>
-                <w:sz w:val="18"/>
-                <w:szCs w:val="18"/>
-              </w:rPr>
-              <w:t>에</w:t>
-            </w:r>
-            <w:proofErr w:type="spellEnd"/>
-            <w:r>
-              <w:rPr>
-                <w:sz w:val="18"/>
-                <w:szCs w:val="18"/>
-              </w:rPr>
-              <w:t xml:space="preserve"> 따라 충전시설 설치 시에 취득세, 재산세를 납부하여야 함</w:t>
-            </w:r>
-          </w:p>
-        </w:tc>
-        <w:tc>
-          <w:tcPr>
-            <w:tcW w:w="1929" w:type="dxa"/>
-            <w:vAlign w:val="center"/>
-          </w:tcPr>
-          <w:p>
-            <w:pPr>
-              <w:jc w:val="center"/>
-              <w:rPr>
-                <w:sz w:val="18"/>
-                <w:szCs w:val="18"/>
-              </w:rPr>
-            </w:pPr>
-            <w:r>
-              <w:rPr>
-                <w:noProof/>
-              </w:rPr>
-              <w:drawing>
-                <wp:anchor distT="0" distB="0" distL="114300" distR="114300" simplePos="0" relativeHeight="487590400" behindDoc="0" locked="0" layoutInCell="1" allowOverlap="1" wp14:anchorId="3CAC7822" wp14:editId="0720B02A">
-                  <wp:simplePos x="0" y="0"/>
-                  <wp:positionH relativeFrom="column">
-                    <wp:posOffset>154305</wp:posOffset>
-                  </wp:positionH>
-                  <wp:positionV relativeFrom="paragraph">
-                    <wp:posOffset>-83185</wp:posOffset>
-                  </wp:positionV>
-                  <wp:extent cx="727075" cy="727075"/>
-                  <wp:effectExtent l="0" t="0" r="0" b="0"/>
-                  <wp:wrapNone/>
-                  <wp:docPr id="1824324302" name="그림 1">
-                    <a:extLst xmlns:a="http://schemas.openxmlformats.org/drawingml/2006/main">
-                      <a:ext uri="{FF2B5EF4-FFF2-40B4-BE49-F238E27FC236}">
-                        <a16:creationId xmlns:a16="http://schemas.microsoft.com/office/drawing/2014/main" id="{70088218-4E66-8C46-8CDD-1755B40204D2}"/>
-                      </a:ext>
-                    </a:extLst>
-                  </wp:docPr>
-                  <wp:cNvGraphicFramePr>
-                    <a:graphicFrameLocks xmlns:a="http://schemas.openxmlformats.org/drawingml/2006/main" noChangeAspect="1"/>
-                  </wp:cNvGraphicFramePr>
-                  <a:graphic xmlns:a="http://schemas.openxmlformats.org/drawingml/2006/main">
-                    <a:graphicData uri="http://schemas.openxmlformats.org/drawingml/2006/picture">
-                      <pic:pic xmlns:pic="http://schemas.openxmlformats.org/drawingml/2006/picture">
-                        <pic:nvPicPr>
-                          <pic:cNvPr id="2" name="그림 1">
-                            <a:extLst>
-                              <a:ext uri="{FF2B5EF4-FFF2-40B4-BE49-F238E27FC236}">
-                                <a16:creationId xmlns:a16="http://schemas.microsoft.com/office/drawing/2014/main" id="{70088218-4E66-8C46-8CDD-1755B40204D2}"/>
-                              </a:ext>
-                            </a:extLst>
-                          </pic:cNvPr>
-                          <pic:cNvPicPr>
-                            <a:picLocks noChangeAspect="1"/>
-                          </pic:cNvPicPr>
-                        </pic:nvPicPr>
-                        <pic:blipFill>
-                          <a:blip r:embed="rId9" cstate="print">
-                            <a:extLst>
-                              <a:ext uri="{28A0092B-C50C-407E-A947-70E740481C1C}">
-                                <a14:useLocalDpi xmlns:a14="http://schemas.microsoft.com/office/drawing/2010/main" val="0"/>
-                              </a:ext>
-                            </a:extLst>
-                          </a:blip>
-                          <a:stretch>
-                            <a:fillRect/>
-                          </a:stretch>
-                        </pic:blipFill>
-                        <pic:spPr>
-                          <a:xfrm>
-                            <a:off x="0" y="0"/>
-                            <a:ext cx="727075" cy="727075"/>
-                          </a:xfrm>
-                          <a:prstGeom prst="rect">
-                            <a:avLst/>
-                          </a:prstGeom>
-                        </pic:spPr>
-                      </pic:pic>
-                    </a:graphicData>
-                  </a:graphic>
-                  <wp14:sizeRelH relativeFrom="margin">
-                    <wp14:pctWidth>0</wp14:pctWidth>
-                  </wp14:sizeRelH>
-                  <wp14:sizeRelV relativeFrom="margin">
-                    <wp14:pctHeight>0</wp14:pctHeight>
-                  </wp14:sizeRelV>
-                </wp:anchor>
-              </w:drawing>
-            </w:r>
-            <w:r>
-              <w:rPr>
-                <w:rFonts w:hint="eastAsia"/>
-                <w:sz w:val="18"/>
-                <w:szCs w:val="18"/>
-              </w:rPr>
-              <w:t>(서명)</w:t>
-            </w:r>
-            <w:r>
-              <w:rPr>
-                <w:noProof/>
-              </w:rPr>
-              <w:t xml:space="preserve"> </w:t>
-            </w:r>
-          </w:p>
-        </w:tc>
-      </w:tr>
-      <w:tr>
-        <w:trPr>
-          <w:trHeight w:val="1134"/>
-        </w:trPr>
-        <w:tc>
-          <w:tcPr>
-            <w:tcW w:w="1554" w:type="dxa"/>
-            <w:vAlign w:val="center"/>
-          </w:tcPr>
-          <w:p>
-            <w:pPr>
-              <w:jc w:val="center"/>
-              <w:rPr>
-                <w:sz w:val="18"/>
-                <w:szCs w:val="18"/>
-              </w:rPr>
-            </w:pPr>
-            <w:r>
-              <w:rPr>
-                <w:rFonts w:hint="eastAsia"/>
-                <w:sz w:val="18"/>
-                <w:szCs w:val="18"/>
-              </w:rPr>
-              <w:t>충전기</w:t>
-            </w:r>
-          </w:p>
-          <w:p>
-            <w:pPr>
-              <w:jc w:val="center"/>
-              <w:rPr>
-                <w:sz w:val="18"/>
-                <w:szCs w:val="18"/>
-              </w:rPr>
-            </w:pPr>
-            <w:r>
-              <w:rPr>
-                <w:rFonts w:hint="eastAsia"/>
-                <w:sz w:val="18"/>
-                <w:szCs w:val="18"/>
-              </w:rPr>
-              <w:t>위치정보</w:t>
-            </w:r>
-          </w:p>
-          <w:p>
-            <w:pPr>
-              <w:jc w:val="center"/>
-              <w:rPr>
-                <w:sz w:val="18"/>
-                <w:szCs w:val="18"/>
-              </w:rPr>
-            </w:pPr>
-            <w:r>
-              <w:rPr>
-                <w:rFonts w:hint="eastAsia"/>
-                <w:sz w:val="18"/>
-                <w:szCs w:val="18"/>
-              </w:rPr>
-              <w:t>표시 안내</w:t>
-            </w:r>
-          </w:p>
-        </w:tc>
-        <w:tc>
-          <w:tcPr>
-            <w:tcW w:w="6973" w:type="dxa"/>
-            <w:gridSpan w:val="4"/>
-            <w:vAlign w:val="center"/>
-          </w:tcPr>
-          <w:p>
-            <w:pPr>
-              <w:pStyle w:val="a4"/>
-              <w:numPr>
-                <w:ilvl w:val="0"/>
-                <w:numId w:val="4"/>
-              </w:numPr>
-              <w:wordWrap w:val="0"/>
-              <w:contextualSpacing/>
-              <w:jc w:val="both"/>
-              <w:rPr>
-                <w:sz w:val="18"/>
-                <w:szCs w:val="18"/>
-              </w:rPr>
-            </w:pPr>
-            <w:r>
-              <w:rPr>
-                <w:b/>
-                <w:bCs/>
-                <w:sz w:val="18"/>
-                <w:szCs w:val="18"/>
-                <w:u w:val="single"/>
-              </w:rPr>
-              <w:t>모든 전기자동차 이용자가 제한 없이 사용 가능토록 개방</w:t>
-            </w:r>
-          </w:p>
-          <w:p>
-            <w:pPr>
-              <w:pStyle w:val="a4"/>
-              <w:numPr>
-                <w:ilvl w:val="0"/>
-                <w:numId w:val="4"/>
-              </w:numPr>
-              <w:wordWrap w:val="0"/>
-              <w:contextualSpacing/>
-              <w:jc w:val="both"/>
-              <w:rPr>
-                <w:sz w:val="18"/>
-                <w:szCs w:val="18"/>
-              </w:rPr>
-            </w:pPr>
-            <w:r>
-              <w:rPr>
-                <w:sz w:val="18"/>
-                <w:szCs w:val="18"/>
-              </w:rPr>
-              <w:t xml:space="preserve">무공해차 </w:t>
-            </w:r>
-            <w:proofErr w:type="spellStart"/>
-            <w:r>
-              <w:rPr>
-                <w:sz w:val="18"/>
-                <w:szCs w:val="18"/>
-              </w:rPr>
-              <w:t>통합누리집에</w:t>
-            </w:r>
-            <w:proofErr w:type="spellEnd"/>
-            <w:r>
-              <w:rPr>
-                <w:sz w:val="18"/>
-                <w:szCs w:val="18"/>
-              </w:rPr>
-              <w:t xml:space="preserve"> 위치, 상태정보 표시</w:t>
-            </w:r>
-          </w:p>
-          <w:p>
-            <w:pPr>
-              <w:pStyle w:val="a4"/>
-              <w:numPr>
-                <w:ilvl w:val="0"/>
-                <w:numId w:val="4"/>
-              </w:numPr>
-              <w:wordWrap w:val="0"/>
-              <w:spacing w:line="180" w:lineRule="auto"/>
-              <w:contextualSpacing/>
-              <w:jc w:val="both"/>
-              <w:rPr>
-                <w:sz w:val="18"/>
-                <w:szCs w:val="18"/>
-              </w:rPr>
-            </w:pPr>
-            <w:r>
-              <w:rPr>
-                <w:sz w:val="18"/>
-                <w:szCs w:val="18"/>
-              </w:rPr>
-              <w:t xml:space="preserve">외부인의 출입을 제한하더라도 무공해차 </w:t>
-            </w:r>
-            <w:proofErr w:type="spellStart"/>
-            <w:r>
-              <w:rPr>
-                <w:sz w:val="18"/>
-                <w:szCs w:val="18"/>
-              </w:rPr>
-              <w:t>통합누리집에</w:t>
-            </w:r>
-            <w:proofErr w:type="spellEnd"/>
-            <w:r>
-              <w:rPr>
-                <w:sz w:val="18"/>
-                <w:szCs w:val="18"/>
-              </w:rPr>
-              <w:t xml:space="preserve"> 충전시설 위치, </w:t>
-            </w:r>
-            <w:r>
-              <w:rPr>
-                <w:sz w:val="18"/>
-                <w:szCs w:val="18"/>
-              </w:rPr>
-              <w:br/>
-            </w:r>
-            <w:r>
-              <w:rPr>
-                <w:sz w:val="18"/>
-                <w:szCs w:val="18"/>
-              </w:rPr>
-              <w:t>상태정보, 이용 가능자의 범위 표시</w:t>
-            </w:r>
-          </w:p>
-        </w:tc>
-        <w:tc>
-          <w:tcPr>
-            <w:tcW w:w="1929" w:type="dxa"/>
-            <w:vAlign w:val="center"/>
-          </w:tcPr>
-          <w:p>
-            <w:pPr>
-              <w:jc w:val="center"/>
-              <w:rPr>
-                <w:sz w:val="18"/>
-                <w:szCs w:val="18"/>
-              </w:rPr>
-            </w:pPr>
-            <w:r>
-              <w:rPr>
-                <w:rFonts w:hint="eastAsia"/>
-                <w:sz w:val="18"/>
-                <w:szCs w:val="18"/>
-              </w:rPr>
-              <w:t>(서명)</w:t>
-            </w:r>
-          </w:p>
-        </w:tc>
-      </w:tr>
-      <w:tr>
-        <w:tc>
-          <w:tcPr>
-            <w:tcW w:w="1554" w:type="dxa"/>
-            <w:vMerge w:val="restart"/>
-            <w:vAlign w:val="center"/>
-          </w:tcPr>
-          <w:p>
-            <w:pPr>
-              <w:jc w:val="center"/>
-              <w:rPr>
-                <w:sz w:val="18"/>
-                <w:szCs w:val="18"/>
-              </w:rPr>
-            </w:pPr>
-            <w:r>
-              <w:rPr>
-                <w:rFonts w:hint="eastAsia"/>
-                <w:sz w:val="18"/>
-                <w:szCs w:val="18"/>
-              </w:rPr>
-              <w:t>설치수량</w:t>
-            </w:r>
-          </w:p>
-          <w:p>
-            <w:pPr>
-              <w:jc w:val="center"/>
-              <w:rPr>
-                <w:sz w:val="18"/>
-                <w:szCs w:val="18"/>
-              </w:rPr>
-            </w:pPr>
-            <w:r>
-              <w:rPr>
-                <w:rFonts w:hint="eastAsia"/>
-                <w:sz w:val="18"/>
-                <w:szCs w:val="18"/>
-              </w:rPr>
-              <w:t>및 요금</w:t>
-            </w:r>
-          </w:p>
-        </w:tc>
-        <w:tc>
-          <w:tcPr>
-            <w:tcW w:w="1555" w:type="dxa"/>
-            <w:vMerge w:val="restart"/>
-            <w:vAlign w:val="center"/>
-          </w:tcPr>
-          <w:p>
-            <w:pPr>
-              <w:jc w:val="center"/>
-              <w:rPr>
-                <w:sz w:val="18"/>
-                <w:szCs w:val="18"/>
-              </w:rPr>
-            </w:pPr>
-            <w:r>
-              <w:rPr>
-                <w:rFonts w:hint="eastAsia"/>
-                <w:sz w:val="18"/>
-                <w:szCs w:val="18"/>
-              </w:rPr>
-              <w:t>희망수량</w:t>
-            </w:r>
-          </w:p>
-        </w:tc>
-        <w:tc>
-          <w:tcPr>
-            <w:tcW w:w="1928" w:type="dxa"/>
-            <w:gridSpan w:val="2"/>
-            <w:vAlign w:val="center"/>
-          </w:tcPr>
-          <w:p>
-            <w:pPr>
-              <w:spacing w:line="180" w:lineRule="auto"/>
-              <w:jc w:val="center"/>
-              <w:rPr>
-                <w:sz w:val="18"/>
-                <w:szCs w:val="18"/>
-              </w:rPr>
-            </w:pPr>
-            <w:r>
-              <w:rPr>
-                <w:rFonts w:hint="eastAsia"/>
-                <w:sz w:val="18"/>
-                <w:szCs w:val="18"/>
-              </w:rPr>
-              <w:t>7kW 이상 ~ 11kW 미만</w:t>
-            </w:r>
-          </w:p>
-        </w:tc>
-        <w:tc>
-          <w:tcPr>
-            <w:tcW w:w="1928" w:type="dxa"/>
-            <w:gridSpan w:val="2"/>
-            <w:vAlign w:val="center"/>
-          </w:tcPr>
-          <w:p>
-            <w:pPr>
-              <w:jc w:val="right"/>
-              <w:rPr>
-                <w:sz w:val="18"/>
-                <w:szCs w:val="18"/>
-              </w:rPr>
-            </w:pPr>
-            <w:sdt>
-              <w:sdtPr>
-                <w:rPr>
-                  <w:rStyle w:val="9pt"/>
-                  <w:rFonts w:hint="eastAsia"/>
-                </w:rPr>
-                <w:id w:val="390864121"/>
-                <w:placeholder>
-                  <w:docPart w:val="351CAB3454262F46A4936CD891704151"/>
-                </w:placeholder>
-                <w:showingPlcHdr/>
-                <w:text/>
-              </w:sdtPr>
-              <w:sdtEndPr>
-                <w:rPr>
-                  <w:rStyle w:val="a0"/>
-                  <w:rFonts w:eastAsia="맑은 고딕"/>
-                  <w:b w:val="0"/>
-                  <w:bCs/>
-                  <w:i/>
-                  <w:iCs/>
-                  <w:color w:val="A6A6A6" w:themeColor="background1" w:themeShade="A6"/>
-                  <w:sz w:val="16"/>
-                  <w:szCs w:val="16"/>
-                  <w:u w:val="single"/>
-                </w:rPr>
-              </w:sdtEndPr>
-              <w:sdtContent>
-                <w:r>
-                  <w:rPr>
-                    <w:rStyle w:val="a6"/>
-                    <w:rFonts w:hint="eastAsia"/>
-                    <w:b/>
-                    <w:bCs/>
-                    <w:i/>
-                    <w:iCs/>
-                    <w:color w:val="A6A6A6" w:themeColor="background1" w:themeShade="A6"/>
-                    <w:sz w:val="18"/>
-                    <w:szCs w:val="18"/>
-                    <w:u w:val="single"/>
-                  </w:rPr>
-                  <w:t xml:space="preserve">OO </w:t>
-                </w:r>
-              </w:sdtContent>
-            </w:sdt>
-            <w:r>
-              <w:rPr>
-                <w:rFonts w:hint="eastAsia"/>
-                <w:sz w:val="18"/>
-                <w:szCs w:val="18"/>
-              </w:rPr>
-              <w:t xml:space="preserve"> 기 </w:t>
-            </w:r>
-          </w:p>
-        </w:tc>
-      </w:tr>
-      <w:tr>
-        <w:tc>
-          <w:tcPr>
-            <w:tcW w:w="1554" w:type="dxa"/>
-            <w:vMerge/>
-            <w:vAlign w:val="center"/>
-          </w:tcPr>
-          <w:p>
-            <w:pPr>
-              <w:jc w:val="center"/>
-              <w:rPr>
-                <w:sz w:val="18"/>
-                <w:szCs w:val="18"/>
-              </w:rPr>
-            </w:pPr>
-          </w:p>
-        </w:tc>
-        <w:tc>
-          <w:tcPr>
-            <w:tcW w:w="1555" w:type="dxa"/>
-            <w:vMerge/>
-            <w:vAlign w:val="center"/>
-          </w:tcPr>
-          <w:p>
-            <w:pPr>
-              <w:jc w:val="center"/>
-              <w:rPr>
-                <w:sz w:val="18"/>
-                <w:szCs w:val="18"/>
-              </w:rPr>
-            </w:pPr>
-          </w:p>
-        </w:tc>
-        <w:tc>
-          <w:tcPr>
-            <w:tcW w:w="1928" w:type="dxa"/>
-            <w:gridSpan w:val="2"/>
-            <w:vAlign w:val="center"/>
-          </w:tcPr>
-          <w:p>
-            <w:pPr>
-              <w:spacing w:line="180" w:lineRule="auto"/>
-              <w:jc w:val="center"/>
-              <w:rPr>
-                <w:sz w:val="18"/>
-                <w:szCs w:val="18"/>
-              </w:rPr>
-            </w:pPr>
-            <w:r>
-              <w:rPr>
-                <w:rFonts w:hint="eastAsia"/>
-                <w:sz w:val="18"/>
-                <w:szCs w:val="18"/>
-              </w:rPr>
-              <w:t>11kW 이상 ~ 30kW 미만</w:t>
-            </w:r>
-          </w:p>
-        </w:tc>
-        <w:tc>
-          <w:tcPr>
-            <w:tcW w:w="1929" w:type="dxa"/>
-            <w:gridSpan w:val="2"/>
-            <w:vAlign w:val="center"/>
-          </w:tcPr>
-          <w:p>
-            <w:pPr>
-              <w:jc w:val="right"/>
-              <w:rPr>
-                <w:sz w:val="18"/>
-                <w:szCs w:val="18"/>
-              </w:rPr>
-            </w:pPr>
-            <w:r>
-              <w:rPr>
-                <w:rFonts w:hint="eastAsia"/>
-                <w:sz w:val="18"/>
-                <w:szCs w:val="18"/>
-              </w:rPr>
-              <w:t>기</w:t>
-            </w:r>
-          </w:p>
-        </w:tc>
-      </w:tr>
-      <w:tr>
-        <w:tc>
-          <w:tcPr>
-            <w:tcW w:w="1554" w:type="dxa"/>
-            <w:vMerge/>
-            <w:vAlign w:val="center"/>
-          </w:tcPr>
-          <w:p>
-            <w:pPr>
-              <w:jc w:val="center"/>
-              <w:rPr>
-                <w:sz w:val="18"/>
-                <w:szCs w:val="18"/>
-              </w:rPr>
-            </w:pPr>
-          </w:p>
-        </w:tc>
-        <w:tc>
-          <w:tcPr>
-            <w:tcW w:w="1555" w:type="dxa"/>
-            <w:vMerge/>
-            <w:vAlign w:val="center"/>
-          </w:tcPr>
-          <w:p>
-            <w:pPr>
-              <w:jc w:val="center"/>
-              <w:rPr>
-                <w:sz w:val="18"/>
-                <w:szCs w:val="18"/>
-              </w:rPr>
-            </w:pPr>
-          </w:p>
-        </w:tc>
-        <w:tc>
-          <w:tcPr>
-            <w:tcW w:w="1928" w:type="dxa"/>
-            <w:gridSpan w:val="2"/>
-            <w:vAlign w:val="center"/>
-          </w:tcPr>
-          <w:p>
-            <w:pPr>
-              <w:spacing w:line="180" w:lineRule="auto"/>
-              <w:jc w:val="center"/>
-              <w:rPr>
-                <w:sz w:val="18"/>
-                <w:szCs w:val="18"/>
-              </w:rPr>
-            </w:pPr>
-            <w:r>
-              <w:rPr>
-                <w:rFonts w:hint="eastAsia"/>
-                <w:sz w:val="18"/>
-                <w:szCs w:val="18"/>
-              </w:rPr>
-              <w:t>전력분배형</w:t>
-            </w:r>
-          </w:p>
-        </w:tc>
-        <w:tc>
-          <w:tcPr>
-            <w:tcW w:w="2449" w:type="dxa"/>
-            <w:gridSpan w:val="2"/>
-            <w:vAlign w:val="center"/>
-          </w:tcPr>
-          <w:p>
-            <w:pPr>
-              <w:jc w:val="center"/>
-              <w:rPr>
-                <w:sz w:val="18"/>
-                <w:szCs w:val="18"/>
-              </w:rPr>
-            </w:pPr>
-            <w:r>
-              <w:rPr>
-                <w:rFonts w:hint="eastAsia"/>
-                <w:sz w:val="18"/>
-                <w:szCs w:val="18"/>
-              </w:rPr>
-              <w:t>kW    기(케이블     개)</w:t>
-            </w:r>
-          </w:p>
-        </w:tc>
-      </w:tr>
-      <w:tr>
-        <w:trPr>
-          <w:trHeight w:val="391"/>
-        </w:trPr>
-        <w:tc>
-          <w:tcPr>
-            <w:tcW w:w="1554" w:type="dxa"/>
-            <w:vMerge/>
-            <w:vAlign w:val="center"/>
-          </w:tcPr>
-          <w:p>
-            <w:pPr>
-              <w:jc w:val="center"/>
-              <w:rPr>
-                <w:sz w:val="18"/>
-                <w:szCs w:val="18"/>
-              </w:rPr>
-            </w:pPr>
-          </w:p>
-        </w:tc>
-        <w:tc>
-          <w:tcPr>
-            <w:tcW w:w="1555" w:type="dxa"/>
-            <w:vAlign w:val="center"/>
-          </w:tcPr>
-          <w:p>
-            <w:pPr>
-              <w:jc w:val="center"/>
-              <w:rPr>
-                <w:sz w:val="18"/>
-                <w:szCs w:val="18"/>
-              </w:rPr>
-            </w:pPr>
-            <w:r>
-              <w:rPr>
-                <w:rFonts w:hint="eastAsia"/>
-                <w:sz w:val="18"/>
-                <w:szCs w:val="18"/>
-              </w:rPr>
-              <w:t>결제방식</w:t>
-            </w:r>
-          </w:p>
-        </w:tc>
-        <w:tc>
-          <w:tcPr>
-            <w:tcW w:w="7347" w:type="dxa"/>
-            <w:gridSpan w:val="4"/>
-            <w:vAlign w:val="center"/>
-          </w:tcPr>
-          <w:p>
-            <w:pPr>
-              <w:jc w:val="center"/>
-              <w:rPr>
-                <w:sz w:val="18"/>
-                <w:szCs w:val="18"/>
-              </w:rPr>
-            </w:pPr>
-            <w:r>
-              <w:rPr>
-                <w:rFonts w:hint="eastAsia"/>
-                <w:sz w:val="18"/>
-                <w:szCs w:val="18"/>
-              </w:rPr>
-              <w:t>■</w:t>
-            </w:r>
-            <w:r>
-              <w:rPr>
-                <w:rFonts w:hint="eastAsia"/>
-                <w:sz w:val="18"/>
-                <w:szCs w:val="18"/>
-              </w:rPr>
-              <w:t xml:space="preserve"> 현장결제(비회원 결제가능)       ■</w:t>
-            </w:r>
-            <w:r>
-              <w:rPr>
-                <w:sz w:val="18"/>
-                <w:szCs w:val="18"/>
-              </w:rPr>
-              <w:t xml:space="preserve"> </w:t>
-            </w:r>
-            <w:r>
-              <w:rPr>
-                <w:rFonts w:hint="eastAsia"/>
-                <w:sz w:val="18"/>
-                <w:szCs w:val="18"/>
-              </w:rPr>
-              <w:t>후불청구(회원결제)</w:t>
-            </w:r>
-          </w:p>
-        </w:tc>
-      </w:tr>
-      <w:tr>
-        <w:trPr>
-          <w:trHeight w:val="411"/>
-        </w:trPr>
-        <w:tc>
-          <w:tcPr>
-            <w:tcW w:w="1554" w:type="dxa"/>
-            <w:vMerge/>
-            <w:vAlign w:val="center"/>
-          </w:tcPr>
-          <w:p>
-            <w:pPr>
-              <w:jc w:val="center"/>
-              <w:rPr>
-                <w:sz w:val="18"/>
-                <w:szCs w:val="18"/>
-              </w:rPr>
-            </w:pPr>
-          </w:p>
-        </w:tc>
-        <w:tc>
-          <w:tcPr>
-            <w:tcW w:w="1555" w:type="dxa"/>
-            <w:vAlign w:val="center"/>
-          </w:tcPr>
-          <w:p>
-            <w:pPr>
-              <w:jc w:val="center"/>
-              <w:rPr>
-                <w:sz w:val="18"/>
-                <w:szCs w:val="18"/>
-              </w:rPr>
-            </w:pPr>
-            <w:r>
-              <w:rPr>
-                <w:rFonts w:hint="eastAsia"/>
-                <w:sz w:val="18"/>
-                <w:szCs w:val="18"/>
-              </w:rPr>
-              <w:t>기타사항</w:t>
-            </w:r>
-          </w:p>
-        </w:tc>
-        <w:tc>
-          <w:tcPr>
-            <w:tcW w:w="7347" w:type="dxa"/>
-            <w:gridSpan w:val="4"/>
-            <w:vAlign w:val="center"/>
-          </w:tcPr>
-          <w:p>
-            <w:pPr>
-              <w:jc w:val="both"/>
-              <w:rPr>
-                <w:sz w:val="18"/>
-                <w:szCs w:val="18"/>
-              </w:rPr>
-            </w:pPr>
-          </w:p>
-        </w:tc>
-      </w:tr>
-      <w:tr>
-        <w:trPr>
-          <w:trHeight w:val="2915"/>
-        </w:trPr>
-        <w:tc>
-          <w:tcPr>
-            <w:tcW w:w="10456" w:type="dxa"/>
-            <w:gridSpan w:val="6"/>
-          </w:tcPr>
-          <w:p>
-            <w:pPr>
-              <w:ind w:firstLineChars="100" w:firstLine="180"/>
-              <w:jc w:val="both"/>
-              <w:rPr>
-                <w:sz w:val="18"/>
-                <w:szCs w:val="18"/>
-              </w:rPr>
-            </w:pPr>
-          </w:p>
-          <w:p>
-            <w:pPr>
-              <w:ind w:firstLineChars="100" w:firstLine="240"/>
-              <w:jc w:val="both"/>
-              <w:rPr>
-                <w:sz w:val="24"/>
-              </w:rPr>
-            </w:pPr>
-            <w:r>
-              <w:rPr>
-                <w:sz w:val="24"/>
-              </w:rPr>
-              <w:t xml:space="preserve">2026년도 전기차 공용 </w:t>
-            </w:r>
-            <w:proofErr w:type="spellStart"/>
-            <w:r>
-              <w:rPr>
-                <w:sz w:val="24"/>
-              </w:rPr>
-              <w:t>완속충전시설</w:t>
-            </w:r>
-            <w:proofErr w:type="spellEnd"/>
-            <w:r>
-              <w:rPr>
-                <w:sz w:val="24"/>
-              </w:rPr>
-              <w:t xml:space="preserve"> 설치 보조사업과 관련하여 신청서에 기입한 사항이 틀림</w:t>
-            </w:r>
-            <w:r>
-              <w:rPr>
-                <w:rFonts w:hint="eastAsia"/>
-                <w:sz w:val="24"/>
-              </w:rPr>
-              <w:t xml:space="preserve"> </w:t>
-            </w:r>
-            <w:r>
-              <w:rPr>
-                <w:sz w:val="24"/>
-              </w:rPr>
-              <w:t>없음을 확인하고 제출합니다.</w:t>
-            </w:r>
-          </w:p>
-          <w:p>
-            <w:pPr>
-              <w:jc w:val="both"/>
-              <w:rPr>
-                <w:sz w:val="18"/>
-                <w:szCs w:val="18"/>
-              </w:rPr>
-            </w:pPr>
-          </w:p>
-          <w:p>
-            <w:pPr>
-              <w:jc w:val="center"/>
-              <w:rPr>
-                <w:sz w:val="24"/>
-              </w:rPr>
-            </w:pPr>
-            <w:sdt>
-              <w:sdtPr>
-                <w:rPr>
-                  <w:sz w:val="24"/>
-                </w:rPr>
-                <w:alias w:val="별지5호-연도"/>
-                <w:tag w:val="contractYear"/>
-                <w:id w:val="900000201"/>
-                <w:text/>
-              </w:sdtPr>
-              <w:sdtContent>
-                <w:r>
-                  <w:rPr>
-                    <w:sz w:val="24"/>
-                  </w:rPr>
-                  <w:t xml:space="preserve">2026</w:t>
-                </w:r>
-              </w:sdtContent>
-            </w:sdt>
-            <w:r>
-              <w:rPr>
-                <w:sz w:val="24"/>
-              </w:rPr>
-              <w:t xml:space="preserve">년 </w:t>
-            </w:r>
-            <w:sdt>
-              <w:sdtPr>
-                <w:rPr>
-                  <w:rStyle w:val="12pt"/>
-                  <w:rFonts w:hint="eastAsia"/>
-                </w:rPr>
-                <w:id w:val="-331451839"/>
-                <w:placeholder>
-                  <w:docPart w:val="8BE69FF8C04DAB4995FBE98D29C29C5F"/>
-                </w:placeholder>
-                <w:showingPlcHdr/>
-                <w:text/>
-              </w:sdtPr>
-              <w:sdtEndPr>
-                <w:rPr>
-                  <w:rStyle w:val="a0"/>
-                  <w:rFonts w:eastAsia="맑은 고딕"/>
-                  <w:b/>
-                  <w:bCs/>
-                  <w:i/>
-                  <w:iCs/>
-                  <w:color w:val="A6A6A6" w:themeColor="background1" w:themeShade="A6"/>
-                  <w:sz w:val="16"/>
-                  <w:szCs w:val="16"/>
-                  <w:u w:val="single"/>
-                </w:rPr>
-              </w:sdtEndPr>
-              <w:sdtContent>
-                <w:r>
-                  <w:rPr>
-                    <w:rStyle w:val="a6"/>
-                    <w:rFonts w:hint="eastAsia"/>
-                    <w:b/>
-                    <w:bCs/>
-                    <w:i/>
-                    <w:iCs/>
-                    <w:color w:val="A6A6A6" w:themeColor="background1" w:themeShade="A6"/>
-                    <w:sz w:val="24"/>
-                    <w:u w:val="single"/>
-                  </w:rPr>
-                  <w:t xml:space="preserve">OO </w:t>
-                </w:r>
-              </w:sdtContent>
-            </w:sdt>
-            <w:bookmarkStart w:id="8" w:name="ContMonth4"/>
-            <w:bookmarkEnd w:id="8"/>
-            <w:r>
-              <w:rPr>
-                <w:sz w:val="24"/>
-              </w:rPr>
-              <w:t xml:space="preserve">월 </w:t>
-            </w:r>
-            <w:sdt>
-              <w:sdtPr>
-                <w:rPr>
-                  <w:rStyle w:val="12pt"/>
-                  <w:rFonts w:hint="eastAsia"/>
-                </w:rPr>
-                <w:id w:val="1586042883"/>
-                <w:placeholder>
-                  <w:docPart w:val="DDB290F9FAB7E64083AA9F47895A5DA6"/>
-                </w:placeholder>
-                <w:showingPlcHdr/>
-                <w:text/>
-              </w:sdtPr>
-              <w:sdtEndPr>
-                <w:rPr>
-                  <w:rStyle w:val="a0"/>
-                  <w:rFonts w:eastAsia="맑은 고딕"/>
-                  <w:b/>
-                  <w:bCs/>
-                  <w:i/>
-                  <w:iCs/>
-                  <w:color w:val="A6A6A6" w:themeColor="background1" w:themeShade="A6"/>
-                  <w:sz w:val="20"/>
-                  <w:u w:val="single"/>
-                </w:rPr>
-              </w:sdtEndPr>
-              <w:sdtContent>
-                <w:r>
-                  <w:rPr>
-                    <w:rStyle w:val="a6"/>
-                    <w:rFonts w:hint="eastAsia"/>
-                    <w:b/>
-                    <w:bCs/>
-                    <w:i/>
-                    <w:iCs/>
-                    <w:color w:val="A6A6A6" w:themeColor="background1" w:themeShade="A6"/>
-                    <w:sz w:val="24"/>
-                    <w:u w:val="single"/>
-                  </w:rPr>
-                  <w:t xml:space="preserve">OO </w:t>
-                </w:r>
-              </w:sdtContent>
-            </w:sdt>
-            <w:bookmarkStart w:id="9" w:name="ContDay4"/>
-            <w:bookmarkEnd w:id="9"/>
-            <w:r>
-              <w:rPr>
-                <w:sz w:val="24"/>
-              </w:rPr>
-              <w:t>일</w:t>
-            </w:r>
-          </w:p>
-          <w:p>
-            <w:pPr>
-              <w:jc w:val="center"/>
-              <w:rPr>
-                <w:sz w:val="24"/>
-              </w:rPr>
-            </w:pPr>
-          </w:p>
-          <w:p>
-            <w:pPr>
-              <w:jc w:val="right"/>
-              <w:rPr>
-                <w:sz w:val="24"/>
-              </w:rPr>
-            </w:pPr>
-            <w:r>
-              <w:rPr>
-                <w:rFonts w:hint="eastAsia"/>
-                <w:sz w:val="24"/>
-              </w:rPr>
-              <w:t xml:space="preserve">신청자 </w:t>
-            </w:r>
-            <w:r>
-              <w:rPr>
-                <w:rFonts w:hint="eastAsia"/>
-                <w:sz w:val="24"/>
-              </w:rPr>
-              <w:t xml:space="preserve">: </w:t>
-            </w:r>
-            <w:bookmarkStart w:id="10" w:name="CustName5"/>
-            <w:bookmarkEnd w:id="10"/>
-            <w:sdt>
-              <w:sdtPr>
-                <w:rPr>
-                  <w:rStyle w:val="12pt"/>
-                </w:rPr>
-                <w:id w:val="604467492"/>
-                <w:placeholder>
-                  <w:docPart w:val="980866357EB5DE44BCD89361C3C00336"/>
-                </w:placeholder>
-                <w:showingPlcHdr/>
-                <w:text/>
-              </w:sdtPr>
-              <w:sdtEndPr>
-                <w:rPr>
-                  <w:rStyle w:val="1"/>
-                  <w:b/>
-                  <w:sz w:val="16"/>
-                </w:rPr>
-              </w:sdtEndPr>
-              <w:sdtContent>
-                <w:r>
-                  <w:rPr>
-                    <w:rFonts w:hint="eastAsia"/>
-                    <w:b/>
-                    <w:bCs/>
-                    <w:i/>
-                    <w:iCs/>
-                    <w:color w:val="A6A6A6" w:themeColor="background1" w:themeShade="A6"/>
-                    <w:sz w:val="24"/>
-                    <w:u w:val="single"/>
-                  </w:rPr>
-                  <w:t>사업자등록증 상호명</w:t>
-                </w:r>
-              </w:sdtContent>
-            </w:sdt>
-            <w:r>
-              <w:rPr>
-                <w:rFonts w:hint="eastAsia"/>
-                <w:sz w:val="24"/>
-              </w:rPr>
-              <w:t xml:space="preserve"> (인)</w:t>
-            </w:r>
-          </w:p>
-          <w:p>
-            <w:pPr>
-              <w:spacing w:line="120" w:lineRule="auto"/>
-              <w:jc w:val="right"/>
-              <w:rPr>
-                <w:sz w:val="24"/>
-              </w:rPr>
-            </w:pPr>
-            <w:r>
-              <w:rPr>
-                <w:rFonts w:hint="eastAsia"/>
-                <w:sz w:val="24"/>
-              </w:rPr>
-              <w:t xml:space="preserve">  </w:t>
-            </w:r>
-          </w:p>
-          <w:p>
-            <w:pPr>
-              <w:jc w:val="both"/>
-              <w:rPr>
-                <w:sz w:val="24"/>
-              </w:rPr>
-            </w:pPr>
-            <w:r>
-              <w:rPr>
-                <w:rFonts w:hint="eastAsia"/>
-                <w:b/>
-                <w:bCs/>
-                <w:sz w:val="32"/>
-                <w:szCs w:val="32"/>
-              </w:rPr>
-              <w:t>한국환경공단 이사장</w:t>
-            </w:r>
-            <w:r>
-              <w:rPr>
-                <w:rFonts w:hint="eastAsia"/>
-                <w:sz w:val="32"/>
-                <w:szCs w:val="32"/>
-              </w:rPr>
-              <w:t xml:space="preserve"> </w:t>
-            </w:r>
-            <w:r>
-              <w:rPr>
-                <w:rFonts w:hint="eastAsia"/>
-                <w:sz w:val="28"/>
-                <w:szCs w:val="28"/>
-              </w:rPr>
-              <w:t>귀하</w:t>
-            </w:r>
-          </w:p>
-        </w:tc>
-      </w:tr>
-    </w:tbl>
     <w:p/>
     <w:p>
       <w:pPr>
@@ -12897,1419 +9907,6 @@
         <w:t>NICE인프라㈜ 귀중</w:t>
       </w:r>
     </w:p>
-    <w:p>
-      <w:pPr>
-        <w:widowControl/>
-        <w:autoSpaceDE/>
-        <w:autoSpaceDN/>
-        <w:rPr>
-          <w:rFonts w:cs="Times New Roman"/>
-          <w:b/>
-          <w:bCs/>
-          <w:sz w:val="24"/>
-          <w:szCs w:val="28"/>
-        </w:rPr>
-      </w:pPr>
-      <w:r>
-        <w:rPr>
-          <w:rFonts w:cs="Times New Roman"/>
-          <w:b/>
-          <w:bCs/>
-          <w:sz w:val="24"/>
-          <w:szCs w:val="28"/>
-        </w:rPr>
-        <w:br w:type="page"/>
-      </w:r>
-    </w:p>
-    <w:tbl>
-      <w:tblPr>
-        <w:tblStyle w:val="a5"/>
-        <w:tblW w:w="9933" w:type="dxa"/>
-        <w:tblInd w:w="-10" w:type="dxa"/>
-        <w:tblBorders>
-          <w:top w:val="single" w:sz="12" w:space="0" w:color="auto"/>
-          <w:bottom w:val="single" w:sz="12" w:space="0" w:color="auto"/>
-        </w:tblBorders>
-        <w:tblLook w:val="04A0" w:firstRow="1" w:lastRow="0" w:firstColumn="1" w:lastColumn="0" w:noHBand="0" w:noVBand="1"/>
-      </w:tblPr>
-      <w:tblGrid>
-        <w:gridCol w:w="9933"/>
-      </w:tblGrid>
-      <w:tr>
-        <w:tc>
-          <w:tcPr>
-            <w:tcW w:w="9933" w:type="dxa"/>
-          </w:tcPr>
-          <w:p>
-            <w:pPr>
-              <w:jc w:val="center"/>
-              <w:rPr>
-                <w:rFonts w:hAnsiTheme="minorEastAsia"/>
-                <w:b/>
-                <w:bCs/>
-                <w:szCs w:val="22"/>
-              </w:rPr>
-            </w:pPr>
-            <w:r>
-              <w:rPr>
-                <w:rFonts w:hAnsiTheme="minorEastAsia" w:hint="eastAsia"/>
-                <w:b/>
-                <w:bCs/>
-                <w:szCs w:val="22"/>
-              </w:rPr>
-              <w:lastRenderedPageBreak/>
-              <w:t>개인정보</w:t>
-            </w:r>
-            <w:r>
-              <w:rPr>
-                <w:rFonts w:hAnsiTheme="minorEastAsia"/>
-                <w:b/>
-                <w:bCs/>
-                <w:szCs w:val="22"/>
-              </w:rPr>
-              <w:t xml:space="preserve"> </w:t>
-            </w:r>
-            <w:proofErr w:type="spellStart"/>
-            <w:r>
-              <w:rPr>
-                <w:rFonts w:hAnsiTheme="minorEastAsia"/>
-                <w:b/>
-                <w:bCs/>
-                <w:szCs w:val="22"/>
-              </w:rPr>
-              <w:t>수집</w:t>
-            </w:r>
-            <w:r>
-              <w:rPr>
-                <w:rFonts w:ascii="Apple SD Gothic Neo" w:eastAsia="Apple SD Gothic Neo" w:hAnsi="Apple SD Gothic Neo" w:cs="Apple SD Gothic Neo" w:hint="eastAsia"/>
-                <w:b/>
-                <w:bCs/>
-                <w:szCs w:val="22"/>
-              </w:rPr>
-              <w:t>・</w:t>
-            </w:r>
-            <w:r>
-              <w:rPr>
-                <w:rFonts w:hAnsiTheme="minorEastAsia" w:hint="eastAsia"/>
-                <w:b/>
-                <w:bCs/>
-                <w:szCs w:val="22"/>
-              </w:rPr>
-              <w:t>이용</w:t>
-            </w:r>
-            <w:proofErr w:type="spellEnd"/>
-            <w:r>
-              <w:rPr>
-                <w:rFonts w:hAnsiTheme="minorEastAsia"/>
-                <w:b/>
-                <w:bCs/>
-                <w:szCs w:val="22"/>
-              </w:rPr>
-              <w:t xml:space="preserve"> 및 제3자 위탁·제공 동의서</w:t>
-            </w:r>
-          </w:p>
-          <w:p>
-            <w:pPr>
-              <w:jc w:val="both"/>
-              <w:rPr>
-                <w:rFonts w:hAnsiTheme="minorEastAsia"/>
-                <w:sz w:val="18"/>
-                <w:szCs w:val="18"/>
-              </w:rPr>
-            </w:pPr>
-          </w:p>
-          <w:p>
-            <w:pPr>
-              <w:jc w:val="both"/>
-              <w:rPr>
-                <w:rFonts w:hAnsiTheme="minorEastAsia"/>
-                <w:sz w:val="18"/>
-                <w:szCs w:val="18"/>
-              </w:rPr>
-            </w:pPr>
-            <w:r>
-              <w:rPr>
-                <w:rFonts w:hAnsiTheme="minorEastAsia"/>
-                <w:sz w:val="18"/>
-                <w:szCs w:val="18"/>
-              </w:rPr>
-              <w:t>충전인프라 설치 지원과 관련하여 「</w:t>
-            </w:r>
-            <w:proofErr w:type="spellStart"/>
-            <w:r>
-              <w:rPr>
-                <w:rFonts w:hAnsiTheme="minorEastAsia"/>
-                <w:sz w:val="18"/>
-                <w:szCs w:val="18"/>
-              </w:rPr>
-              <w:t>개인정보보호법」제</w:t>
-            </w:r>
-            <w:proofErr w:type="spellEnd"/>
-            <w:r>
-              <w:rPr>
-                <w:rFonts w:hAnsiTheme="minorEastAsia"/>
-                <w:sz w:val="18"/>
-                <w:szCs w:val="18"/>
-              </w:rPr>
-              <w:t xml:space="preserve">15조(개인정보의 </w:t>
-            </w:r>
-            <w:proofErr w:type="spellStart"/>
-            <w:r>
-              <w:rPr>
-                <w:rFonts w:hAnsiTheme="minorEastAsia"/>
-                <w:sz w:val="18"/>
-                <w:szCs w:val="18"/>
-              </w:rPr>
-              <w:t>수집ㆍ이용</w:t>
-            </w:r>
-            <w:proofErr w:type="spellEnd"/>
-            <w:r>
-              <w:rPr>
-                <w:rFonts w:hAnsiTheme="minorEastAsia"/>
-                <w:sz w:val="18"/>
-                <w:szCs w:val="18"/>
-              </w:rPr>
-              <w:t xml:space="preserve">) 및 제22조에 따라 귀하의 개인정보를 아래와 같이 </w:t>
-            </w:r>
-            <w:proofErr w:type="spellStart"/>
-            <w:r>
-              <w:rPr>
-                <w:rFonts w:hAnsiTheme="minorEastAsia"/>
-                <w:sz w:val="18"/>
-                <w:szCs w:val="18"/>
-              </w:rPr>
-              <w:t>수집</w:t>
-            </w:r>
-            <w:r>
-              <w:rPr>
-                <w:rFonts w:ascii="Apple SD Gothic Neo" w:eastAsia="Apple SD Gothic Neo" w:hAnsi="Apple SD Gothic Neo" w:cs="Apple SD Gothic Neo" w:hint="eastAsia"/>
-                <w:sz w:val="18"/>
-                <w:szCs w:val="18"/>
-              </w:rPr>
-              <w:t>・</w:t>
-            </w:r>
-            <w:r>
-              <w:rPr>
-                <w:rFonts w:hAnsiTheme="minorEastAsia" w:hint="eastAsia"/>
-                <w:sz w:val="18"/>
-                <w:szCs w:val="18"/>
-              </w:rPr>
-              <w:t>이용</w:t>
-            </w:r>
-            <w:proofErr w:type="spellEnd"/>
-            <w:r>
-              <w:rPr>
-                <w:rFonts w:hAnsiTheme="minorEastAsia"/>
-                <w:sz w:val="18"/>
-                <w:szCs w:val="18"/>
-              </w:rPr>
-              <w:t xml:space="preserve"> 및 제3자 위탁·제공을 하고자 합니다.</w:t>
-            </w:r>
-          </w:p>
-          <w:p>
-            <w:pPr>
-              <w:jc w:val="both"/>
-              <w:rPr>
-                <w:rFonts w:hAnsiTheme="minorEastAsia"/>
-                <w:sz w:val="18"/>
-                <w:szCs w:val="18"/>
-              </w:rPr>
-            </w:pPr>
-            <w:r>
-              <w:rPr>
-                <w:rFonts w:hAnsiTheme="minorEastAsia"/>
-                <w:sz w:val="18"/>
-                <w:szCs w:val="18"/>
-              </w:rPr>
-              <w:t xml:space="preserve">다음의 사항에 대해 충분히 </w:t>
-            </w:r>
-            <w:proofErr w:type="spellStart"/>
-            <w:r>
-              <w:rPr>
-                <w:rFonts w:hAnsiTheme="minorEastAsia"/>
-                <w:sz w:val="18"/>
-                <w:szCs w:val="18"/>
-              </w:rPr>
-              <w:t>읽어보신</w:t>
-            </w:r>
-            <w:proofErr w:type="spellEnd"/>
-            <w:r>
-              <w:rPr>
-                <w:rFonts w:hAnsiTheme="minorEastAsia"/>
-                <w:sz w:val="18"/>
-                <w:szCs w:val="18"/>
-              </w:rPr>
-              <w:t xml:space="preserve"> 후, 동의 여부를 체크, 서명하여 주시기 바랍니다.</w:t>
-            </w:r>
-          </w:p>
-          <w:p>
-            <w:pPr>
-              <w:jc w:val="both"/>
-              <w:rPr>
-                <w:rFonts w:hAnsiTheme="minorEastAsia"/>
-                <w:sz w:val="18"/>
-                <w:szCs w:val="18"/>
-              </w:rPr>
-            </w:pPr>
-            <w:r>
-              <w:rPr>
-                <w:rFonts w:hAnsiTheme="minorEastAsia"/>
-                <w:sz w:val="18"/>
-                <w:szCs w:val="18"/>
-              </w:rPr>
-              <w:t>※ 귀하께서는 개인정보 제공 및 활용을 거부할 권리가 있으며, 제공사항은 구입을 위해 반드시 필요한 사항으로 거부하실 경우 보조금 지급이 어려움을 알려드립니다.</w:t>
-            </w:r>
-          </w:p>
-          <w:p>
-            <w:pPr>
-              <w:jc w:val="both"/>
-              <w:rPr>
-                <w:rFonts w:hAnsiTheme="minorEastAsia"/>
-                <w:sz w:val="18"/>
-                <w:szCs w:val="18"/>
-              </w:rPr>
-            </w:pPr>
-          </w:p>
-          <w:p>
-            <w:pPr>
-              <w:jc w:val="both"/>
-              <w:rPr>
-                <w:rFonts w:hAnsiTheme="minorEastAsia"/>
-                <w:sz w:val="18"/>
-                <w:szCs w:val="18"/>
-              </w:rPr>
-            </w:pPr>
-            <w:r>
-              <w:rPr>
-                <w:rFonts w:hAnsiTheme="minorEastAsia"/>
-                <w:b/>
-                <w:bCs/>
-                <w:sz w:val="18"/>
-                <w:szCs w:val="18"/>
-              </w:rPr>
-              <w:t>1. 개인정보 수집 및 이용 동의[필수]</w:t>
-            </w:r>
-          </w:p>
-          <w:p>
-            <w:pPr>
-              <w:jc w:val="both"/>
-              <w:rPr>
-                <w:rFonts w:hAnsiTheme="minorEastAsia"/>
-                <w:sz w:val="18"/>
-                <w:szCs w:val="18"/>
-              </w:rPr>
-            </w:pPr>
-          </w:p>
-        </w:tc>
-      </w:tr>
-      <w:tr>
-        <w:tc>
-          <w:tcPr>
-            <w:tcW w:w="9933" w:type="dxa"/>
-          </w:tcPr>
-          <w:p>
-            <w:pPr>
-              <w:jc w:val="both"/>
-              <w:rPr>
-                <w:rFonts w:hAnsiTheme="minorEastAsia"/>
-                <w:b/>
-                <w:bCs/>
-                <w:sz w:val="18"/>
-                <w:szCs w:val="18"/>
-              </w:rPr>
-            </w:pPr>
-            <w:r>
-              <w:rPr>
-                <w:rFonts w:hAnsiTheme="minorEastAsia"/>
-                <w:b/>
-                <w:bCs/>
-                <w:sz w:val="18"/>
-                <w:szCs w:val="18"/>
-              </w:rPr>
-              <w:t>[</w:t>
-            </w:r>
-            <w:proofErr w:type="spellStart"/>
-            <w:r>
-              <w:rPr>
-                <w:rFonts w:hAnsiTheme="minorEastAsia"/>
-                <w:b/>
-                <w:bCs/>
-                <w:sz w:val="18"/>
-                <w:szCs w:val="18"/>
-              </w:rPr>
-              <w:t>수집</w:t>
-            </w:r>
-            <w:r>
-              <w:rPr>
-                <w:rFonts w:ascii="Apple SD Gothic Neo" w:eastAsia="Apple SD Gothic Neo" w:hAnsi="Apple SD Gothic Neo" w:cs="Apple SD Gothic Neo" w:hint="eastAsia"/>
-                <w:b/>
-                <w:bCs/>
-                <w:sz w:val="18"/>
-                <w:szCs w:val="18"/>
-              </w:rPr>
-              <w:t>・</w:t>
-            </w:r>
-            <w:r>
-              <w:rPr>
-                <w:rFonts w:hAnsiTheme="minorEastAsia" w:hint="eastAsia"/>
-                <w:b/>
-                <w:bCs/>
-                <w:sz w:val="18"/>
-                <w:szCs w:val="18"/>
-              </w:rPr>
-              <w:t>이용하려는</w:t>
-            </w:r>
-            <w:proofErr w:type="spellEnd"/>
-            <w:r>
-              <w:rPr>
-                <w:rFonts w:hAnsiTheme="minorEastAsia"/>
-                <w:b/>
-                <w:bCs/>
-                <w:sz w:val="18"/>
-                <w:szCs w:val="18"/>
-              </w:rPr>
-              <w:t xml:space="preserve"> 개인정보의 항목]</w:t>
-            </w:r>
-          </w:p>
-          <w:p>
-            <w:pPr>
-              <w:jc w:val="both"/>
-              <w:rPr>
-                <w:rFonts w:hAnsiTheme="minorEastAsia"/>
-                <w:sz w:val="18"/>
-                <w:szCs w:val="18"/>
-              </w:rPr>
-            </w:pPr>
-            <w:r>
-              <w:rPr>
-                <w:rFonts w:ascii="Apple SD Gothic Neo" w:eastAsia="Apple SD Gothic Neo" w:hAnsi="Apple SD Gothic Neo" w:cs="Apple SD Gothic Neo" w:hint="eastAsia"/>
-                <w:sz w:val="18"/>
-                <w:szCs w:val="18"/>
-              </w:rPr>
-              <w:t>・</w:t>
-            </w:r>
-            <w:r>
-              <w:rPr>
-                <w:rFonts w:hAnsiTheme="minorEastAsia" w:hint="eastAsia"/>
-                <w:sz w:val="18"/>
-                <w:szCs w:val="18"/>
-              </w:rPr>
-              <w:t>개인식별정보</w:t>
-            </w:r>
-            <w:r>
-              <w:rPr>
-                <w:rFonts w:hAnsiTheme="minorEastAsia"/>
-                <w:sz w:val="18"/>
-                <w:szCs w:val="18"/>
-              </w:rPr>
-              <w:t>(성명, 연락처, 주소, 신상사항 등) 및 보조금 신청에 관한 사항</w:t>
-            </w:r>
-          </w:p>
-          <w:p>
-            <w:pPr>
-              <w:jc w:val="both"/>
-              <w:rPr>
-                <w:rFonts w:hAnsiTheme="minorEastAsia"/>
-                <w:b/>
-                <w:bCs/>
-                <w:sz w:val="18"/>
-                <w:szCs w:val="18"/>
-              </w:rPr>
-            </w:pPr>
-            <w:r>
-              <w:rPr>
-                <w:rFonts w:hAnsiTheme="minorEastAsia"/>
-                <w:b/>
-                <w:bCs/>
-                <w:sz w:val="18"/>
-                <w:szCs w:val="18"/>
-              </w:rPr>
-              <w:t xml:space="preserve">[개인정보의 </w:t>
-            </w:r>
-            <w:proofErr w:type="spellStart"/>
-            <w:r>
-              <w:rPr>
-                <w:rFonts w:hAnsiTheme="minorEastAsia"/>
-                <w:b/>
-                <w:bCs/>
-                <w:sz w:val="18"/>
-                <w:szCs w:val="18"/>
-              </w:rPr>
-              <w:t>수집</w:t>
-            </w:r>
-            <w:r>
-              <w:rPr>
-                <w:rFonts w:ascii="Apple SD Gothic Neo" w:eastAsia="Apple SD Gothic Neo" w:hAnsi="Apple SD Gothic Neo" w:cs="Apple SD Gothic Neo" w:hint="eastAsia"/>
-                <w:b/>
-                <w:bCs/>
-                <w:sz w:val="18"/>
-                <w:szCs w:val="18"/>
-              </w:rPr>
-              <w:t>・</w:t>
-            </w:r>
-            <w:r>
-              <w:rPr>
-                <w:rFonts w:hAnsiTheme="minorEastAsia" w:hint="eastAsia"/>
-                <w:b/>
-                <w:bCs/>
-                <w:sz w:val="18"/>
-                <w:szCs w:val="18"/>
-              </w:rPr>
-              <w:t>이용</w:t>
-            </w:r>
-            <w:proofErr w:type="spellEnd"/>
-            <w:r>
-              <w:rPr>
-                <w:rFonts w:hAnsiTheme="minorEastAsia"/>
-                <w:b/>
-                <w:bCs/>
-                <w:sz w:val="18"/>
-                <w:szCs w:val="18"/>
-              </w:rPr>
-              <w:t xml:space="preserve"> 목적]</w:t>
-            </w:r>
-          </w:p>
-          <w:p>
-            <w:pPr>
-              <w:jc w:val="both"/>
-              <w:rPr>
-                <w:rFonts w:hAnsiTheme="minorEastAsia"/>
-                <w:sz w:val="18"/>
-                <w:szCs w:val="18"/>
-              </w:rPr>
-            </w:pPr>
-            <w:r>
-              <w:rPr>
-                <w:rFonts w:ascii="Apple SD Gothic Neo" w:eastAsia="Apple SD Gothic Neo" w:hAnsi="Apple SD Gothic Neo" w:cs="Apple SD Gothic Neo" w:hint="eastAsia"/>
-                <w:sz w:val="18"/>
-                <w:szCs w:val="18"/>
-              </w:rPr>
-              <w:t>・</w:t>
-            </w:r>
-            <w:r>
-              <w:rPr>
-                <w:rFonts w:hAnsiTheme="minorEastAsia" w:hint="eastAsia"/>
-                <w:sz w:val="18"/>
-                <w:szCs w:val="18"/>
-              </w:rPr>
-              <w:t>전기차</w:t>
-            </w:r>
-            <w:r>
-              <w:rPr>
-                <w:rFonts w:hAnsiTheme="minorEastAsia"/>
-                <w:sz w:val="18"/>
-                <w:szCs w:val="18"/>
-              </w:rPr>
-              <w:t xml:space="preserve"> 충전기 보조금 지급 절차에 이용</w:t>
-            </w:r>
-          </w:p>
-          <w:p>
-            <w:pPr>
-              <w:jc w:val="both"/>
-              <w:rPr>
-                <w:rFonts w:hAnsiTheme="minorEastAsia"/>
-                <w:b/>
-                <w:bCs/>
-                <w:sz w:val="18"/>
-                <w:szCs w:val="18"/>
-              </w:rPr>
-            </w:pPr>
-            <w:r>
-              <w:rPr>
-                <w:rFonts w:hAnsiTheme="minorEastAsia"/>
-                <w:b/>
-                <w:bCs/>
-                <w:sz w:val="18"/>
-                <w:szCs w:val="18"/>
-              </w:rPr>
-              <w:t>[개인정보 이용 및 보유기간]</w:t>
-            </w:r>
-          </w:p>
-          <w:p>
-            <w:pPr>
-              <w:jc w:val="both"/>
-              <w:rPr>
-                <w:rFonts w:hAnsiTheme="minorEastAsia"/>
-                <w:sz w:val="18"/>
-                <w:szCs w:val="18"/>
-              </w:rPr>
-            </w:pPr>
-            <w:r>
-              <w:rPr>
-                <w:rFonts w:ascii="Apple SD Gothic Neo" w:eastAsia="Apple SD Gothic Neo" w:hAnsi="Apple SD Gothic Neo" w:cs="Apple SD Gothic Neo" w:hint="eastAsia"/>
-                <w:sz w:val="18"/>
-                <w:szCs w:val="18"/>
-              </w:rPr>
-              <w:t>・</w:t>
-            </w:r>
-            <w:r>
-              <w:rPr>
-                <w:rFonts w:hAnsiTheme="minorEastAsia" w:hint="eastAsia"/>
-                <w:sz w:val="18"/>
-                <w:szCs w:val="18"/>
-              </w:rPr>
-              <w:t>전기차</w:t>
-            </w:r>
-            <w:r>
-              <w:rPr>
-                <w:rFonts w:hAnsiTheme="minorEastAsia"/>
-                <w:sz w:val="18"/>
-                <w:szCs w:val="18"/>
-              </w:rPr>
-              <w:t xml:space="preserve"> 충전기 보조금 지급 완료 시까지 활용, 사업 종료 후 5년간 보유</w:t>
-            </w:r>
-          </w:p>
-          <w:p>
-            <w:pPr>
-              <w:jc w:val="center"/>
-              <w:rPr>
-                <w:rFonts w:hAnsiTheme="minorEastAsia"/>
-                <w:sz w:val="18"/>
-                <w:szCs w:val="18"/>
-              </w:rPr>
-            </w:pPr>
-            <w:r>
-              <w:rPr>
-                <w:rFonts w:hAnsiTheme="minorEastAsia" w:hint="eastAsia"/>
-                <w:sz w:val="18"/>
-                <w:szCs w:val="18"/>
-              </w:rPr>
-              <w:t>■</w:t>
-            </w:r>
-            <w:r>
-              <w:rPr>
-                <w:rFonts w:hAnsiTheme="minorEastAsia"/>
-                <w:sz w:val="18"/>
-                <w:szCs w:val="18"/>
-              </w:rPr>
-              <w:t xml:space="preserve"> 동의함 </w:t>
-            </w:r>
-            <w:r>
-              <w:rPr>
-                <w:rFonts w:hAnsiTheme="minorEastAsia"/>
-                <w:sz w:val="18"/>
-                <w:szCs w:val="18"/>
-              </w:rPr>
-              <w:tab/>
-            </w:r>
-            <w:r>
-              <w:rPr>
-                <w:rFonts w:hAnsiTheme="minorEastAsia"/>
-                <w:sz w:val="18"/>
-                <w:szCs w:val="18"/>
-              </w:rPr>
-              <w:tab/>
-            </w:r>
-            <w:r>
-              <w:rPr>
-                <w:rFonts w:hAnsiTheme="minorEastAsia"/>
-                <w:sz w:val="18"/>
-                <w:szCs w:val="18"/>
-              </w:rPr>
-              <w:tab/>
-              <w:t>□ 동의하지 않음</w:t>
-            </w:r>
-          </w:p>
-        </w:tc>
-      </w:tr>
-      <w:tr>
-        <w:tc>
-          <w:tcPr>
-            <w:tcW w:w="9933" w:type="dxa"/>
-          </w:tcPr>
-          <w:p>
-            <w:pPr>
-              <w:jc w:val="both"/>
-              <w:rPr>
-                <w:rFonts w:hAnsiTheme="minorEastAsia"/>
-                <w:b/>
-                <w:bCs/>
-                <w:sz w:val="18"/>
-                <w:szCs w:val="18"/>
-              </w:rPr>
-            </w:pPr>
-          </w:p>
-          <w:p>
-            <w:pPr>
-              <w:jc w:val="both"/>
-              <w:rPr>
-                <w:rFonts w:hAnsiTheme="minorEastAsia"/>
-                <w:sz w:val="18"/>
-                <w:szCs w:val="18"/>
-              </w:rPr>
-            </w:pPr>
-            <w:r>
-              <w:rPr>
-                <w:rFonts w:hAnsiTheme="minorEastAsia"/>
-                <w:b/>
-                <w:bCs/>
-                <w:sz w:val="18"/>
-                <w:szCs w:val="18"/>
-              </w:rPr>
-              <w:t>2. 개인정보의 제3자 위탁·제공 동의[필수]</w:t>
-            </w:r>
-          </w:p>
-          <w:p>
-            <w:pPr>
-              <w:jc w:val="both"/>
-              <w:rPr>
-                <w:rFonts w:hAnsiTheme="minorEastAsia"/>
-                <w:b/>
-                <w:bCs/>
-                <w:sz w:val="18"/>
-                <w:szCs w:val="18"/>
-              </w:rPr>
-            </w:pPr>
-          </w:p>
-        </w:tc>
-      </w:tr>
-      <w:tr>
-        <w:tc>
-          <w:tcPr>
-            <w:tcW w:w="9933" w:type="dxa"/>
-          </w:tcPr>
-          <w:p>
-            <w:pPr>
-              <w:jc w:val="both"/>
-              <w:rPr>
-                <w:rFonts w:hAnsiTheme="minorEastAsia"/>
-                <w:b/>
-                <w:bCs/>
-                <w:sz w:val="18"/>
-                <w:szCs w:val="18"/>
-              </w:rPr>
-            </w:pPr>
-            <w:r>
-              <w:rPr>
-                <w:rFonts w:hAnsiTheme="minorEastAsia"/>
-                <w:b/>
-                <w:bCs/>
-                <w:sz w:val="18"/>
-                <w:szCs w:val="18"/>
-              </w:rPr>
-              <w:t>[위탁·제공되는 개인정보 항목]</w:t>
-            </w:r>
-          </w:p>
-          <w:p>
-            <w:pPr>
-              <w:jc w:val="both"/>
-              <w:rPr>
-                <w:rFonts w:hAnsiTheme="minorEastAsia"/>
-                <w:sz w:val="18"/>
-                <w:szCs w:val="18"/>
-              </w:rPr>
-            </w:pPr>
-            <w:r>
-              <w:rPr>
-                <w:rFonts w:ascii="Apple SD Gothic Neo" w:eastAsia="Apple SD Gothic Neo" w:hAnsi="Apple SD Gothic Neo" w:cs="Apple SD Gothic Neo" w:hint="eastAsia"/>
-                <w:sz w:val="18"/>
-                <w:szCs w:val="18"/>
-              </w:rPr>
-              <w:t>・</w:t>
-            </w:r>
-            <w:r>
-              <w:rPr>
-                <w:rFonts w:hAnsiTheme="minorEastAsia" w:hint="eastAsia"/>
-                <w:sz w:val="18"/>
-                <w:szCs w:val="18"/>
-              </w:rPr>
-              <w:t>개인식별정보</w:t>
-            </w:r>
-            <w:r>
-              <w:rPr>
-                <w:rFonts w:hAnsiTheme="minorEastAsia"/>
-                <w:sz w:val="18"/>
-                <w:szCs w:val="18"/>
-              </w:rPr>
-              <w:t>(성명, 연락처, 주소, 신상사항 등) 및 보조금 신청에 관한 사항</w:t>
-            </w:r>
-          </w:p>
-          <w:p>
-            <w:pPr>
-              <w:jc w:val="both"/>
-              <w:rPr>
-                <w:rFonts w:hAnsiTheme="minorEastAsia"/>
-                <w:b/>
-                <w:bCs/>
-                <w:sz w:val="18"/>
-                <w:szCs w:val="18"/>
-              </w:rPr>
-            </w:pPr>
-            <w:r>
-              <w:rPr>
-                <w:rFonts w:hAnsiTheme="minorEastAsia"/>
-                <w:b/>
-                <w:bCs/>
-                <w:sz w:val="18"/>
-                <w:szCs w:val="18"/>
-              </w:rPr>
-              <w:t>[개인정보를 위탁 받는 자]</w:t>
-            </w:r>
-          </w:p>
-          <w:p>
-            <w:pPr>
-              <w:jc w:val="both"/>
-              <w:rPr>
-                <w:rFonts w:hAnsiTheme="minorEastAsia"/>
-                <w:sz w:val="18"/>
-                <w:szCs w:val="18"/>
-              </w:rPr>
-            </w:pPr>
-            <w:r>
-              <w:rPr>
-                <w:rFonts w:ascii="Apple SD Gothic Neo" w:eastAsia="Apple SD Gothic Neo" w:hAnsi="Apple SD Gothic Neo" w:cs="Apple SD Gothic Neo" w:hint="eastAsia"/>
-                <w:sz w:val="18"/>
-                <w:szCs w:val="18"/>
-              </w:rPr>
-              <w:t>・</w:t>
-            </w:r>
-            <w:r>
-              <w:rPr>
-                <w:rFonts w:hAnsiTheme="minorEastAsia" w:hint="eastAsia"/>
-                <w:sz w:val="18"/>
-                <w:szCs w:val="18"/>
-              </w:rPr>
-              <w:t>전기차</w:t>
-            </w:r>
-            <w:r>
-              <w:rPr>
-                <w:rFonts w:hAnsiTheme="minorEastAsia"/>
-                <w:sz w:val="18"/>
-                <w:szCs w:val="18"/>
-              </w:rPr>
-              <w:t xml:space="preserve"> 충전기 사업수행기관 (기관명: </w:t>
-            </w:r>
-            <w:r>
-              <w:rPr>
-                <w:rFonts w:hAnsiTheme="minorEastAsia"/>
-                <w:sz w:val="18"/>
-                <w:szCs w:val="18"/>
-              </w:rPr>
-              <w:t>NI</w:t>
-            </w:r>
-            <w:r>
-              <w:rPr>
-                <w:rFonts w:hAnsiTheme="minorEastAsia"/>
-                <w:sz w:val="18"/>
-                <w:szCs w:val="18"/>
-              </w:rPr>
-              <w:t>CE</w:t>
-            </w:r>
-            <w:r>
-              <w:rPr>
-                <w:rFonts w:hAnsiTheme="minorEastAsia" w:hint="eastAsia"/>
-                <w:sz w:val="18"/>
-                <w:szCs w:val="18"/>
-              </w:rPr>
-              <w:t>인</w:t>
-            </w:r>
-            <w:r>
-              <w:rPr>
-                <w:rFonts w:hAnsiTheme="minorEastAsia"/>
-                <w:sz w:val="18"/>
-                <w:szCs w:val="18"/>
-              </w:rPr>
-              <w:t>프라 주식회사</w:t>
-            </w:r>
-            <w:r>
-              <w:rPr>
-                <w:rFonts w:hAnsiTheme="minorEastAsia" w:hint="eastAsia"/>
-                <w:sz w:val="18"/>
-                <w:szCs w:val="18"/>
-              </w:rPr>
-              <w:t xml:space="preserve"> </w:t>
-            </w:r>
-            <w:r>
-              <w:rPr>
-                <w:rFonts w:hAnsiTheme="minorEastAsia"/>
-                <w:sz w:val="18"/>
-                <w:szCs w:val="18"/>
-              </w:rPr>
-              <w:t>)</w:t>
-            </w:r>
-          </w:p>
-          <w:p>
-            <w:pPr>
-              <w:jc w:val="both"/>
-              <w:rPr>
-                <w:rFonts w:hAnsiTheme="minorEastAsia"/>
-                <w:b/>
-                <w:bCs/>
-                <w:sz w:val="18"/>
-                <w:szCs w:val="18"/>
-              </w:rPr>
-            </w:pPr>
-            <w:r>
-              <w:rPr>
-                <w:rFonts w:hAnsiTheme="minorEastAsia"/>
-                <w:b/>
-                <w:bCs/>
-                <w:sz w:val="18"/>
-                <w:szCs w:val="18"/>
-              </w:rPr>
-              <w:t>[개인정보를 제공 받는 자]</w:t>
-            </w:r>
-          </w:p>
-          <w:p>
-            <w:pPr>
-              <w:jc w:val="both"/>
-              <w:rPr>
-                <w:rFonts w:hAnsiTheme="minorEastAsia"/>
-                <w:sz w:val="18"/>
-                <w:szCs w:val="18"/>
-              </w:rPr>
-            </w:pPr>
-            <w:r>
-              <w:rPr>
-                <w:rFonts w:ascii="Apple SD Gothic Neo" w:eastAsia="Apple SD Gothic Neo" w:hAnsi="Apple SD Gothic Neo" w:cs="Apple SD Gothic Neo" w:hint="eastAsia"/>
-                <w:sz w:val="18"/>
-                <w:szCs w:val="18"/>
-              </w:rPr>
-              <w:t>・</w:t>
-            </w:r>
-            <w:r>
-              <w:rPr>
-                <w:rFonts w:hAnsiTheme="minorEastAsia" w:hint="eastAsia"/>
-                <w:sz w:val="18"/>
-                <w:szCs w:val="18"/>
-              </w:rPr>
-              <w:t>기후에너지환경부</w:t>
-            </w:r>
-            <w:r>
-              <w:rPr>
-                <w:rFonts w:hAnsiTheme="minorEastAsia"/>
-                <w:sz w:val="18"/>
-                <w:szCs w:val="18"/>
-              </w:rPr>
-              <w:t>, 한국환경공단, 한국자동차환경협회</w:t>
-            </w:r>
-          </w:p>
-          <w:p>
-            <w:pPr>
-              <w:jc w:val="both"/>
-              <w:rPr>
-                <w:rFonts w:hAnsiTheme="minorEastAsia"/>
-                <w:b/>
-                <w:bCs/>
-                <w:sz w:val="18"/>
-                <w:szCs w:val="18"/>
-              </w:rPr>
-            </w:pPr>
-            <w:r>
-              <w:rPr>
-                <w:rFonts w:hAnsiTheme="minorEastAsia"/>
-                <w:b/>
-                <w:bCs/>
-                <w:sz w:val="18"/>
-                <w:szCs w:val="18"/>
-              </w:rPr>
-              <w:t>[개인정보를 위탁·제공 받는 자의 개인정보 이용목적]</w:t>
-            </w:r>
-          </w:p>
-          <w:p>
-            <w:pPr>
-              <w:jc w:val="both"/>
-              <w:rPr>
-                <w:rFonts w:hAnsiTheme="minorEastAsia"/>
-                <w:sz w:val="18"/>
-                <w:szCs w:val="18"/>
-              </w:rPr>
-            </w:pPr>
-            <w:r>
-              <w:rPr>
-                <w:rFonts w:ascii="Apple SD Gothic Neo" w:eastAsia="Apple SD Gothic Neo" w:hAnsi="Apple SD Gothic Neo" w:cs="Apple SD Gothic Neo" w:hint="eastAsia"/>
-                <w:sz w:val="18"/>
-                <w:szCs w:val="18"/>
-              </w:rPr>
-              <w:t>・</w:t>
-            </w:r>
-            <w:r>
-              <w:rPr>
-                <w:rFonts w:hAnsiTheme="minorEastAsia"/>
-                <w:sz w:val="18"/>
-                <w:szCs w:val="18"/>
-              </w:rPr>
-              <w:t xml:space="preserve"> (충전기 설치사업자) 충전기 설치 절차에 이용</w:t>
-            </w:r>
-          </w:p>
-          <w:p>
-            <w:pPr>
-              <w:jc w:val="both"/>
-              <w:rPr>
-                <w:rFonts w:hAnsiTheme="minorEastAsia"/>
-                <w:sz w:val="18"/>
-                <w:szCs w:val="18"/>
-              </w:rPr>
-            </w:pPr>
-            <w:r>
-              <w:rPr>
-                <w:rFonts w:ascii="Apple SD Gothic Neo" w:eastAsia="Apple SD Gothic Neo" w:hAnsi="Apple SD Gothic Neo" w:cs="Apple SD Gothic Neo" w:hint="eastAsia"/>
-                <w:sz w:val="18"/>
-                <w:szCs w:val="18"/>
-              </w:rPr>
-              <w:t>・</w:t>
-            </w:r>
-            <w:r>
-              <w:rPr>
-                <w:rFonts w:hAnsiTheme="minorEastAsia"/>
-                <w:sz w:val="18"/>
-                <w:szCs w:val="18"/>
-              </w:rPr>
-              <w:t xml:space="preserve"> (기후에너지환경부, 한국환경공단, 한국자동차환경협회) 충전기 설치실적, 전산처리 등 관련자료 작성에 이용</w:t>
-            </w:r>
-          </w:p>
-          <w:p>
-            <w:pPr>
-              <w:jc w:val="both"/>
-              <w:rPr>
-                <w:rFonts w:hAnsiTheme="minorEastAsia"/>
-                <w:b/>
-                <w:bCs/>
-                <w:sz w:val="18"/>
-                <w:szCs w:val="18"/>
-              </w:rPr>
-            </w:pPr>
-            <w:r>
-              <w:rPr>
-                <w:rFonts w:hAnsiTheme="minorEastAsia"/>
-                <w:b/>
-                <w:bCs/>
-                <w:sz w:val="18"/>
-                <w:szCs w:val="18"/>
-              </w:rPr>
-              <w:t>[개인정보를 위탁·제공 받는 자의 개인정보 이용 및 보유기간]</w:t>
-            </w:r>
-          </w:p>
-          <w:p>
-            <w:pPr>
-              <w:jc w:val="both"/>
-              <w:rPr>
-                <w:rFonts w:hAnsiTheme="minorEastAsia"/>
-                <w:sz w:val="18"/>
-                <w:szCs w:val="18"/>
-              </w:rPr>
-            </w:pPr>
-            <w:r>
-              <w:rPr>
-                <w:rFonts w:ascii="Apple SD Gothic Neo" w:eastAsia="Apple SD Gothic Neo" w:hAnsi="Apple SD Gothic Neo" w:cs="Apple SD Gothic Neo" w:hint="eastAsia"/>
-                <w:sz w:val="18"/>
-                <w:szCs w:val="18"/>
-              </w:rPr>
-              <w:t>・</w:t>
-            </w:r>
-            <w:r>
-              <w:rPr>
-                <w:rFonts w:hAnsiTheme="minorEastAsia" w:hint="eastAsia"/>
-                <w:sz w:val="18"/>
-                <w:szCs w:val="18"/>
-              </w:rPr>
-              <w:t>사업</w:t>
-            </w:r>
-            <w:r>
-              <w:rPr>
-                <w:rFonts w:hAnsiTheme="minorEastAsia"/>
-                <w:sz w:val="18"/>
-                <w:szCs w:val="18"/>
-              </w:rPr>
-              <w:t xml:space="preserve"> 종료 후 5년간 보유</w:t>
-            </w:r>
-          </w:p>
-          <w:p>
-            <w:pPr>
-              <w:jc w:val="center"/>
-              <w:rPr>
-                <w:rFonts w:hAnsiTheme="minorEastAsia"/>
-                <w:sz w:val="18"/>
-                <w:szCs w:val="18"/>
-              </w:rPr>
-            </w:pPr>
-            <w:r>
-              <w:rPr>
-                <w:rFonts w:hAnsiTheme="minorEastAsia" w:hint="eastAsia"/>
-                <w:sz w:val="18"/>
-                <w:szCs w:val="18"/>
-              </w:rPr>
-              <w:t>■</w:t>
-            </w:r>
-            <w:r>
-              <w:rPr>
-                <w:rFonts w:hAnsiTheme="minorEastAsia"/>
-                <w:sz w:val="18"/>
-                <w:szCs w:val="18"/>
-              </w:rPr>
-              <w:t xml:space="preserve"> </w:t>
-            </w:r>
-            <w:r>
-              <w:rPr>
-                <w:rFonts w:hAnsiTheme="minorEastAsia"/>
-                <w:sz w:val="18"/>
-                <w:szCs w:val="18"/>
-              </w:rPr>
-              <w:t xml:space="preserve">동의함 </w:t>
-            </w:r>
-            <w:r>
-              <w:rPr>
-                <w:rFonts w:hAnsiTheme="minorEastAsia"/>
-                <w:sz w:val="18"/>
-                <w:szCs w:val="18"/>
-              </w:rPr>
-              <w:tab/>
-            </w:r>
-            <w:r>
-              <w:rPr>
-                <w:rFonts w:hAnsiTheme="minorEastAsia"/>
-                <w:sz w:val="18"/>
-                <w:szCs w:val="18"/>
-              </w:rPr>
-              <w:tab/>
-            </w:r>
-            <w:r>
-              <w:rPr>
-                <w:rFonts w:hAnsiTheme="minorEastAsia"/>
-                <w:sz w:val="18"/>
-                <w:szCs w:val="18"/>
-              </w:rPr>
-              <w:tab/>
-              <w:t>□ 동의하지 않음</w:t>
-            </w:r>
-          </w:p>
-        </w:tc>
-      </w:tr>
-      <w:tr>
-        <w:tc>
-          <w:tcPr>
-            <w:tcW w:w="9933" w:type="dxa"/>
-          </w:tcPr>
-          <w:p>
-            <w:pPr>
-              <w:jc w:val="both"/>
-              <w:rPr>
-                <w:rFonts w:hAnsiTheme="minorEastAsia"/>
-                <w:sz w:val="18"/>
-                <w:szCs w:val="18"/>
-              </w:rPr>
-            </w:pPr>
-          </w:p>
-          <w:p>
-            <w:pPr>
-              <w:jc w:val="both"/>
-              <w:rPr>
-                <w:rFonts w:hAnsiTheme="minorEastAsia"/>
-                <w:sz w:val="18"/>
-                <w:szCs w:val="18"/>
-              </w:rPr>
-            </w:pPr>
-            <w:r>
-              <w:rPr>
-                <w:rFonts w:hAnsiTheme="minorEastAsia"/>
-                <w:sz w:val="18"/>
-                <w:szCs w:val="18"/>
-              </w:rPr>
-              <w:t xml:space="preserve">본인은 본 “개인정보의 </w:t>
-            </w:r>
-            <w:proofErr w:type="spellStart"/>
-            <w:r>
-              <w:rPr>
-                <w:rFonts w:hAnsiTheme="minorEastAsia"/>
-                <w:sz w:val="18"/>
-                <w:szCs w:val="18"/>
-              </w:rPr>
-              <w:t>수집</w:t>
-            </w:r>
-            <w:r>
-              <w:rPr>
-                <w:rFonts w:ascii="MS Gothic" w:eastAsia="MS Gothic" w:hAnsi="MS Gothic" w:cs="MS Gothic" w:hint="eastAsia"/>
-                <w:sz w:val="18"/>
-                <w:szCs w:val="18"/>
-              </w:rPr>
-              <w:t>･</w:t>
-            </w:r>
-            <w:r>
-              <w:rPr>
-                <w:rFonts w:hAnsiTheme="minorEastAsia" w:hint="eastAsia"/>
-                <w:sz w:val="18"/>
-                <w:szCs w:val="18"/>
-              </w:rPr>
-              <w:t>이용</w:t>
-            </w:r>
-            <w:proofErr w:type="spellEnd"/>
-            <w:r>
-              <w:rPr>
-                <w:rFonts w:hAnsiTheme="minorEastAsia"/>
-                <w:sz w:val="18"/>
-                <w:szCs w:val="18"/>
-              </w:rPr>
-              <w:t xml:space="preserve"> 및 제3자 위탁·제공 동의서” 내용을 읽고 명확히 이해하였으며, 이에 동의합니다.</w:t>
-            </w:r>
-          </w:p>
-          <w:p>
-            <w:pPr>
-              <w:jc w:val="both"/>
-              <w:rPr>
-                <w:rFonts w:hAnsiTheme="minorEastAsia"/>
-                <w:sz w:val="18"/>
-                <w:szCs w:val="18"/>
-              </w:rPr>
-            </w:pPr>
-          </w:p>
-          <w:p>
-            <w:pPr>
-              <w:jc w:val="both"/>
-              <w:rPr>
-                <w:rFonts w:hAnsiTheme="minorEastAsia"/>
-                <w:sz w:val="18"/>
-                <w:szCs w:val="18"/>
-              </w:rPr>
-            </w:pPr>
-          </w:p>
-          <w:p>
-            <w:pPr>
-              <w:jc w:val="right"/>
-              <w:rPr>
-                <w:rFonts w:hAnsiTheme="minorEastAsia"/>
-                <w:sz w:val="18"/>
-                <w:szCs w:val="18"/>
-              </w:rPr>
-            </w:pPr>
-            <w:sdt>
-              <w:sdtPr>
-                <w:rPr>
-                  <w:rFonts w:hAnsiTheme="minorEastAsia"/>
-                  <w:sz w:val="18"/>
-                  <w:szCs w:val="18"/>
-                </w:rPr>
-                <w:alias w:val="개인정보-연도"/>
-                <w:tag w:val="contractYear"/>
-                <w:id w:val="900000202"/>
-                <w:text/>
-              </w:sdtPr>
-              <w:sdtContent>
-                <w:r>
-                  <w:rPr>
-                    <w:rFonts w:hAnsiTheme="minorEastAsia"/>
-                    <w:sz w:val="18"/>
-                    <w:szCs w:val="18"/>
-                  </w:rPr>
-                  <w:t xml:space="preserve">2026</w:t>
-                </w:r>
-              </w:sdtContent>
-            </w:sdt>
-            <w:r>
-              <w:rPr>
-                <w:rFonts w:hAnsiTheme="minorEastAsia"/>
-                <w:sz w:val="18"/>
-                <w:szCs w:val="18"/>
-              </w:rPr>
-              <w:t xml:space="preserve">년 </w:t>
-            </w:r>
-            <w:bookmarkStart w:id="11" w:name="ContMonth5"/>
-            <w:bookmarkEnd w:id="11"/>
-            <w:sdt>
-              <w:sdtPr>
-                <w:rPr>
-                  <w:rStyle w:val="9pt"/>
-                  <w:rFonts w:hint="eastAsia"/>
-                </w:rPr>
-                <w:id w:val="1036239247"/>
-                <w:placeholder>
-                  <w:docPart w:val="0C3CD41A497AD04D961D717851088A46"/>
-                </w:placeholder>
-                <w:showingPlcHdr/>
-                <w:text/>
-              </w:sdtPr>
-              <w:sdtEndPr>
-                <w:rPr>
-                  <w:rStyle w:val="a0"/>
-                  <w:rFonts w:eastAsia="맑은 고딕"/>
-                  <w:b w:val="0"/>
-                  <w:bCs/>
-                  <w:i/>
-                  <w:iCs/>
-                  <w:color w:val="A6A6A6" w:themeColor="background1" w:themeShade="A6"/>
-                  <w:sz w:val="20"/>
-                  <w:szCs w:val="18"/>
-                  <w:u w:val="single"/>
-                </w:rPr>
-              </w:sdtEndPr>
-              <w:sdtContent>
-                <w:r>
-                  <w:rPr>
-                    <w:rStyle w:val="a6"/>
-                    <w:rFonts w:hint="eastAsia"/>
-                    <w:b/>
-                    <w:bCs/>
-                    <w:i/>
-                    <w:iCs/>
-                    <w:color w:val="A6A6A6" w:themeColor="background1" w:themeShade="A6"/>
-                    <w:sz w:val="18"/>
-                    <w:szCs w:val="18"/>
-                    <w:u w:val="single"/>
-                  </w:rPr>
-                  <w:t xml:space="preserve">OO </w:t>
-                </w:r>
-              </w:sdtContent>
-            </w:sdt>
-            <w:r>
-              <w:rPr>
-                <w:rFonts w:hAnsiTheme="minorEastAsia"/>
-                <w:sz w:val="18"/>
-                <w:szCs w:val="18"/>
-              </w:rPr>
-              <w:t xml:space="preserve">월 </w:t>
-            </w:r>
-            <w:bookmarkStart w:id="12" w:name="ContDay5"/>
-            <w:bookmarkEnd w:id="12"/>
-            <w:sdt>
-              <w:sdtPr>
-                <w:rPr>
-                  <w:rStyle w:val="9pt"/>
-                  <w:rFonts w:hint="eastAsia"/>
-                </w:rPr>
-                <w:id w:val="885302165"/>
-                <w:placeholder>
-                  <w:docPart w:val="2BADCE64FA67E748BF6685D64D619B1C"/>
-                </w:placeholder>
-                <w:showingPlcHdr/>
-                <w:text/>
-              </w:sdtPr>
-              <w:sdtEndPr>
-                <w:rPr>
-                  <w:rStyle w:val="a0"/>
-                  <w:rFonts w:eastAsia="맑은 고딕"/>
-                  <w:b w:val="0"/>
-                  <w:bCs/>
-                  <w:i/>
-                  <w:iCs/>
-                  <w:color w:val="A6A6A6" w:themeColor="background1" w:themeShade="A6"/>
-                  <w:sz w:val="20"/>
-                  <w:szCs w:val="18"/>
-                  <w:u w:val="single"/>
-                </w:rPr>
-              </w:sdtEndPr>
-              <w:sdtContent>
-                <w:r>
-                  <w:rPr>
-                    <w:rStyle w:val="a6"/>
-                    <w:rFonts w:hint="eastAsia"/>
-                    <w:b/>
-                    <w:bCs/>
-                    <w:i/>
-                    <w:iCs/>
-                    <w:color w:val="A6A6A6" w:themeColor="background1" w:themeShade="A6"/>
-                    <w:sz w:val="18"/>
-                    <w:szCs w:val="18"/>
-                    <w:u w:val="single"/>
-                  </w:rPr>
-                  <w:t xml:space="preserve">OO </w:t>
-                </w:r>
-              </w:sdtContent>
-            </w:sdt>
-            <w:r>
-              <w:rPr>
-                <w:rFonts w:hAnsiTheme="minorEastAsia"/>
-                <w:sz w:val="18"/>
-                <w:szCs w:val="18"/>
-              </w:rPr>
-              <w:t>일</w:t>
-            </w:r>
-          </w:p>
-          <w:p>
-            <w:pPr>
-              <w:jc w:val="both"/>
-              <w:rPr>
-                <w:rFonts w:hAnsiTheme="minorEastAsia"/>
-                <w:sz w:val="18"/>
-                <w:szCs w:val="18"/>
-              </w:rPr>
-            </w:pPr>
-          </w:p>
-          <w:p>
-            <w:pPr>
-              <w:jc w:val="both"/>
-              <w:rPr>
-                <w:rFonts w:hAnsiTheme="minorEastAsia"/>
-                <w:sz w:val="18"/>
-                <w:szCs w:val="18"/>
-              </w:rPr>
-            </w:pPr>
-          </w:p>
-          <w:p>
-            <w:pPr>
-              <w:jc w:val="right"/>
-              <w:rPr>
-                <w:rFonts w:hAnsiTheme="minorEastAsia"/>
-                <w:sz w:val="18"/>
-                <w:szCs w:val="18"/>
-              </w:rPr>
-            </w:pPr>
-            <w:r>
-              <w:rPr>
-                <w:rFonts w:hAnsiTheme="minorEastAsia" w:hint="eastAsia"/>
-                <w:sz w:val="18"/>
-                <w:szCs w:val="18"/>
-              </w:rPr>
-              <w:t xml:space="preserve">신 청 자 : </w:t>
-            </w:r>
-            <w:bookmarkStart w:id="13" w:name="CustName7"/>
-            <w:bookmarkEnd w:id="13"/>
-            <w:sdt>
-              <w:sdtPr>
-                <w:rPr>
-                  <w:rStyle w:val="9pt"/>
-                </w:rPr>
-                <w:id w:val="1499070229"/>
-                <w:placeholder>
-                  <w:docPart w:val="92D256AF2F00A04A9ECD74F45F7A4EE9"/>
-                </w:placeholder>
-                <w:showingPlcHdr/>
-                <w:text/>
-              </w:sdtPr>
-              <w:sdtEndPr>
-                <w:rPr>
-                  <w:rStyle w:val="1"/>
-                  <w:sz w:val="16"/>
-                  <w:szCs w:val="28"/>
-                </w:rPr>
-              </w:sdtEndPr>
-              <w:sdtContent>
-                <w:r>
-                  <w:rPr>
-                    <w:rFonts w:hint="eastAsia"/>
-                    <w:b/>
-                    <w:bCs/>
-                    <w:i/>
-                    <w:iCs/>
-                    <w:color w:val="A6A6A6" w:themeColor="background1" w:themeShade="A6"/>
-                    <w:sz w:val="18"/>
-                    <w:szCs w:val="18"/>
-                    <w:u w:val="single"/>
-                  </w:rPr>
-                  <w:t>사업자등록증 상호명</w:t>
-                </w:r>
-              </w:sdtContent>
-            </w:sdt>
-            <w:r>
-              <w:rPr>
-                <w:rFonts w:hAnsiTheme="minorEastAsia" w:hint="eastAsia"/>
-                <w:sz w:val="18"/>
-                <w:szCs w:val="18"/>
-              </w:rPr>
-              <w:t xml:space="preserve"> (인)</w:t>
-            </w:r>
-          </w:p>
-          <w:p>
-            <w:pPr>
-              <w:jc w:val="right"/>
-              <w:rPr>
-                <w:rFonts w:hAnsiTheme="minorEastAsia"/>
-                <w:sz w:val="18"/>
-                <w:szCs w:val="18"/>
-              </w:rPr>
-            </w:pPr>
-          </w:p>
-        </w:tc>
-      </w:tr>
-    </w:tbl>
     <w:p/>
     <w:p>
       <w:pPr>

--- a/public/nice/template_invest.docx
+++ b/public/nice/template_invest.docx
@@ -20,7 +20,7 @@
         <mc:AlternateContent>
           <mc:Choice Requires="wpg">
             <w:drawing>
-              <wp:inline distT="0" distB="0" distL="0" distR="0" wp14:anchorId="40A7AE25" wp14:editId="354BD9A1">
+              <wp:inline distT="0" distB="0" distL="0" distR="0" wp14:anchorId="40A7AE25" wp14:editId="2CC25A37">
                 <wp:extent cx="6861175" cy="338455"/>
                 <wp:effectExtent l="0" t="0" r="0" b="4445"/>
                 <wp:docPr id="925036097" name="docshapegroup1"/>
@@ -1703,11 +1703,19 @@
             <w:pPr>
               <w:pStyle w:val="TableParagraph"/>
               <w:ind w:left="0"/>
+              <w:jc w:val="center"/>
               <w:rPr>
                 <w:rFonts w:ascii="Times New Roman"/>
                 <w:sz w:val="14"/>
               </w:rPr>
             </w:pPr>
+            <w:r>
+              <w:rPr>
+                <w:rFonts w:ascii="Times New Roman" w:hint="eastAsia"/>
+                <w:sz w:val="14"/>
+              </w:rPr>
+              <w:t>투자사업</w:t>
+            </w:r>
           </w:p>
         </w:tc>
       </w:tr>
@@ -7169,7 +7177,7 @@
         <mc:AlternateContent>
           <mc:Choice Requires="wpg">
             <w:drawing>
-              <wp:anchor distT="0" distB="0" distL="114300" distR="114300" simplePos="0" relativeHeight="487435264" behindDoc="1" locked="0" layoutInCell="1" allowOverlap="1" wp14:anchorId="5105B7D7" wp14:editId="4FD4E46C">
+              <wp:anchor distT="0" distB="0" distL="114300" distR="114300" simplePos="0" relativeHeight="487435264" behindDoc="1" locked="0" layoutInCell="1" allowOverlap="1" wp14:anchorId="5105B7D7" wp14:editId="1E22812D">
                 <wp:simplePos x="0" y="0"/>
                 <wp:positionH relativeFrom="page">
                   <wp:posOffset>350520</wp:posOffset>
@@ -8724,7 +8732,7 @@
               <w:sz w:val="24"/>
               <w:szCs w:val="24"/>
             </w:rPr>
-            <w:t xml:space="preserve">제공 기간은 제3조에 따라 사용 개시일로부터 90일 동안이며 제공 단가는 220원/kwh(VAT 포함)</w:t>
+            <w:t>제공 기간은 제3조에 따라 사용 개시일로부터 90일 동안이며 제공 단가는 220원/kwh(VAT 포함)</w:t>
           </w:r>
         </w:sdtContent>
       </w:sdt>
@@ -9261,6 +9269,7 @@
           <w:sz w:val="36"/>
           <w:szCs w:val="36"/>
         </w:rPr>
+        <w:lastRenderedPageBreak/>
         <w:t>직인사용 동의서</w:t>
       </w:r>
     </w:p>
@@ -9519,7 +9528,7 @@
               <w:autoSpaceDN/>
               <w:jc w:val="center"/>
               <w:rPr>
-                <w:rFonts w:cs="Gulim"/>
+                <w:rFonts w:cs="굴림"/>
                 <w:color w:val="000000"/>
                 <w:sz w:val="20"/>
                 <w:szCs w:val="20"/>
@@ -9527,7 +9536,7 @@
             </w:pPr>
             <w:r>
               <w:rPr>
-                <w:rFonts w:cs="Gulim" w:hint="eastAsia"/>
+                <w:rFonts w:cs="굴림" w:hint="eastAsia"/>
                 <w:color w:val="000000"/>
                 <w:sz w:val="20"/>
                 <w:szCs w:val="20"/>
@@ -9560,7 +9569,7 @@
               <w:autoSpaceDE/>
               <w:autoSpaceDN/>
               <w:rPr>
-                <w:rFonts w:cs="Gulim"/>
+                <w:rFonts w:cs="굴림"/>
                 <w:color w:val="000000"/>
                 <w:sz w:val="20"/>
                 <w:szCs w:val="20"/>
@@ -9568,7 +9577,7 @@
             </w:pPr>
             <w:r>
               <w:rPr>
-                <w:rFonts w:cs="Gulim" w:hint="eastAsia"/>
+                <w:rFonts w:cs="굴림" w:hint="eastAsia"/>
                 <w:color w:val="000000"/>
                 <w:sz w:val="20"/>
                 <w:szCs w:val="20"/>
@@ -9582,7 +9591,7 @@
               <w:autoSpaceDE/>
               <w:autoSpaceDN/>
               <w:rPr>
-                <w:rFonts w:cs="Gulim"/>
+                <w:rFonts w:cs="굴림"/>
                 <w:color w:val="000000"/>
                 <w:sz w:val="20"/>
                 <w:szCs w:val="20"/>
@@ -9590,7 +9599,7 @@
             </w:pPr>
             <w:r>
               <w:rPr>
-                <w:rFonts w:cs="Gulim" w:hint="eastAsia"/>
+                <w:rFonts w:cs="굴림" w:hint="eastAsia"/>
                 <w:color w:val="000000"/>
                 <w:sz w:val="20"/>
                 <w:szCs w:val="20"/>
@@ -9622,7 +9631,7 @@
               <w:autoSpaceDE/>
               <w:autoSpaceDN/>
               <w:rPr>
-                <w:rFonts w:cs="Gulim"/>
+                <w:rFonts w:cs="굴림"/>
                 <w:color w:val="000000"/>
                 <w:sz w:val="20"/>
                 <w:szCs w:val="20"/>
@@ -9653,7 +9662,7 @@
               <w:autoSpaceDE/>
               <w:autoSpaceDN/>
               <w:rPr>
-                <w:rFonts w:cs="Gulim"/>
+                <w:rFonts w:cs="굴림"/>
                 <w:color w:val="000000"/>
                 <w:sz w:val="20"/>
                 <w:szCs w:val="20"/>
@@ -9684,7 +9693,7 @@
               <w:autoSpaceDE/>
               <w:autoSpaceDN/>
               <w:rPr>
-                <w:rFonts w:cs="Gulim"/>
+                <w:rFonts w:cs="굴림"/>
                 <w:color w:val="000000"/>
                 <w:sz w:val="20"/>
                 <w:szCs w:val="20"/>
@@ -9715,7 +9724,7 @@
               <w:autoSpaceDE/>
               <w:autoSpaceDN/>
               <w:rPr>
-                <w:rFonts w:cs="Gulim"/>
+                <w:rFonts w:cs="굴림"/>
                 <w:color w:val="000000"/>
                 <w:sz w:val="20"/>
                 <w:szCs w:val="20"/>
@@ -9746,7 +9755,7 @@
               <w:autoSpaceDE/>
               <w:autoSpaceDN/>
               <w:rPr>
-                <w:rFonts w:cs="Gulim"/>
+                <w:rFonts w:cs="굴림"/>
                 <w:color w:val="000000"/>
                 <w:sz w:val="20"/>
                 <w:szCs w:val="20"/>
@@ -9862,7 +9871,7 @@
                     <pic:cNvPicPr/>
                   </pic:nvPicPr>
                   <pic:blipFill>
-                    <a:blip r:embed="rId10"/>
+                    <a:blip r:embed="rId9"/>
                     <a:stretch>
                       <a:fillRect/>
                     </a:stretch>
@@ -9896,7 +9905,7 @@
       </w:pPr>
       <w:r>
         <w:rPr>
-          <w:rFonts w:asciiTheme="majorEastAsia" w:eastAsiaTheme="majorEastAsia" w:hAnsiTheme="majorEastAsia" w:cs="Gulim"/>
+          <w:rFonts w:asciiTheme="majorEastAsia" w:eastAsiaTheme="majorEastAsia" w:hAnsiTheme="majorEastAsia" w:cs="굴림"/>
           <w:b/>
           <w:bCs/>
           <w:noProof/>
@@ -10023,14 +10032,13 @@
             <w:pPr>
               <w:jc w:val="both"/>
               <w:rPr>
-                <w:rFonts w:ascii="맑은 고딕" w:eastAsia="맑은 고딕" w:hAnsi="맑은 고딕" w:cs="맑은 고딕" w:hint="eastAsia"/>
                 <w:b/>
                 <w:bCs/>
               </w:rPr>
             </w:pPr>
             <w:r>
               <w:rPr>
-                <w:rFonts w:ascii="맑은 고딕" w:eastAsia="맑은 고딕" w:hAnsi="맑은 고딕" w:cs="맑은 고딕" w:hint="eastAsia"/>
+                <w:rFonts w:hint="eastAsia"/>
                 <w:b/>
                 <w:bCs/>
                 <w:sz w:val="24"/>
@@ -10058,14 +10066,14 @@
             </w:pPr>
             <w:r>
               <w:rPr>
-                <w:rFonts w:ascii="맑은 고딕" w:eastAsia="맑은 고딕" w:hAnsi="맑은 고딕" w:cs="맑은 고딕" w:hint="eastAsia"/>
+                <w:rFonts w:hint="eastAsia"/>
               </w:rPr>
               <w:t>성명</w:t>
             </w:r>
           </w:p>
         </w:tc>
-        <w:bookmarkStart w:id="14" w:name="CustName6"/>
-        <w:bookmarkEnd w:id="14"/>
+        <w:bookmarkStart w:id="0" w:name="CustName6"/>
+        <w:bookmarkEnd w:id="0"/>
         <w:tc>
           <w:tcPr>
             <w:tcW w:w="1570" w:type="pct"/>
@@ -10076,15 +10084,12 @@
             <w:pPr>
               <w:spacing w:line="180" w:lineRule="auto"/>
               <w:jc w:val="center"/>
-              <w:rPr>
-                <w:rFonts w:ascii="맑은 고딕" w:eastAsia="맑은 고딕" w:hAnsi="맑은 고딕" w:cs="맑은 고딕" w:hint="eastAsia"/>
-              </w:rPr>
             </w:pPr>
             <w:sdt>
               <w:sdtPr>
                 <w:rPr>
                   <w:rStyle w:val="10pt"/>
-                  <w:rFonts w:ascii="맑은 고딕" w:eastAsia="맑은 고딕" w:hAnsi="맑은 고딕" w:cs="맑은 고딕" w:hint="eastAsia"/>
+                  <w:rFonts w:eastAsia="맑은 고딕" w:hint="eastAsia"/>
                 </w:rPr>
                 <w:id w:val="1897010284"/>
                 <w:placeholder>
@@ -10102,7 +10107,7 @@
               <w:sdtContent>
                 <w:r>
                   <w:rPr>
-                    <w:rFonts w:ascii="맑은 고딕" w:eastAsia="맑은 고딕" w:hAnsi="맑은 고딕" w:cs="맑은 고딕" w:hint="eastAsia"/>
+                    <w:rFonts w:hint="eastAsia"/>
                     <w:b/>
                     <w:bCs/>
                     <w:i/>
@@ -10124,25 +10129,22 @@
           <w:p>
             <w:pPr>
               <w:jc w:val="center"/>
-              <w:rPr>
-                <w:rFonts w:ascii="맑은 고딕" w:eastAsia="맑은 고딕" w:hAnsi="맑은 고딕" w:cs="맑은 고딕" w:hint="eastAsia"/>
-              </w:rPr>
-            </w:pPr>
-            <w:r>
-              <w:rPr>
-                <w:rFonts w:ascii="맑은 고딕" w:eastAsia="맑은 고딕" w:hAnsi="맑은 고딕" w:cs="맑은 고딕" w:hint="eastAsia"/>
+            </w:pPr>
+            <w:r>
+              <w:rPr>
+                <w:rFonts w:hint="eastAsia"/>
               </w:rPr>
               <w:t>연락처</w:t>
             </w:r>
           </w:p>
         </w:tc>
-        <w:bookmarkStart w:id="15" w:name="CustTel3" w:displacedByCustomXml="next"/>
-        <w:bookmarkEnd w:id="15" w:displacedByCustomXml="next"/>
+        <w:bookmarkStart w:id="1" w:name="CustTel3" w:displacedByCustomXml="next"/>
+        <w:bookmarkEnd w:id="1" w:displacedByCustomXml="next"/>
         <w:sdt>
           <w:sdtPr>
             <w:rPr>
               <w:rStyle w:val="10pt"/>
-              <w:rFonts w:ascii="맑은 고딕" w:eastAsia="맑은 고딕" w:hAnsi="맑은 고딕" w:cs="맑은 고딕" w:hint="eastAsia"/>
+              <w:rFonts w:eastAsia="맑은 고딕" w:hint="eastAsia"/>
             </w:rPr>
             <w:id w:val="-189372705"/>
             <w:placeholder>
@@ -10154,7 +10156,6 @@
           <w:sdtEndPr>
             <w:rPr>
               <w:rStyle w:val="a0"/>
-              <w:rFonts w:ascii="맑은 고딕" w:eastAsia="맑은 고딕" w:hAnsi="맑은 고딕" w:cs="맑은 고딕" w:hint="eastAsia"/>
               <w:b w:val="0"/>
               <w:bCs/>
               <w:i/>
@@ -10175,14 +10176,11 @@
               <w:p>
                 <w:pPr>
                   <w:jc w:val="center"/>
-                  <w:rPr>
-                    <w:rFonts w:ascii="맑은 고딕" w:eastAsia="맑은 고딕" w:hAnsi="맑은 고딕" w:cs="맑은 고딕" w:hint="eastAsia"/>
-                  </w:rPr>
                 </w:pPr>
                 <w:r>
                   <w:rPr>
                     <w:rStyle w:val="a6"/>
-                    <w:rFonts w:ascii="맑은 고딕" w:eastAsia="맑은 고딕" w:hAnsi="맑은 고딕" w:cs="맑은 고딕" w:hint="eastAsia"/>
+                    <w:rFonts w:hint="eastAsia"/>
                     <w:b/>
                     <w:bCs/>
                     <w:i/>
@@ -10215,19 +10213,19 @@
             </w:pPr>
             <w:r>
               <w:rPr>
-                <w:rFonts w:ascii="맑은 고딕" w:eastAsia="맑은 고딕" w:hAnsi="맑은 고딕" w:cs="맑은 고딕" w:hint="eastAsia"/>
+                <w:rFonts w:hint="eastAsia"/>
               </w:rPr>
               <w:t>주소</w:t>
             </w:r>
           </w:p>
         </w:tc>
-        <w:bookmarkStart w:id="16" w:name="CustAddr3" w:displacedByCustomXml="next"/>
-        <w:bookmarkEnd w:id="16" w:displacedByCustomXml="next"/>
+        <w:bookmarkStart w:id="2" w:name="CustAddr3" w:displacedByCustomXml="next"/>
+        <w:bookmarkEnd w:id="2" w:displacedByCustomXml="next"/>
         <w:sdt>
           <w:sdtPr>
             <w:rPr>
               <w:rStyle w:val="10pt"/>
-              <w:rFonts w:ascii="맑은 고딕" w:eastAsia="맑은 고딕" w:hAnsi="맑은 고딕" w:cs="맑은 고딕" w:hint="eastAsia"/>
+              <w:rFonts w:eastAsia="맑은 고딕" w:hint="eastAsia"/>
             </w:rPr>
             <w:id w:val="-1528866009"/>
             <w:placeholder>
@@ -10239,7 +10237,6 @@
           <w:sdtEndPr>
             <w:rPr>
               <w:rStyle w:val="a0"/>
-              <w:rFonts w:ascii="맑은 고딕" w:eastAsia="맑은 고딕" w:hAnsi="맑은 고딕" w:cs="맑은 고딕" w:hint="eastAsia"/>
               <w:b w:val="0"/>
               <w:bCs/>
               <w:sz w:val="16"/>
@@ -10258,14 +10255,11 @@
               <w:p>
                 <w:pPr>
                   <w:jc w:val="center"/>
-                  <w:rPr>
-                    <w:rFonts w:ascii="맑은 고딕" w:eastAsia="맑은 고딕" w:hAnsi="맑은 고딕" w:cs="맑은 고딕" w:hint="eastAsia"/>
-                  </w:rPr>
                 </w:pPr>
                 <w:r>
                   <w:rPr>
                     <w:rStyle w:val="a6"/>
-                    <w:rFonts w:ascii="맑은 고딕" w:eastAsia="맑은 고딕" w:hAnsi="맑은 고딕" w:cs="맑은 고딕" w:hint="eastAsia"/>
+                    <w:rFonts w:hint="eastAsia"/>
                     <w:b/>
                     <w:bCs/>
                     <w:i/>
@@ -10298,46 +10292,18 @@
             <w:pPr>
               <w:jc w:val="both"/>
               <w:rPr>
-                <w:rFonts w:ascii="맑은 고딕" w:eastAsia="맑은 고딕" w:hAnsi="맑은 고딕" w:cs="맑은 고딕" w:hint="eastAsia"/>
                 <w:b/>
                 <w:bCs/>
               </w:rPr>
             </w:pPr>
             <w:r>
               <w:rPr>
-                <w:rFonts w:ascii="맑은 고딕" w:eastAsia="맑은 고딕" w:hAnsi="맑은 고딕" w:cs="맑은 고딕" w:hint="eastAsia"/>
+                <w:rFonts w:hint="eastAsia"/>
                 <w:b/>
                 <w:bCs/>
                 <w:sz w:val="24"/>
               </w:rPr>
-              <w:t xml:space="preserve">2. 희망 충전시설 종류 및 수량 </w:t>
-            </w:r>
-            <w:r>
-              <w:rPr>
-                <w:rFonts w:ascii="맑은 고딕" w:eastAsia="맑은 고딕" w:hAnsi="맑은 고딕" w:cs="맑은 고딕" w:hint="eastAsia"/>
-                <w:b/>
-                <w:bCs/>
-                <w:sz w:val="24"/>
-              </w:rPr>
-              <w:t xml:space="preserve">【구분: 스마트 충전기( </w:t>
-            </w:r>
-            <w:r>
-              <w:rPr>
-                <w:rFonts w:ascii="맑은 고딕" w:eastAsia="맑은 고딕" w:hAnsi="맑은 고딕" w:cs="맑은 고딕" w:hint="eastAsia"/>
-                <w:b/>
-                <w:bCs/>
-                <w:sz w:val="24"/>
-              </w:rPr>
-              <w:t xml:space="preserve">O </w:t>
-            </w:r>
-            <w:r>
-              <w:rPr>
-                <w:rFonts w:ascii="맑은 고딕" w:eastAsia="맑은 고딕" w:hAnsi="맑은 고딕" w:cs="맑은 고딕" w:hint="eastAsia"/>
-                <w:b/>
-                <w:bCs/>
-                <w:sz w:val="24"/>
-              </w:rPr>
-              <w:t>)】</w:t>
+              <w:t>2. 희망 충전시설 종류 및 수량 【구분: 스마트 충전기( O )】</w:t>
             </w:r>
           </w:p>
         </w:tc>
@@ -10357,33 +10323,12 @@
           <w:p>
             <w:pPr>
               <w:jc w:val="center"/>
-              <w:rPr>
-                <w:rFonts w:ascii="맑은 고딕" w:eastAsia="맑은 고딕" w:hAnsi="맑은 고딕" w:cs="맑은 고딕" w:hint="eastAsia"/>
-              </w:rPr>
-            </w:pPr>
-            <w:r>
-              <w:rPr>
-                <w:rFonts w:ascii="맑은 고딕" w:eastAsia="맑은 고딕" w:hAnsi="맑은 고딕" w:cs="맑은 고딕" w:hint="eastAsia"/>
-              </w:rPr>
-              <w:t xml:space="preserve">7kW </w:t>
-            </w:r>
-            <w:r>
-              <w:rPr>
-                <w:rFonts w:ascii="맑은 고딕" w:eastAsia="맑은 고딕" w:hAnsi="맑은 고딕" w:cs="맑은 고딕" w:hint="eastAsia"/>
-              </w:rPr>
-              <w:t>이상</w:t>
-            </w:r>
-            <w:r>
-              <w:rPr>
-                <w:rFonts w:ascii="맑은 고딕" w:eastAsia="맑은 고딕" w:hAnsi="맑은 고딕" w:cs="맑은 고딕" w:hint="eastAsia"/>
-              </w:rPr>
-              <w:t xml:space="preserve"> ~ 11kW </w:t>
-            </w:r>
-            <w:r>
-              <w:rPr>
-                <w:rFonts w:ascii="맑은 고딕" w:eastAsia="맑은 고딕" w:hAnsi="맑은 고딕" w:cs="맑은 고딕" w:hint="eastAsia"/>
-              </w:rPr>
-              <w:t>미만</w:t>
+            </w:pPr>
+            <w:r>
+              <w:rPr>
+                <w:rFonts w:hint="eastAsia"/>
+              </w:rPr>
+              <w:t>7kW 이상 ~ 11kW 미만</w:t>
             </w:r>
           </w:p>
         </w:tc>
@@ -10398,19 +10343,16 @@
           <w:p>
             <w:pPr>
               <w:jc w:val="center"/>
-              <w:rPr>
-                <w:rFonts w:ascii="맑은 고딕" w:eastAsia="맑은 고딕" w:hAnsi="맑은 고딕" w:cs="맑은 고딕" w:hint="eastAsia"/>
-              </w:rPr>
-            </w:pPr>
-            <w:r>
-              <w:rPr>
-                <w:rFonts w:ascii="맑은 고딕" w:eastAsia="맑은 고딕" w:hAnsi="맑은 고딕" w:cs="맑은 고딕" w:hint="eastAsia"/>
+            </w:pPr>
+            <w:r>
+              <w:rPr>
+                <w:rFonts w:hint="eastAsia"/>
               </w:rPr>
               <w:t>(</w:t>
             </w:r>
             <w:r>
               <w:rPr>
-                <w:rFonts w:ascii="맑은 고딕" w:eastAsia="맑은 고딕" w:hAnsi="맑은 고딕" w:cs="맑은 고딕" w:hint="eastAsia"/>
+                <w:rFonts w:hint="eastAsia"/>
               </w:rPr>
               <w:t xml:space="preserve">  </w:t>
             </w:r>
@@ -10418,7 +10360,7 @@
               <w:sdtPr>
                 <w:rPr>
                   <w:rStyle w:val="10pt"/>
-                  <w:rFonts w:ascii="맑은 고딕" w:eastAsia="맑은 고딕" w:hAnsi="맑은 고딕" w:cs="맑은 고딕" w:hint="eastAsia"/>
+                  <w:rFonts w:eastAsia="맑은 고딕" w:hint="eastAsia"/>
                 </w:rPr>
                 <w:id w:val="-1335375053"/>
                 <w:showingPlcHdr/>
@@ -10427,7 +10369,6 @@
               <w:sdtEndPr>
                 <w:rPr>
                   <w:rStyle w:val="a0"/>
-                  <w:rFonts w:ascii="맑은 고딕" w:eastAsia="맑은 고딕" w:hAnsi="맑은 고딕" w:cs="맑은 고딕" w:hint="eastAsia"/>
                   <w:b w:val="0"/>
                   <w:bCs/>
                   <w:i/>
@@ -10440,7 +10381,7 @@
                 <w:r>
                   <w:rPr>
                     <w:rStyle w:val="a6"/>
-                    <w:rFonts w:ascii="맑은 고딕" w:eastAsia="맑은 고딕" w:hAnsi="맑은 고딕" w:cs="맑은 고딕" w:hint="eastAsia"/>
+                    <w:rFonts w:hint="eastAsia"/>
                     <w:b/>
                     <w:bCs/>
                     <w:i/>
@@ -10454,21 +10395,15 @@
             </w:sdt>
             <w:r>
               <w:rPr>
-                <w:rFonts w:ascii="맑은 고딕" w:eastAsia="맑은 고딕" w:hAnsi="맑은 고딕" w:cs="맑은 고딕" w:hint="eastAsia"/>
-              </w:rPr>
-              <w:t xml:space="preserve"> </w:t>
-            </w:r>
-            <w:r>
-              <w:rPr>
-                <w:rFonts w:ascii="맑은 고딕" w:eastAsia="맑은 고딕" w:hAnsi="맑은 고딕" w:cs="맑은 고딕" w:hint="eastAsia"/>
-              </w:rPr>
-              <w:t>)</w:t>
-            </w:r>
-            <w:r>
-              <w:rPr>
-                <w:rFonts w:ascii="맑은 고딕" w:eastAsia="맑은 고딕" w:hAnsi="맑은 고딕" w:cs="맑은 고딕" w:hint="eastAsia"/>
-              </w:rPr>
-              <w:t>기</w:t>
+                <w:rFonts w:hint="eastAsia"/>
+              </w:rPr>
+              <w:t xml:space="preserve"> </w:t>
+            </w:r>
+            <w:r>
+              <w:rPr>
+                <w:rFonts w:hint="eastAsia"/>
+              </w:rPr>
+              <w:t>)기</w:t>
             </w:r>
           </w:p>
         </w:tc>
@@ -10488,33 +10423,12 @@
           <w:p>
             <w:pPr>
               <w:jc w:val="center"/>
-              <w:rPr>
-                <w:rFonts w:ascii="맑은 고딕" w:eastAsia="맑은 고딕" w:hAnsi="맑은 고딕" w:cs="맑은 고딕" w:hint="eastAsia"/>
-              </w:rPr>
-            </w:pPr>
-            <w:r>
-              <w:rPr>
-                <w:rFonts w:ascii="맑은 고딕" w:eastAsia="맑은 고딕" w:hAnsi="맑은 고딕" w:cs="맑은 고딕" w:hint="eastAsia"/>
-              </w:rPr>
-              <w:t xml:space="preserve">11kW </w:t>
-            </w:r>
-            <w:r>
-              <w:rPr>
-                <w:rFonts w:ascii="맑은 고딕" w:eastAsia="맑은 고딕" w:hAnsi="맑은 고딕" w:cs="맑은 고딕" w:hint="eastAsia"/>
-              </w:rPr>
-              <w:t>이상</w:t>
-            </w:r>
-            <w:r>
-              <w:rPr>
-                <w:rFonts w:ascii="맑은 고딕" w:eastAsia="맑은 고딕" w:hAnsi="맑은 고딕" w:cs="맑은 고딕" w:hint="eastAsia"/>
-              </w:rPr>
-              <w:t xml:space="preserve"> ~ 30kW </w:t>
-            </w:r>
-            <w:r>
-              <w:rPr>
-                <w:rFonts w:ascii="맑은 고딕" w:eastAsia="맑은 고딕" w:hAnsi="맑은 고딕" w:cs="맑은 고딕" w:hint="eastAsia"/>
-              </w:rPr>
-              <w:t>미만</w:t>
+            </w:pPr>
+            <w:r>
+              <w:rPr>
+                <w:rFonts w:hint="eastAsia"/>
+              </w:rPr>
+              <w:t>11kW 이상 ~ 30kW 미만</w:t>
             </w:r>
           </w:p>
         </w:tc>
@@ -10529,19 +10443,16 @@
           <w:p>
             <w:pPr>
               <w:jc w:val="center"/>
-              <w:rPr>
-                <w:rFonts w:ascii="맑은 고딕" w:eastAsia="맑은 고딕" w:hAnsi="맑은 고딕" w:cs="맑은 고딕" w:hint="eastAsia"/>
-              </w:rPr>
-            </w:pPr>
-            <w:r>
-              <w:rPr>
-                <w:rFonts w:ascii="맑은 고딕" w:eastAsia="맑은 고딕" w:hAnsi="맑은 고딕" w:cs="맑은 고딕" w:hint="eastAsia"/>
+            </w:pPr>
+            <w:r>
+              <w:rPr>
+                <w:rFonts w:hint="eastAsia"/>
               </w:rPr>
               <w:t>(</w:t>
             </w:r>
             <w:r>
               <w:rPr>
-                <w:rFonts w:ascii="맑은 고딕" w:eastAsia="맑은 고딕" w:hAnsi="맑은 고딕" w:cs="맑은 고딕" w:hint="eastAsia"/>
+                <w:rFonts w:hint="eastAsia"/>
               </w:rPr>
               <w:t xml:space="preserve">  </w:t>
             </w:r>
@@ -10549,7 +10460,7 @@
               <w:sdtPr>
                 <w:rPr>
                   <w:rStyle w:val="10pt"/>
-                  <w:rFonts w:ascii="맑은 고딕" w:eastAsia="맑은 고딕" w:hAnsi="맑은 고딕" w:cs="맑은 고딕" w:hint="eastAsia"/>
+                  <w:rFonts w:eastAsia="맑은 고딕" w:hint="eastAsia"/>
                 </w:rPr>
                 <w:id w:val="313466420"/>
                 <w:showingPlcHdr/>
@@ -10558,7 +10469,6 @@
               <w:sdtEndPr>
                 <w:rPr>
                   <w:rStyle w:val="a0"/>
-                  <w:rFonts w:ascii="맑은 고딕" w:eastAsia="맑은 고딕" w:hAnsi="맑은 고딕" w:cs="맑은 고딕" w:hint="eastAsia"/>
                   <w:b w:val="0"/>
                   <w:bCs/>
                   <w:i/>
@@ -10571,7 +10481,7 @@
                 <w:r>
                   <w:rPr>
                     <w:rStyle w:val="a6"/>
-                    <w:rFonts w:ascii="맑은 고딕" w:eastAsia="맑은 고딕" w:hAnsi="맑은 고딕" w:cs="맑은 고딕" w:hint="eastAsia"/>
+                    <w:rFonts w:hint="eastAsia"/>
                     <w:b/>
                     <w:bCs/>
                     <w:i/>
@@ -10585,21 +10495,15 @@
             </w:sdt>
             <w:r>
               <w:rPr>
-                <w:rFonts w:ascii="맑은 고딕" w:eastAsia="맑은 고딕" w:hAnsi="맑은 고딕" w:cs="맑은 고딕" w:hint="eastAsia"/>
-              </w:rPr>
-              <w:t xml:space="preserve"> </w:t>
-            </w:r>
-            <w:r>
-              <w:rPr>
-                <w:rFonts w:ascii="맑은 고딕" w:eastAsia="맑은 고딕" w:hAnsi="맑은 고딕" w:cs="맑은 고딕" w:hint="eastAsia"/>
-              </w:rPr>
-              <w:t>)</w:t>
-            </w:r>
-            <w:r>
-              <w:rPr>
-                <w:rFonts w:ascii="맑은 고딕" w:eastAsia="맑은 고딕" w:hAnsi="맑은 고딕" w:cs="맑은 고딕" w:hint="eastAsia"/>
-              </w:rPr>
-              <w:t>기</w:t>
+                <w:rFonts w:hint="eastAsia"/>
+              </w:rPr>
+              <w:t xml:space="preserve"> </w:t>
+            </w:r>
+            <w:r>
+              <w:rPr>
+                <w:rFonts w:hint="eastAsia"/>
+              </w:rPr>
+              <w:t>)기</w:t>
             </w:r>
           </w:p>
         </w:tc>
@@ -10619,27 +10523,12 @@
           <w:p>
             <w:pPr>
               <w:jc w:val="center"/>
-              <w:rPr>
-                <w:rFonts w:ascii="맑은 고딕" w:eastAsia="맑은 고딕" w:hAnsi="맑은 고딕" w:cs="맑은 고딕" w:hint="eastAsia"/>
-              </w:rPr>
-            </w:pPr>
-            <w:r>
-              <w:rPr>
-                <w:rFonts w:ascii="맑은 고딕" w:eastAsia="맑은 고딕" w:hAnsi="맑은 고딕" w:cs="맑은 고딕" w:hint="eastAsia"/>
-              </w:rPr>
-              <w:t>전력분배형</w:t>
-            </w:r>
-            <w:r>
-              <w:rPr>
-                <w:rFonts w:ascii="맑은 고딕" w:eastAsia="맑은 고딕" w:hAnsi="맑은 고딕" w:cs="맑은 고딕" w:hint="eastAsia"/>
-              </w:rPr>
-              <w:t xml:space="preserve"> </w:t>
-            </w:r>
-            <w:r>
-              <w:rPr>
-                <w:rFonts w:ascii="맑은 고딕" w:eastAsia="맑은 고딕" w:hAnsi="맑은 고딕" w:cs="맑은 고딕" w:hint="eastAsia"/>
-              </w:rPr>
-              <w:t>충전기</w:t>
+            </w:pPr>
+            <w:r>
+              <w:rPr>
+                <w:rFonts w:hint="eastAsia"/>
+              </w:rPr>
+              <w:t>전력분배형 충전기</w:t>
             </w:r>
           </w:p>
         </w:tc>
@@ -10654,45 +10543,12 @@
           <w:p>
             <w:pPr>
               <w:jc w:val="center"/>
-              <w:rPr>
-                <w:rFonts w:ascii="맑은 고딕" w:eastAsia="맑은 고딕" w:hAnsi="맑은 고딕" w:cs="맑은 고딕" w:hint="eastAsia"/>
-              </w:rPr>
-            </w:pPr>
-            <w:r>
-              <w:rPr>
-                <w:rFonts w:ascii="맑은 고딕" w:eastAsia="맑은 고딕" w:hAnsi="맑은 고딕" w:cs="맑은 고딕" w:hint="eastAsia"/>
-              </w:rPr>
-              <w:t>(    )kW  (    )</w:t>
-            </w:r>
-            <w:r>
-              <w:rPr>
-                <w:rFonts w:ascii="맑은 고딕" w:eastAsia="맑은 고딕" w:hAnsi="맑은 고딕" w:cs="맑은 고딕" w:hint="eastAsia"/>
-              </w:rPr>
-              <w:t>기</w:t>
-            </w:r>
-            <w:r>
-              <w:rPr>
-                <w:rFonts w:ascii="맑은 고딕" w:eastAsia="맑은 고딕" w:hAnsi="맑은 고딕" w:cs="맑은 고딕" w:hint="eastAsia"/>
-              </w:rPr>
-              <w:t xml:space="preserve">  </w:t>
-            </w:r>
-            <w:r>
-              <w:rPr>
-                <w:rFonts w:ascii="맑은 고딕" w:eastAsia="맑은 고딕" w:hAnsi="맑은 고딕" w:cs="맑은 고딕" w:hint="eastAsia"/>
-              </w:rPr>
-              <w:t>케이블</w:t>
-            </w:r>
-            <w:r>
-              <w:rPr>
-                <w:rFonts w:ascii="맑은 고딕" w:eastAsia="맑은 고딕" w:hAnsi="맑은 고딕" w:cs="맑은 고딕" w:hint="eastAsia"/>
-              </w:rPr>
-              <w:t xml:space="preserve"> (    )</w:t>
-            </w:r>
-            <w:r>
-              <w:rPr>
-                <w:rFonts w:ascii="맑은 고딕" w:eastAsia="맑은 고딕" w:hAnsi="맑은 고딕" w:cs="맑은 고딕" w:hint="eastAsia"/>
-              </w:rPr>
-              <w:t>개</w:t>
+            </w:pPr>
+            <w:r>
+              <w:rPr>
+                <w:rFonts w:hint="eastAsia"/>
+              </w:rPr>
+              <w:t>(    )kW  (    )기  케이블 (    )개</w:t>
             </w:r>
           </w:p>
         </w:tc>
@@ -10713,13 +10569,10 @@
           <w:p>
             <w:pPr>
               <w:jc w:val="both"/>
-              <w:rPr>
-                <w:rFonts w:ascii="맑은 고딕" w:eastAsia="맑은 고딕" w:hAnsi="맑은 고딕" w:cs="맑은 고딕" w:hint="eastAsia"/>
-              </w:rPr>
-            </w:pPr>
-            <w:r>
-              <w:rPr>
-                <w:rFonts w:ascii="맑은 고딕" w:eastAsia="맑은 고딕" w:hAnsi="맑은 고딕" w:cs="맑은 고딕" w:hint="eastAsia"/>
+            </w:pPr>
+            <w:r>
+              <w:rPr>
+                <w:rFonts w:hint="eastAsia"/>
                 <w:b/>
                 <w:bCs/>
                 <w:sz w:val="24"/>
@@ -10747,14 +10600,14 @@
             </w:pPr>
             <w:r>
               <w:rPr>
-                <w:rFonts w:ascii="맑은 고딕" w:eastAsia="맑은 고딕" w:hAnsi="맑은 고딕" w:cs="맑은 고딕" w:hint="eastAsia"/>
+                <w:rFonts w:hint="eastAsia"/>
               </w:rPr>
               <w:t>주차면 수</w:t>
             </w:r>
           </w:p>
         </w:tc>
-        <w:bookmarkStart w:id="17" w:name="Parkinglot2"/>
-        <w:bookmarkEnd w:id="17"/>
+        <w:bookmarkStart w:id="3" w:name="Parkinglot2"/>
+        <w:bookmarkEnd w:id="3"/>
         <w:tc>
           <w:tcPr>
             <w:tcW w:w="785" w:type="pct"/>
@@ -10762,15 +10615,12 @@
           <w:p>
             <w:pPr>
               <w:jc w:val="right"/>
-              <w:rPr>
-                <w:rFonts w:ascii="맑은 고딕" w:eastAsia="맑은 고딕" w:hAnsi="맑은 고딕" w:cs="맑은 고딕" w:hint="eastAsia"/>
-              </w:rPr>
             </w:pPr>
             <w:sdt>
               <w:sdtPr>
                 <w:rPr>
                   <w:rStyle w:val="10pt"/>
-                  <w:rFonts w:ascii="맑은 고딕" w:eastAsia="맑은 고딕" w:hAnsi="맑은 고딕" w:cs="맑은 고딕" w:hint="eastAsia"/>
+                  <w:rFonts w:eastAsia="맑은 고딕" w:hint="eastAsia"/>
                 </w:rPr>
                 <w:id w:val="350158903"/>
                 <w:placeholder>
@@ -10782,7 +10632,6 @@
               <w:sdtEndPr>
                 <w:rPr>
                   <w:rStyle w:val="a0"/>
-                  <w:rFonts w:ascii="맑은 고딕" w:eastAsia="맑은 고딕" w:hAnsi="맑은 고딕" w:cs="맑은 고딕" w:hint="eastAsia"/>
                   <w:b w:val="0"/>
                   <w:bCs/>
                   <w:i/>
@@ -10797,7 +10646,7 @@
                 <w:r>
                   <w:rPr>
                     <w:rStyle w:val="a6"/>
-                    <w:rFonts w:ascii="맑은 고딕" w:eastAsia="맑은 고딕" w:hAnsi="맑은 고딕" w:cs="맑은 고딕" w:hint="eastAsia"/>
+                    <w:rFonts w:hint="eastAsia"/>
                     <w:b/>
                     <w:bCs/>
                     <w:i/>
@@ -10811,7 +10660,7 @@
             </w:sdt>
             <w:r>
               <w:rPr>
-                <w:rFonts w:ascii="맑은 고딕" w:eastAsia="맑은 고딕" w:hAnsi="맑은 고딕" w:cs="맑은 고딕" w:hint="eastAsia"/>
+                <w:rFonts w:hint="eastAsia"/>
               </w:rPr>
               <w:t xml:space="preserve"> 대</w:t>
             </w:r>
@@ -10828,9 +10677,6 @@
           <w:p>
             <w:pPr>
               <w:jc w:val="both"/>
-              <w:rPr>
-                <w:rFonts w:ascii="맑은 고딕" w:eastAsia="맑은 고딕" w:hAnsi="맑은 고딕" w:cs="맑은 고딕" w:hint="eastAsia"/>
-              </w:rPr>
             </w:pPr>
           </w:p>
         </w:tc>
@@ -10851,13 +10697,10 @@
           <w:p>
             <w:pPr>
               <w:jc w:val="both"/>
-              <w:rPr>
-                <w:rFonts w:ascii="맑은 고딕" w:eastAsia="맑은 고딕" w:hAnsi="맑은 고딕" w:cs="맑은 고딕" w:hint="eastAsia"/>
-              </w:rPr>
-            </w:pPr>
-            <w:r>
-              <w:rPr>
-                <w:rFonts w:ascii="맑은 고딕" w:eastAsia="맑은 고딕" w:hAnsi="맑은 고딕" w:cs="맑은 고딕" w:hint="eastAsia"/>
+            </w:pPr>
+            <w:r>
+              <w:rPr>
+                <w:rFonts w:hint="eastAsia"/>
                 <w:b/>
                 <w:bCs/>
                 <w:sz w:val="24"/>
@@ -10885,7 +10728,7 @@
             </w:pPr>
             <w:r>
               <w:rPr>
-                <w:rFonts w:ascii="맑은 고딕" w:eastAsia="맑은 고딕" w:hAnsi="맑은 고딕" w:cs="맑은 고딕" w:hint="eastAsia"/>
+                <w:rFonts w:hint="eastAsia"/>
               </w:rPr>
               <w:t>장소</w:t>
             </w:r>
@@ -10905,14 +10748,11 @@
                 <w:tab w:val="left" w:pos="1963"/>
               </w:tabs>
               <w:jc w:val="center"/>
-              <w:rPr>
-                <w:rFonts w:ascii="맑은 고딕" w:eastAsia="맑은 고딕" w:hAnsi="맑은 고딕" w:cs="맑은 고딕" w:hint="eastAsia"/>
-              </w:rPr>
             </w:pPr>
             <w:sdt>
               <w:sdtPr>
                 <w:rPr>
-                  <w:rFonts w:ascii="맑은 고딕" w:eastAsia="맑은 고딕" w:hAnsi="맑은 고딕" w:cs="맑은 고딕" w:hint="eastAsia"/>
+                  <w:rFonts w:hint="eastAsia"/>
                 </w:rPr>
                 <w:id w:val="-322042069"/>
                 <w14:checkbox>
@@ -10924,7 +10764,7 @@
               <w:sdtContent>
                 <w:r>
                   <w:rPr>
-                    <w:rFonts w:ascii="맑은 고딕" w:eastAsia="맑은 고딕" w:hAnsi="맑은 고딕" w:cs="맑은 고딕" w:hint="eastAsia"/>
+                    <w:rFonts w:hint="eastAsia"/>
                   </w:rPr>
                   <w:t>☐</w:t>
                 </w:r>
@@ -10932,26 +10772,14 @@
             </w:sdt>
             <w:r>
               <w:rPr>
-                <w:rFonts w:ascii="맑은 고딕" w:eastAsia="맑은 고딕" w:hAnsi="맑은 고딕" w:cs="맑은 고딕" w:hint="eastAsia"/>
-              </w:rPr>
-              <w:t xml:space="preserve"> 공동주택</w:t>
-            </w:r>
-            <w:r>
-              <w:rPr>
-                <w:rFonts w:ascii="맑은 고딕" w:eastAsia="맑은 고딕" w:hAnsi="맑은 고딕" w:cs="맑은 고딕" w:hint="eastAsia"/>
-              </w:rPr>
-              <w:t xml:space="preserve">  </w:t>
-            </w:r>
-            <w:r>
-              <w:rPr>
-                <w:rFonts w:ascii="맑은 고딕" w:eastAsia="맑은 고딕" w:hAnsi="맑은 고딕" w:cs="맑은 고딕" w:hint="eastAsia"/>
-              </w:rPr>
-              <w:t xml:space="preserve"> </w:t>
+                <w:rFonts w:hint="eastAsia"/>
+              </w:rPr>
+              <w:t xml:space="preserve"> 공동주택   </w:t>
             </w:r>
             <w:sdt>
               <w:sdtPr>
                 <w:rPr>
-                  <w:rFonts w:ascii="맑은 고딕" w:eastAsia="맑은 고딕" w:hAnsi="맑은 고딕" w:cs="맑은 고딕" w:hint="eastAsia"/>
+                  <w:rFonts w:hint="eastAsia"/>
                 </w:rPr>
                 <w:id w:val="-629096557"/>
                 <w14:checkbox>
@@ -10963,7 +10791,7 @@
               <w:sdtContent>
                 <w:r>
                   <w:rPr>
-                    <w:rFonts w:ascii="맑은 고딕" w:eastAsia="맑은 고딕" w:hAnsi="맑은 고딕" w:cs="맑은 고딕" w:hint="eastAsia"/>
+                    <w:rFonts w:hint="eastAsia"/>
                   </w:rPr>
                   <w:t>☐</w:t>
                 </w:r>
@@ -10971,26 +10799,14 @@
             </w:sdt>
             <w:r>
               <w:rPr>
-                <w:rFonts w:ascii="맑은 고딕" w:eastAsia="맑은 고딕" w:hAnsi="맑은 고딕" w:cs="맑은 고딕" w:hint="eastAsia"/>
-              </w:rPr>
-              <w:t xml:space="preserve"> 사업장</w:t>
-            </w:r>
-            <w:r>
-              <w:rPr>
-                <w:rFonts w:ascii="맑은 고딕" w:eastAsia="맑은 고딕" w:hAnsi="맑은 고딕" w:cs="맑은 고딕" w:hint="eastAsia"/>
-              </w:rPr>
-              <w:t xml:space="preserve">  </w:t>
-            </w:r>
-            <w:r>
-              <w:rPr>
-                <w:rFonts w:ascii="맑은 고딕" w:eastAsia="맑은 고딕" w:hAnsi="맑은 고딕" w:cs="맑은 고딕" w:hint="eastAsia"/>
-              </w:rPr>
-              <w:t xml:space="preserve"> </w:t>
+                <w:rFonts w:hint="eastAsia"/>
+              </w:rPr>
+              <w:t xml:space="preserve"> 사업장   </w:t>
             </w:r>
             <w:sdt>
               <w:sdtPr>
                 <w:rPr>
-                  <w:rFonts w:ascii="맑은 고딕" w:eastAsia="맑은 고딕" w:hAnsi="맑은 고딕" w:cs="맑은 고딕" w:hint="eastAsia"/>
+                  <w:rFonts w:hint="eastAsia"/>
                 </w:rPr>
                 <w:id w:val="850464996"/>
                 <w14:checkbox>
@@ -11002,7 +10818,7 @@
               <w:sdtContent>
                 <w:r>
                   <w:rPr>
-                    <w:rFonts w:ascii="맑은 고딕" w:eastAsia="맑은 고딕" w:hAnsi="맑은 고딕" w:cs="맑은 고딕" w:hint="eastAsia"/>
+                    <w:rFonts w:hint="eastAsia"/>
                   </w:rPr>
                   <w:t>☐</w:t>
                 </w:r>
@@ -11010,26 +10826,14 @@
             </w:sdt>
             <w:r>
               <w:rPr>
-                <w:rFonts w:ascii="맑은 고딕" w:eastAsia="맑은 고딕" w:hAnsi="맑은 고딕" w:cs="맑은 고딕" w:hint="eastAsia"/>
-              </w:rPr>
-              <w:t xml:space="preserve"> 소상공인</w:t>
-            </w:r>
-            <w:r>
-              <w:rPr>
-                <w:rFonts w:ascii="맑은 고딕" w:eastAsia="맑은 고딕" w:hAnsi="맑은 고딕" w:cs="맑은 고딕" w:hint="eastAsia"/>
-              </w:rPr>
-              <w:t xml:space="preserve">  </w:t>
-            </w:r>
-            <w:r>
-              <w:rPr>
-                <w:rFonts w:ascii="맑은 고딕" w:eastAsia="맑은 고딕" w:hAnsi="맑은 고딕" w:cs="맑은 고딕" w:hint="eastAsia"/>
-              </w:rPr>
-              <w:t xml:space="preserve"> </w:t>
+                <w:rFonts w:hint="eastAsia"/>
+              </w:rPr>
+              <w:t xml:space="preserve"> 소상공인   </w:t>
             </w:r>
             <w:sdt>
               <w:sdtPr>
                 <w:rPr>
-                  <w:rFonts w:ascii="맑은 고딕" w:eastAsia="맑은 고딕" w:hAnsi="맑은 고딕" w:cs="맑은 고딕" w:hint="eastAsia"/>
+                  <w:rFonts w:hint="eastAsia"/>
                 </w:rPr>
                 <w:id w:val="-697774570"/>
                 <w14:checkbox>
@@ -11041,7 +10845,7 @@
               <w:sdtContent>
                 <w:r>
                   <w:rPr>
-                    <w:rFonts w:ascii="맑은 고딕" w:eastAsia="맑은 고딕" w:hAnsi="맑은 고딕" w:cs="맑은 고딕" w:hint="eastAsia"/>
+                    <w:rFonts w:hint="eastAsia"/>
                   </w:rPr>
                   <w:t>☐</w:t>
                 </w:r>
@@ -11049,17 +10853,17 @@
             </w:sdt>
             <w:r>
               <w:rPr>
-                <w:rFonts w:ascii="맑은 고딕" w:eastAsia="맑은 고딕" w:hAnsi="맑은 고딕" w:cs="맑은 고딕" w:hint="eastAsia"/>
+                <w:rFonts w:hint="eastAsia"/>
               </w:rPr>
               <w:t xml:space="preserve"> 기타 ( </w:t>
             </w:r>
-            <w:bookmarkStart w:id="18" w:name="Type33txt"/>
-            <w:bookmarkEnd w:id="18"/>
+            <w:bookmarkStart w:id="4" w:name="Type33txt"/>
+            <w:bookmarkEnd w:id="4"/>
             <w:sdt>
               <w:sdtPr>
                 <w:rPr>
                   <w:rStyle w:val="10pt"/>
-                  <w:rFonts w:ascii="맑은 고딕" w:eastAsia="맑은 고딕" w:hAnsi="맑은 고딕" w:cs="맑은 고딕" w:hint="eastAsia"/>
+                  <w:rFonts w:eastAsia="맑은 고딕" w:hint="eastAsia"/>
                 </w:rPr>
                 <w:id w:val="-1480913900"/>
                 <w:placeholder>
@@ -11072,7 +10876,6 @@
               <w:sdtEndPr>
                 <w:rPr>
                   <w:rStyle w:val="a0"/>
-                  <w:rFonts w:ascii="맑은 고딕" w:eastAsia="맑은 고딕" w:hAnsi="맑은 고딕" w:cs="맑은 고딕" w:hint="eastAsia"/>
                   <w:b w:val="0"/>
                   <w:bCs/>
                   <w:i/>
@@ -11084,7 +10887,7 @@
               <w:sdtContent>
                 <w:r>
                   <w:rPr>
-                    <w:rFonts w:ascii="맑은 고딕" w:eastAsia="맑은 고딕" w:hAnsi="맑은 고딕" w:cs="맑은 고딕" w:hint="eastAsia"/>
+                    <w:rFonts w:hint="eastAsia"/>
                     <w:b/>
                     <w:bCs/>
                     <w:i/>
@@ -11092,61 +10895,13 @@
                     <w:color w:val="A6A6A6" w:themeColor="background1" w:themeShade="A6"/>
                     <w:u w:val="single"/>
                   </w:rPr>
-                  <w:t>시설명(</w:t>
-                </w:r>
-                <w:r>
-                  <w:rPr>
-                    <w:rFonts w:ascii="맑은 고딕" w:eastAsia="맑은 고딕" w:hAnsi="맑은 고딕" w:cs="맑은 고딕" w:hint="eastAsia"/>
-                    <w:b/>
-                    <w:bCs/>
-                    <w:i/>
-                    <w:iCs/>
-                    <w:color w:val="A6A6A6" w:themeColor="background1" w:themeShade="A6"/>
-                    <w:u w:val="single"/>
-                  </w:rPr>
-                  <w:t>“</w:t>
-                </w:r>
-                <w:r>
-                  <w:rPr>
-                    <w:rFonts w:ascii="맑은 고딕" w:eastAsia="맑은 고딕" w:hAnsi="맑은 고딕" w:cs="맑은 고딕" w:hint="eastAsia"/>
-                    <w:b/>
-                    <w:bCs/>
-                    <w:i/>
-                    <w:iCs/>
-                    <w:color w:val="A6A6A6" w:themeColor="background1" w:themeShade="A6"/>
-                    <w:u w:val="single"/>
-                  </w:rPr>
-                  <w:t>기타</w:t>
-                </w:r>
-                <w:r>
-                  <w:rPr>
-                    <w:rFonts w:ascii="맑은 고딕" w:eastAsia="맑은 고딕" w:hAnsi="맑은 고딕" w:cs="맑은 고딕" w:hint="eastAsia"/>
-                    <w:b/>
-                    <w:bCs/>
-                    <w:i/>
-                    <w:iCs/>
-                    <w:color w:val="A6A6A6" w:themeColor="background1" w:themeShade="A6"/>
-                    <w:u w:val="single"/>
-                  </w:rPr>
-                  <w:t>”</w:t>
-                </w:r>
-                <w:r>
-                  <w:rPr>
-                    <w:rFonts w:ascii="맑은 고딕" w:eastAsia="맑은 고딕" w:hAnsi="맑은 고딕" w:cs="맑은 고딕" w:hint="eastAsia"/>
-                    <w:b/>
-                    <w:bCs/>
-                    <w:i/>
-                    <w:iCs/>
-                    <w:color w:val="A6A6A6" w:themeColor="background1" w:themeShade="A6"/>
-                    <w:u w:val="single"/>
-                  </w:rPr>
-                  <w:t>가 아닌 경우 삭제)</w:t>
+                  <w:t>시설명(“기타”가 아닌 경우 삭제)</w:t>
                 </w:r>
               </w:sdtContent>
             </w:sdt>
             <w:r>
               <w:rPr>
-                <w:rFonts w:ascii="맑은 고딕" w:eastAsia="맑은 고딕" w:hAnsi="맑은 고딕" w:cs="맑은 고딕" w:hint="eastAsia"/>
+                <w:rFonts w:hint="eastAsia"/>
               </w:rPr>
               <w:t xml:space="preserve"> )</w:t>
             </w:r>
@@ -11172,19 +10927,19 @@
             </w:pPr>
             <w:r>
               <w:rPr>
-                <w:rFonts w:ascii="맑은 고딕" w:eastAsia="맑은 고딕" w:hAnsi="맑은 고딕" w:cs="맑은 고딕" w:hint="eastAsia"/>
+                <w:rFonts w:hint="eastAsia"/>
               </w:rPr>
               <w:t>주소</w:t>
             </w:r>
           </w:p>
         </w:tc>
-        <w:bookmarkStart w:id="19" w:name="InstallAddr3" w:displacedByCustomXml="next"/>
-        <w:bookmarkEnd w:id="19" w:displacedByCustomXml="next"/>
+        <w:bookmarkStart w:id="5" w:name="InstallAddr3" w:displacedByCustomXml="next"/>
+        <w:bookmarkEnd w:id="5" w:displacedByCustomXml="next"/>
         <w:sdt>
           <w:sdtPr>
             <w:rPr>
               <w:rStyle w:val="10pt"/>
-              <w:rFonts w:ascii="맑은 고딕" w:eastAsia="맑은 고딕" w:hAnsi="맑은 고딕" w:cs="맑은 고딕" w:hint="eastAsia"/>
+              <w:rFonts w:eastAsia="맑은 고딕" w:hint="eastAsia"/>
             </w:rPr>
             <w:id w:val="1954517277"/>
             <w:placeholder>
@@ -11196,7 +10951,6 @@
           <w:sdtEndPr>
             <w:rPr>
               <w:rStyle w:val="a0"/>
-              <w:rFonts w:ascii="맑은 고딕" w:eastAsia="맑은 고딕" w:hAnsi="맑은 고딕" w:cs="맑은 고딕" w:hint="eastAsia"/>
               <w:b w:val="0"/>
               <w:i/>
               <w:iCs/>
@@ -11219,14 +10973,11 @@
               <w:p>
                 <w:pPr>
                   <w:jc w:val="center"/>
-                  <w:rPr>
-                    <w:rFonts w:ascii="맑은 고딕" w:eastAsia="맑은 고딕" w:hAnsi="맑은 고딕" w:cs="맑은 고딕" w:hint="eastAsia"/>
-                  </w:rPr>
                 </w:pPr>
                 <w:r>
                   <w:rPr>
                     <w:rStyle w:val="a6"/>
-                    <w:rFonts w:ascii="맑은 고딕" w:eastAsia="맑은 고딕" w:hAnsi="맑은 고딕" w:cs="맑은 고딕" w:hint="eastAsia"/>
+                    <w:rFonts w:hint="eastAsia"/>
                     <w:b/>
                     <w:bCs/>
                     <w:i/>
@@ -11258,27 +11009,24 @@
           <w:p>
             <w:pPr>
               <w:jc w:val="center"/>
-              <w:rPr>
-                <w:rFonts w:ascii="맑은 고딕" w:eastAsia="맑은 고딕" w:hAnsi="맑은 고딕" w:cs="맑은 고딕" w:hint="eastAsia"/>
-              </w:rPr>
-            </w:pPr>
-            <w:r>
-              <w:rPr>
-                <w:rFonts w:ascii="맑은 고딕" w:eastAsia="맑은 고딕" w:hAnsi="맑은 고딕" w:cs="맑은 고딕" w:hint="eastAsia"/>
+            </w:pPr>
+            <w:r>
+              <w:rPr>
+                <w:rFonts w:hint="eastAsia"/>
               </w:rPr>
               <w:t xml:space="preserve">설치환경(확인 후 </w:t>
             </w:r>
             <w:proofErr w:type="spellStart"/>
             <w:r>
               <w:rPr>
-                <w:rFonts w:ascii="맑은 고딕" w:eastAsia="맑은 고딕" w:hAnsi="맑은 고딕" w:cs="맑은 고딕" w:hint="eastAsia"/>
+                <w:rFonts w:hint="eastAsia"/>
               </w:rPr>
               <w:t>해당란에</w:t>
             </w:r>
             <w:proofErr w:type="spellEnd"/>
             <w:r>
               <w:rPr>
-                <w:rFonts w:ascii="맑은 고딕" w:eastAsia="맑은 고딕" w:hAnsi="맑은 고딕" w:cs="맑은 고딕" w:hint="eastAsia"/>
+                <w:rFonts w:hint="eastAsia"/>
               </w:rPr>
               <w:t xml:space="preserve"> 체크)</w:t>
             </w:r>
@@ -11314,7 +11062,7 @@
             </w:pPr>
             <w:r>
               <w:rPr>
-                <w:rFonts w:ascii="맑은 고딕" w:eastAsia="맑은 고딕" w:hAnsi="맑은 고딕" w:cs="맑은 고딕" w:hint="eastAsia"/>
+                <w:rFonts w:hint="eastAsia"/>
               </w:rPr>
               <w:t>건물형태</w:t>
             </w:r>
@@ -11330,7 +11078,7 @@
             </w:pPr>
             <w:r>
               <w:rPr>
-                <w:rFonts w:ascii="맑은 고딕" w:eastAsia="맑은 고딕" w:hAnsi="맑은 고딕" w:cs="맑은 고딕" w:hint="eastAsia"/>
+                <w:rFonts w:hint="eastAsia"/>
               </w:rPr>
               <w:t>설치위치</w:t>
             </w:r>
@@ -11343,13 +11091,10 @@
           <w:p>
             <w:pPr>
               <w:jc w:val="center"/>
-              <w:rPr>
-                <w:rFonts w:ascii="맑은 고딕" w:eastAsia="맑은 고딕" w:hAnsi="맑은 고딕" w:cs="맑은 고딕" w:hint="eastAsia"/>
-              </w:rPr>
-            </w:pPr>
-            <w:r>
-              <w:rPr>
-                <w:rFonts w:ascii="맑은 고딕" w:eastAsia="맑은 고딕" w:hAnsi="맑은 고딕" w:cs="맑은 고딕" w:hint="eastAsia"/>
+            </w:pPr>
+            <w:r>
+              <w:rPr>
+                <w:rFonts w:hint="eastAsia"/>
               </w:rPr>
               <w:t>소유여부</w:t>
             </w:r>
@@ -11363,14 +11108,11 @@
           <w:p>
             <w:pPr>
               <w:jc w:val="center"/>
-              <w:rPr>
-                <w:rFonts w:ascii="맑은 고딕" w:eastAsia="맑은 고딕" w:hAnsi="맑은 고딕" w:cs="맑은 고딕" w:hint="eastAsia"/>
-              </w:rPr>
             </w:pPr>
             <w:proofErr w:type="spellStart"/>
             <w:r>
               <w:rPr>
-                <w:rFonts w:ascii="맑은 고딕" w:eastAsia="맑은 고딕" w:hAnsi="맑은 고딕" w:cs="맑은 고딕" w:hint="eastAsia"/>
+                <w:rFonts w:hint="eastAsia"/>
               </w:rPr>
               <w:t>소유주와의관계</w:t>
             </w:r>
@@ -11384,14 +11126,11 @@
           <w:p>
             <w:pPr>
               <w:jc w:val="center"/>
-              <w:rPr>
-                <w:rFonts w:ascii="맑은 고딕" w:eastAsia="맑은 고딕" w:hAnsi="맑은 고딕" w:cs="맑은 고딕" w:hint="eastAsia"/>
-              </w:rPr>
             </w:pPr>
             <w:proofErr w:type="spellStart"/>
             <w:r>
               <w:rPr>
-                <w:rFonts w:ascii="맑은 고딕" w:eastAsia="맑은 고딕" w:hAnsi="맑은 고딕" w:cs="맑은 고딕" w:hint="eastAsia"/>
+                <w:rFonts w:hint="eastAsia"/>
               </w:rPr>
               <w:t>전력인입</w:t>
             </w:r>
@@ -11405,13 +11144,10 @@
           <w:p>
             <w:pPr>
               <w:jc w:val="center"/>
-              <w:rPr>
-                <w:rFonts w:ascii="맑은 고딕" w:eastAsia="맑은 고딕" w:hAnsi="맑은 고딕" w:cs="맑은 고딕" w:hint="eastAsia"/>
-              </w:rPr>
-            </w:pPr>
-            <w:r>
-              <w:rPr>
-                <w:rFonts w:ascii="맑은 고딕" w:eastAsia="맑은 고딕" w:hAnsi="맑은 고딕" w:cs="맑은 고딕" w:hint="eastAsia"/>
+            </w:pPr>
+            <w:r>
+              <w:rPr>
+                <w:rFonts w:hint="eastAsia"/>
               </w:rPr>
               <w:t>설치타입</w:t>
             </w:r>
@@ -11463,7 +11199,7 @@
             <w:sdt>
               <w:sdtPr>
                 <w:rPr>
-                  <w:rFonts w:ascii="맑은 고딕" w:eastAsia="맑은 고딕" w:hAnsi="맑은 고딕" w:cs="맑은 고딕" w:hint="eastAsia"/>
+                  <w:rFonts w:hint="eastAsia"/>
                 </w:rPr>
                 <w:id w:val="-1430114800"/>
                 <w14:checkbox>
@@ -11475,7 +11211,7 @@
               <w:sdtContent>
                 <w:r>
                   <w:rPr>
-                    <w:rFonts w:ascii="맑은 고딕" w:eastAsia="맑은 고딕" w:hAnsi="맑은 고딕" w:cs="맑은 고딕" w:hint="eastAsia"/>
+                    <w:rFonts w:hint="eastAsia"/>
                   </w:rPr>
                   <w:t>☐</w:t>
                 </w:r>
@@ -11483,7 +11219,7 @@
             </w:sdt>
             <w:r>
               <w:rPr>
-                <w:rFonts w:ascii="맑은 고딕" w:eastAsia="맑은 고딕" w:hAnsi="맑은 고딕" w:cs="맑은 고딕" w:hint="eastAsia"/>
+                <w:rFonts w:hint="eastAsia"/>
               </w:rPr>
               <w:t>단독주택</w:t>
             </w:r>
@@ -11500,7 +11236,7 @@
             <w:sdt>
               <w:sdtPr>
                 <w:rPr>
-                  <w:rFonts w:ascii="맑은 고딕" w:eastAsia="맑은 고딕" w:hAnsi="맑은 고딕" w:cs="맑은 고딕" w:hint="eastAsia"/>
+                  <w:rFonts w:hint="eastAsia"/>
                 </w:rPr>
                 <w:id w:val="1703440318"/>
                 <w14:checkbox>
@@ -11512,7 +11248,7 @@
               <w:sdtContent>
                 <w:r>
                   <w:rPr>
-                    <w:rFonts w:ascii="맑은 고딕" w:eastAsia="맑은 고딕" w:hAnsi="맑은 고딕" w:cs="맑은 고딕" w:hint="eastAsia"/>
+                    <w:rFonts w:hint="eastAsia"/>
                   </w:rPr>
                   <w:t>☐</w:t>
                 </w:r>
@@ -11520,7 +11256,7 @@
             </w:sdt>
             <w:r>
               <w:rPr>
-                <w:rFonts w:ascii="맑은 고딕" w:eastAsia="맑은 고딕" w:hAnsi="맑은 고딕" w:cs="맑은 고딕" w:hint="eastAsia"/>
+                <w:rFonts w:hint="eastAsia"/>
               </w:rPr>
               <w:t>실내,지하</w:t>
             </w:r>
@@ -11533,14 +11269,11 @@
           <w:p>
             <w:pPr>
               <w:jc w:val="both"/>
-              <w:rPr>
-                <w:rFonts w:ascii="맑은 고딕" w:eastAsia="맑은 고딕" w:hAnsi="맑은 고딕" w:cs="맑은 고딕" w:hint="eastAsia"/>
-              </w:rPr>
             </w:pPr>
             <w:sdt>
               <w:sdtPr>
                 <w:rPr>
-                  <w:rFonts w:ascii="맑은 고딕" w:eastAsia="맑은 고딕" w:hAnsi="맑은 고딕" w:cs="맑은 고딕" w:hint="eastAsia"/>
+                  <w:rFonts w:hint="eastAsia"/>
                 </w:rPr>
                 <w:id w:val="1315296875"/>
                 <w14:checkbox>
@@ -11552,7 +11285,7 @@
               <w:sdtContent>
                 <w:r>
                   <w:rPr>
-                    <w:rFonts w:ascii="맑은 고딕" w:eastAsia="맑은 고딕" w:hAnsi="맑은 고딕" w:cs="맑은 고딕" w:hint="eastAsia"/>
+                    <w:rFonts w:hint="eastAsia"/>
                   </w:rPr>
                   <w:t>■</w:t>
                 </w:r>
@@ -11560,7 +11293,7 @@
             </w:sdt>
             <w:r>
               <w:rPr>
-                <w:rFonts w:ascii="맑은 고딕" w:eastAsia="맑은 고딕" w:hAnsi="맑은 고딕" w:cs="맑은 고딕" w:hint="eastAsia"/>
+                <w:rFonts w:hint="eastAsia"/>
               </w:rPr>
               <w:t>소유</w:t>
             </w:r>
@@ -11574,14 +11307,11 @@
           <w:p>
             <w:pPr>
               <w:jc w:val="both"/>
-              <w:rPr>
-                <w:rFonts w:ascii="맑은 고딕" w:eastAsia="맑은 고딕" w:hAnsi="맑은 고딕" w:cs="맑은 고딕" w:hint="eastAsia"/>
-              </w:rPr>
             </w:pPr>
             <w:sdt>
               <w:sdtPr>
                 <w:rPr>
-                  <w:rFonts w:ascii="맑은 고딕" w:eastAsia="맑은 고딕" w:hAnsi="맑은 고딕" w:cs="맑은 고딕" w:hint="eastAsia"/>
+                  <w:rFonts w:hint="eastAsia"/>
                 </w:rPr>
                 <w:id w:val="1173694114"/>
                 <w14:checkbox>
@@ -11593,7 +11323,7 @@
               <w:sdtContent>
                 <w:r>
                   <w:rPr>
-                    <w:rFonts w:ascii="맑은 고딕" w:eastAsia="맑은 고딕" w:hAnsi="맑은 고딕" w:cs="맑은 고딕" w:hint="eastAsia"/>
+                    <w:rFonts w:hint="eastAsia"/>
                   </w:rPr>
                   <w:t>■</w:t>
                 </w:r>
@@ -11601,7 +11331,7 @@
             </w:sdt>
             <w:r>
               <w:rPr>
-                <w:rFonts w:ascii="맑은 고딕" w:eastAsia="맑은 고딕" w:hAnsi="맑은 고딕" w:cs="맑은 고딕" w:hint="eastAsia"/>
+                <w:rFonts w:hint="eastAsia"/>
               </w:rPr>
               <w:t>본인</w:t>
             </w:r>
@@ -11614,14 +11344,11 @@
           <w:p>
             <w:pPr>
               <w:jc w:val="both"/>
-              <w:rPr>
-                <w:rFonts w:ascii="맑은 고딕" w:eastAsia="맑은 고딕" w:hAnsi="맑은 고딕" w:cs="맑은 고딕" w:hint="eastAsia"/>
-              </w:rPr>
             </w:pPr>
             <w:sdt>
               <w:sdtPr>
                 <w:rPr>
-                  <w:rFonts w:ascii="맑은 고딕" w:eastAsia="맑은 고딕" w:hAnsi="맑은 고딕" w:cs="맑은 고딕" w:hint="eastAsia"/>
+                  <w:rFonts w:hint="eastAsia"/>
                 </w:rPr>
                 <w:id w:val="-6213483"/>
                 <w14:checkbox>
@@ -11633,7 +11360,7 @@
               <w:sdtContent>
                 <w:r>
                   <w:rPr>
-                    <w:rFonts w:ascii="맑은 고딕" w:eastAsia="맑은 고딕" w:hAnsi="맑은 고딕" w:cs="맑은 고딕" w:hint="eastAsia"/>
+                    <w:rFonts w:hint="eastAsia"/>
                   </w:rPr>
                   <w:t>☐</w:t>
                 </w:r>
@@ -11641,7 +11368,7 @@
             </w:sdt>
             <w:r>
               <w:rPr>
-                <w:rFonts w:ascii="맑은 고딕" w:eastAsia="맑은 고딕" w:hAnsi="맑은 고딕" w:cs="맑은 고딕" w:hint="eastAsia"/>
+                <w:rFonts w:hint="eastAsia"/>
               </w:rPr>
               <w:t>모자분할</w:t>
             </w:r>
@@ -11654,14 +11381,11 @@
           <w:p>
             <w:pPr>
               <w:jc w:val="both"/>
-              <w:rPr>
-                <w:rFonts w:ascii="맑은 고딕" w:eastAsia="맑은 고딕" w:hAnsi="맑은 고딕" w:cs="맑은 고딕" w:hint="eastAsia"/>
-              </w:rPr>
             </w:pPr>
             <w:sdt>
               <w:sdtPr>
                 <w:rPr>
-                  <w:rFonts w:ascii="맑은 고딕" w:eastAsia="맑은 고딕" w:hAnsi="맑은 고딕" w:cs="맑은 고딕" w:hint="eastAsia"/>
+                  <w:rFonts w:hint="eastAsia"/>
                 </w:rPr>
                 <w:id w:val="1167367960"/>
                 <w14:checkbox>
@@ -11673,7 +11397,7 @@
               <w:sdtContent>
                 <w:r>
                   <w:rPr>
-                    <w:rFonts w:ascii="맑은 고딕" w:eastAsia="맑은 고딕" w:hAnsi="맑은 고딕" w:cs="맑은 고딕" w:hint="eastAsia"/>
+                    <w:rFonts w:hint="eastAsia"/>
                   </w:rPr>
                   <w:t>☐</w:t>
                 </w:r>
@@ -11682,7 +11406,7 @@
             <w:proofErr w:type="spellStart"/>
             <w:r>
               <w:rPr>
-                <w:rFonts w:ascii="맑은 고딕" w:eastAsia="맑은 고딕" w:hAnsi="맑은 고딕" w:cs="맑은 고딕" w:hint="eastAsia"/>
+                <w:rFonts w:hint="eastAsia"/>
               </w:rPr>
               <w:t>벽부형</w:t>
             </w:r>
@@ -11734,7 +11458,7 @@
             <w:sdt>
               <w:sdtPr>
                 <w:rPr>
-                  <w:rFonts w:ascii="맑은 고딕" w:eastAsia="맑은 고딕" w:hAnsi="맑은 고딕" w:cs="맑은 고딕" w:hint="eastAsia"/>
+                  <w:rFonts w:hint="eastAsia"/>
                 </w:rPr>
                 <w:id w:val="1613170918"/>
                 <w14:checkbox>
@@ -11746,7 +11470,7 @@
               <w:sdtContent>
                 <w:r>
                   <w:rPr>
-                    <w:rFonts w:ascii="맑은 고딕" w:eastAsia="맑은 고딕" w:hAnsi="맑은 고딕" w:cs="맑은 고딕" w:hint="eastAsia"/>
+                    <w:rFonts w:hint="eastAsia"/>
                   </w:rPr>
                   <w:t>■</w:t>
                 </w:r>
@@ -11754,7 +11478,7 @@
             </w:sdt>
             <w:r>
               <w:rPr>
-                <w:rFonts w:ascii="맑은 고딕" w:eastAsia="맑은 고딕" w:hAnsi="맑은 고딕" w:cs="맑은 고딕" w:hint="eastAsia"/>
+                <w:rFonts w:hint="eastAsia"/>
               </w:rPr>
               <w:t>아파트</w:t>
             </w:r>
@@ -11771,7 +11495,7 @@
             <w:sdt>
               <w:sdtPr>
                 <w:rPr>
-                  <w:rFonts w:ascii="맑은 고딕" w:eastAsia="맑은 고딕" w:hAnsi="맑은 고딕" w:cs="맑은 고딕" w:hint="eastAsia"/>
+                  <w:rFonts w:hint="eastAsia"/>
                 </w:rPr>
                 <w:id w:val="2078551633"/>
                 <w14:checkbox>
@@ -11783,7 +11507,7 @@
               <w:sdtContent>
                 <w:r>
                   <w:rPr>
-                    <w:rFonts w:ascii="맑은 고딕" w:eastAsia="맑은 고딕" w:hAnsi="맑은 고딕" w:cs="맑은 고딕" w:hint="eastAsia"/>
+                    <w:rFonts w:hint="eastAsia"/>
                   </w:rPr>
                   <w:t>☐</w:t>
                 </w:r>
@@ -11791,13 +11515,13 @@
             </w:sdt>
             <w:r>
               <w:rPr>
-                <w:rFonts w:ascii="맑은 고딕" w:eastAsia="맑은 고딕" w:hAnsi="맑은 고딕" w:cs="맑은 고딕" w:hint="eastAsia"/>
+                <w:rFonts w:hint="eastAsia"/>
               </w:rPr>
               <w:t>실외,</w:t>
             </w:r>
             <w:r>
               <w:rPr>
-                <w:rFonts w:ascii="맑은 고딕" w:eastAsia="맑은 고딕" w:hAnsi="맑은 고딕" w:cs="맑은 고딕" w:hint="eastAsia"/>
+                <w:rFonts w:hint="eastAsia"/>
               </w:rPr>
               <w:t>노상</w:t>
             </w:r>
@@ -11810,14 +11534,11 @@
           <w:p>
             <w:pPr>
               <w:jc w:val="both"/>
-              <w:rPr>
-                <w:rFonts w:ascii="맑은 고딕" w:eastAsia="맑은 고딕" w:hAnsi="맑은 고딕" w:cs="맑은 고딕" w:hint="eastAsia"/>
-              </w:rPr>
             </w:pPr>
             <w:sdt>
               <w:sdtPr>
                 <w:rPr>
-                  <w:rFonts w:ascii="맑은 고딕" w:eastAsia="맑은 고딕" w:hAnsi="맑은 고딕" w:cs="맑은 고딕" w:hint="eastAsia"/>
+                  <w:rFonts w:hint="eastAsia"/>
                 </w:rPr>
                 <w:id w:val="-94944360"/>
                 <w14:checkbox>
@@ -11829,7 +11550,7 @@
               <w:sdtContent>
                 <w:r>
                   <w:rPr>
-                    <w:rFonts w:ascii="맑은 고딕" w:eastAsia="맑은 고딕" w:hAnsi="맑은 고딕" w:cs="맑은 고딕" w:hint="eastAsia"/>
+                    <w:rFonts w:hint="eastAsia"/>
                   </w:rPr>
                   <w:t>☐</w:t>
                 </w:r>
@@ -11837,7 +11558,7 @@
             </w:sdt>
             <w:r>
               <w:rPr>
-                <w:rFonts w:ascii="맑은 고딕" w:eastAsia="맑은 고딕" w:hAnsi="맑은 고딕" w:cs="맑은 고딕" w:hint="eastAsia"/>
+                <w:rFonts w:hint="eastAsia"/>
               </w:rPr>
               <w:t>임대</w:t>
             </w:r>
@@ -11851,14 +11572,11 @@
           <w:p>
             <w:pPr>
               <w:jc w:val="both"/>
-              <w:rPr>
-                <w:rFonts w:ascii="맑은 고딕" w:eastAsia="맑은 고딕" w:hAnsi="맑은 고딕" w:cs="맑은 고딕" w:hint="eastAsia"/>
-              </w:rPr>
             </w:pPr>
             <w:sdt>
               <w:sdtPr>
                 <w:rPr>
-                  <w:rFonts w:ascii="맑은 고딕" w:eastAsia="맑은 고딕" w:hAnsi="맑은 고딕" w:cs="맑은 고딕" w:hint="eastAsia"/>
+                  <w:rFonts w:hint="eastAsia"/>
                 </w:rPr>
                 <w:id w:val="-1758897530"/>
                 <w14:checkbox>
@@ -11870,7 +11588,7 @@
               <w:sdtContent>
                 <w:r>
                   <w:rPr>
-                    <w:rFonts w:ascii="맑은 고딕" w:eastAsia="맑은 고딕" w:hAnsi="맑은 고딕" w:cs="맑은 고딕" w:hint="eastAsia"/>
+                    <w:rFonts w:hint="eastAsia"/>
                   </w:rPr>
                   <w:t>☐</w:t>
                 </w:r>
@@ -11878,7 +11596,7 @@
             </w:sdt>
             <w:r>
               <w:rPr>
-                <w:rFonts w:ascii="맑은 고딕" w:eastAsia="맑은 고딕" w:hAnsi="맑은 고딕" w:cs="맑은 고딕" w:hint="eastAsia"/>
+                <w:rFonts w:hint="eastAsia"/>
               </w:rPr>
               <w:t>가족</w:t>
             </w:r>
@@ -11891,14 +11609,11 @@
           <w:p>
             <w:pPr>
               <w:jc w:val="both"/>
-              <w:rPr>
-                <w:rFonts w:ascii="맑은 고딕" w:eastAsia="맑은 고딕" w:hAnsi="맑은 고딕" w:cs="맑은 고딕" w:hint="eastAsia"/>
-              </w:rPr>
             </w:pPr>
             <w:sdt>
               <w:sdtPr>
                 <w:rPr>
-                  <w:rFonts w:ascii="맑은 고딕" w:eastAsia="맑은 고딕" w:hAnsi="맑은 고딕" w:cs="맑은 고딕" w:hint="eastAsia"/>
+                  <w:rFonts w:hint="eastAsia"/>
                 </w:rPr>
                 <w:id w:val="1212161000"/>
                 <w14:checkbox>
@@ -11910,7 +11625,7 @@
               <w:sdtContent>
                 <w:r>
                   <w:rPr>
-                    <w:rFonts w:ascii="맑은 고딕" w:eastAsia="맑은 고딕" w:hAnsi="맑은 고딕" w:cs="맑은 고딕" w:hint="eastAsia"/>
+                    <w:rFonts w:hint="eastAsia"/>
                   </w:rPr>
                   <w:t>☐</w:t>
                 </w:r>
@@ -11919,7 +11634,7 @@
             <w:proofErr w:type="spellStart"/>
             <w:r>
               <w:rPr>
-                <w:rFonts w:ascii="맑은 고딕" w:eastAsia="맑은 고딕" w:hAnsi="맑은 고딕" w:cs="맑은 고딕" w:hint="eastAsia"/>
+                <w:rFonts w:hint="eastAsia"/>
               </w:rPr>
               <w:t>한전불입</w:t>
             </w:r>
@@ -11933,14 +11648,11 @@
           <w:p>
             <w:pPr>
               <w:jc w:val="both"/>
-              <w:rPr>
-                <w:rFonts w:ascii="맑은 고딕" w:eastAsia="맑은 고딕" w:hAnsi="맑은 고딕" w:cs="맑은 고딕" w:hint="eastAsia"/>
-              </w:rPr>
             </w:pPr>
             <w:sdt>
               <w:sdtPr>
                 <w:rPr>
-                  <w:rFonts w:ascii="맑은 고딕" w:eastAsia="맑은 고딕" w:hAnsi="맑은 고딕" w:cs="맑은 고딕" w:hint="eastAsia"/>
+                  <w:rFonts w:hint="eastAsia"/>
                 </w:rPr>
                 <w:id w:val="-176657065"/>
                 <w14:checkbox>
@@ -11952,7 +11664,7 @@
               <w:sdtContent>
                 <w:r>
                   <w:rPr>
-                    <w:rFonts w:ascii="맑은 고딕" w:eastAsia="맑은 고딕" w:hAnsi="맑은 고딕" w:cs="맑은 고딕" w:hint="eastAsia"/>
+                    <w:rFonts w:hint="eastAsia"/>
                   </w:rPr>
                   <w:t>☐</w:t>
                 </w:r>
@@ -11960,7 +11672,7 @@
             </w:sdt>
             <w:r>
               <w:rPr>
-                <w:rFonts w:ascii="맑은 고딕" w:eastAsia="맑은 고딕" w:hAnsi="맑은 고딕" w:cs="맑은 고딕" w:hint="eastAsia"/>
+                <w:rFonts w:hint="eastAsia"/>
               </w:rPr>
               <w:t>스탠드</w:t>
             </w:r>
@@ -12011,7 +11723,7 @@
             <w:sdt>
               <w:sdtPr>
                 <w:rPr>
-                  <w:rFonts w:ascii="맑은 고딕" w:eastAsia="맑은 고딕" w:hAnsi="맑은 고딕" w:cs="맑은 고딕" w:hint="eastAsia"/>
+                  <w:rFonts w:hint="eastAsia"/>
                 </w:rPr>
                 <w:id w:val="-2100858647"/>
                 <w14:checkbox>
@@ -12023,7 +11735,7 @@
               <w:sdtContent>
                 <w:r>
                   <w:rPr>
-                    <w:rFonts w:ascii="맑은 고딕" w:eastAsia="맑은 고딕" w:hAnsi="맑은 고딕" w:cs="맑은 고딕" w:hint="eastAsia"/>
+                    <w:rFonts w:hint="eastAsia"/>
                   </w:rPr>
                   <w:t>☐</w:t>
                 </w:r>
@@ -12031,7 +11743,7 @@
             </w:sdt>
             <w:r>
               <w:rPr>
-                <w:rFonts w:ascii="맑은 고딕" w:eastAsia="맑은 고딕" w:hAnsi="맑은 고딕" w:cs="맑은 고딕" w:hint="eastAsia"/>
+                <w:rFonts w:hint="eastAsia"/>
               </w:rPr>
               <w:t>연립주택</w:t>
             </w:r>
@@ -12054,9 +11766,6 @@
           <w:p>
             <w:pPr>
               <w:jc w:val="both"/>
-              <w:rPr>
-                <w:rFonts w:ascii="맑은 고딕" w:eastAsia="맑은 고딕" w:hAnsi="맑은 고딕" w:cs="맑은 고딕" w:hint="eastAsia"/>
-              </w:rPr>
             </w:pPr>
           </w:p>
         </w:tc>
@@ -12068,14 +11777,11 @@
           <w:p>
             <w:pPr>
               <w:jc w:val="both"/>
-              <w:rPr>
-                <w:rFonts w:ascii="맑은 고딕" w:eastAsia="맑은 고딕" w:hAnsi="맑은 고딕" w:cs="맑은 고딕" w:hint="eastAsia"/>
-              </w:rPr>
             </w:pPr>
             <w:sdt>
               <w:sdtPr>
                 <w:rPr>
-                  <w:rFonts w:ascii="맑은 고딕" w:eastAsia="맑은 고딕" w:hAnsi="맑은 고딕" w:cs="맑은 고딕" w:hint="eastAsia"/>
+                  <w:rFonts w:hint="eastAsia"/>
                 </w:rPr>
                 <w:id w:val="420457414"/>
                 <w14:checkbox>
@@ -12087,7 +11793,7 @@
               <w:sdtContent>
                 <w:r>
                   <w:rPr>
-                    <w:rFonts w:ascii="맑은 고딕" w:eastAsia="맑은 고딕" w:hAnsi="맑은 고딕" w:cs="맑은 고딕" w:hint="eastAsia"/>
+                    <w:rFonts w:hint="eastAsia"/>
                   </w:rPr>
                   <w:t>☐</w:t>
                 </w:r>
@@ -12095,7 +11801,7 @@
             </w:sdt>
             <w:r>
               <w:rPr>
-                <w:rFonts w:ascii="맑은 고딕" w:eastAsia="맑은 고딕" w:hAnsi="맑은 고딕" w:cs="맑은 고딕" w:hint="eastAsia"/>
+                <w:rFonts w:hint="eastAsia"/>
               </w:rPr>
               <w:t>지인</w:t>
             </w:r>
@@ -12108,9 +11814,6 @@
           <w:p>
             <w:pPr>
               <w:jc w:val="both"/>
-              <w:rPr>
-                <w:rFonts w:ascii="맑은 고딕" w:eastAsia="맑은 고딕" w:hAnsi="맑은 고딕" w:cs="맑은 고딕" w:hint="eastAsia"/>
-              </w:rPr>
             </w:pPr>
           </w:p>
         </w:tc>
@@ -12121,9 +11824,6 @@
           <w:p>
             <w:pPr>
               <w:jc w:val="both"/>
-              <w:rPr>
-                <w:rFonts w:ascii="맑은 고딕" w:eastAsia="맑은 고딕" w:hAnsi="맑은 고딕" w:cs="맑은 고딕" w:hint="eastAsia"/>
-              </w:rPr>
             </w:pPr>
           </w:p>
         </w:tc>
@@ -12172,7 +11872,7 @@
             <w:sdt>
               <w:sdtPr>
                 <w:rPr>
-                  <w:rFonts w:ascii="맑은 고딕" w:eastAsia="맑은 고딕" w:hAnsi="맑은 고딕" w:cs="맑은 고딕" w:hint="eastAsia"/>
+                  <w:rFonts w:hint="eastAsia"/>
                 </w:rPr>
                 <w:id w:val="575708064"/>
                 <w14:checkbox>
@@ -12184,7 +11884,7 @@
               <w:sdtContent>
                 <w:r>
                   <w:rPr>
-                    <w:rFonts w:ascii="맑은 고딕" w:eastAsia="맑은 고딕" w:hAnsi="맑은 고딕" w:cs="맑은 고딕" w:hint="eastAsia"/>
+                    <w:rFonts w:hint="eastAsia"/>
                   </w:rPr>
                   <w:t>☐</w:t>
                 </w:r>
@@ -12192,7 +11892,7 @@
             </w:sdt>
             <w:r>
               <w:rPr>
-                <w:rFonts w:ascii="맑은 고딕" w:eastAsia="맑은 고딕" w:hAnsi="맑은 고딕" w:cs="맑은 고딕" w:hint="eastAsia"/>
+                <w:rFonts w:hint="eastAsia"/>
               </w:rPr>
               <w:t>상가</w:t>
             </w:r>
@@ -12215,9 +11915,6 @@
           <w:p>
             <w:pPr>
               <w:jc w:val="both"/>
-              <w:rPr>
-                <w:rFonts w:ascii="맑은 고딕" w:eastAsia="맑은 고딕" w:hAnsi="맑은 고딕" w:cs="맑은 고딕" w:hint="eastAsia"/>
-              </w:rPr>
             </w:pPr>
           </w:p>
         </w:tc>
@@ -12229,14 +11926,11 @@
           <w:p>
             <w:pPr>
               <w:jc w:val="both"/>
-              <w:rPr>
-                <w:rFonts w:ascii="맑은 고딕" w:eastAsia="맑은 고딕" w:hAnsi="맑은 고딕" w:cs="맑은 고딕" w:hint="eastAsia"/>
-              </w:rPr>
             </w:pPr>
             <w:sdt>
               <w:sdtPr>
                 <w:rPr>
-                  <w:rFonts w:ascii="맑은 고딕" w:eastAsia="맑은 고딕" w:hAnsi="맑은 고딕" w:cs="맑은 고딕" w:hint="eastAsia"/>
+                  <w:rFonts w:hint="eastAsia"/>
                 </w:rPr>
                 <w:id w:val="-1654982638"/>
                 <w14:checkbox>
@@ -12248,7 +11942,7 @@
               <w:sdtContent>
                 <w:r>
                   <w:rPr>
-                    <w:rFonts w:ascii="맑은 고딕" w:eastAsia="맑은 고딕" w:hAnsi="맑은 고딕" w:cs="맑은 고딕" w:hint="eastAsia"/>
+                    <w:rFonts w:hint="eastAsia"/>
                   </w:rPr>
                   <w:t>☐</w:t>
                 </w:r>
@@ -12256,7 +11950,7 @@
             </w:sdt>
             <w:r>
               <w:rPr>
-                <w:rFonts w:ascii="맑은 고딕" w:eastAsia="맑은 고딕" w:hAnsi="맑은 고딕" w:cs="맑은 고딕" w:hint="eastAsia"/>
+                <w:rFonts w:hint="eastAsia"/>
               </w:rPr>
               <w:t>직원</w:t>
             </w:r>
@@ -12269,9 +11963,6 @@
           <w:p>
             <w:pPr>
               <w:jc w:val="both"/>
-              <w:rPr>
-                <w:rFonts w:ascii="맑은 고딕" w:eastAsia="맑은 고딕" w:hAnsi="맑은 고딕" w:cs="맑은 고딕" w:hint="eastAsia"/>
-              </w:rPr>
             </w:pPr>
           </w:p>
         </w:tc>
@@ -12282,9 +11973,6 @@
           <w:p>
             <w:pPr>
               <w:jc w:val="both"/>
-              <w:rPr>
-                <w:rFonts w:ascii="맑은 고딕" w:eastAsia="맑은 고딕" w:hAnsi="맑은 고딕" w:cs="맑은 고딕" w:hint="eastAsia"/>
-              </w:rPr>
             </w:pPr>
           </w:p>
         </w:tc>
@@ -12333,7 +12021,7 @@
             <w:sdt>
               <w:sdtPr>
                 <w:rPr>
-                  <w:rFonts w:ascii="맑은 고딕" w:eastAsia="맑은 고딕" w:hAnsi="맑은 고딕" w:cs="맑은 고딕" w:hint="eastAsia"/>
+                  <w:rFonts w:hint="eastAsia"/>
                 </w:rPr>
                 <w:id w:val="-1855254905"/>
                 <w14:checkbox>
@@ -12345,7 +12033,7 @@
               <w:sdtContent>
                 <w:r>
                   <w:rPr>
-                    <w:rFonts w:ascii="맑은 고딕" w:eastAsia="맑은 고딕" w:hAnsi="맑은 고딕" w:cs="맑은 고딕" w:hint="eastAsia"/>
+                    <w:rFonts w:hint="eastAsia"/>
                   </w:rPr>
                   <w:t>☐</w:t>
                 </w:r>
@@ -12353,7 +12041,7 @@
             </w:sdt>
             <w:r>
               <w:rPr>
-                <w:rFonts w:ascii="맑은 고딕" w:eastAsia="맑은 고딕" w:hAnsi="맑은 고딕" w:cs="맑은 고딕" w:hint="eastAsia"/>
+                <w:rFonts w:hint="eastAsia"/>
               </w:rPr>
               <w:t>기타</w:t>
             </w:r>
@@ -12376,9 +12064,6 @@
           <w:p>
             <w:pPr>
               <w:jc w:val="both"/>
-              <w:rPr>
-                <w:rFonts w:ascii="맑은 고딕" w:eastAsia="맑은 고딕" w:hAnsi="맑은 고딕" w:cs="맑은 고딕" w:hint="eastAsia"/>
-              </w:rPr>
             </w:pPr>
           </w:p>
         </w:tc>
@@ -12390,14 +12075,11 @@
           <w:p>
             <w:pPr>
               <w:jc w:val="both"/>
-              <w:rPr>
-                <w:rFonts w:ascii="맑은 고딕" w:eastAsia="맑은 고딕" w:hAnsi="맑은 고딕" w:cs="맑은 고딕" w:hint="eastAsia"/>
-              </w:rPr>
             </w:pPr>
             <w:sdt>
               <w:sdtPr>
                 <w:rPr>
-                  <w:rFonts w:ascii="맑은 고딕" w:eastAsia="맑은 고딕" w:hAnsi="맑은 고딕" w:cs="맑은 고딕" w:hint="eastAsia"/>
+                  <w:rFonts w:hint="eastAsia"/>
                 </w:rPr>
                 <w:id w:val="-1730915888"/>
                 <w14:checkbox>
@@ -12409,7 +12091,7 @@
               <w:sdtContent>
                 <w:r>
                   <w:rPr>
-                    <w:rFonts w:ascii="맑은 고딕" w:eastAsia="맑은 고딕" w:hAnsi="맑은 고딕" w:cs="맑은 고딕" w:hint="eastAsia"/>
+                    <w:rFonts w:hint="eastAsia"/>
                   </w:rPr>
                   <w:t>☐</w:t>
                 </w:r>
@@ -12417,7 +12099,7 @@
             </w:sdt>
             <w:r>
               <w:rPr>
-                <w:rFonts w:ascii="맑은 고딕" w:eastAsia="맑은 고딕" w:hAnsi="맑은 고딕" w:cs="맑은 고딕" w:hint="eastAsia"/>
+                <w:rFonts w:hint="eastAsia"/>
               </w:rPr>
               <w:t>무관</w:t>
             </w:r>
@@ -12430,9 +12112,6 @@
           <w:p>
             <w:pPr>
               <w:jc w:val="both"/>
-              <w:rPr>
-                <w:rFonts w:ascii="맑은 고딕" w:eastAsia="맑은 고딕" w:hAnsi="맑은 고딕" w:cs="맑은 고딕" w:hint="eastAsia"/>
-              </w:rPr>
             </w:pPr>
           </w:p>
         </w:tc>
@@ -12443,9 +12122,6 @@
           <w:p>
             <w:pPr>
               <w:jc w:val="both"/>
-              <w:rPr>
-                <w:rFonts w:ascii="맑은 고딕" w:eastAsia="맑은 고딕" w:hAnsi="맑은 고딕" w:cs="맑은 고딕" w:hint="eastAsia"/>
-              </w:rPr>
             </w:pPr>
           </w:p>
         </w:tc>
@@ -12493,7 +12169,7 @@
             </w:pPr>
             <w:r>
               <w:rPr>
-                <w:rFonts w:ascii="맑은 고딕" w:eastAsia="맑은 고딕" w:hAnsi="맑은 고딕" w:cs="맑은 고딕" w:hint="eastAsia"/>
+                <w:rFonts w:hint="eastAsia"/>
               </w:rPr>
               <w:t>기타사항</w:t>
             </w:r>
@@ -12508,7 +12184,6 @@
             <w:pPr>
               <w:jc w:val="both"/>
               <w:rPr>
-                <w:rFonts w:ascii="맑은 고딕" w:eastAsia="맑은 고딕" w:hAnsi="맑은 고딕" w:cs="맑은 고딕" w:hint="eastAsia"/>
                 <w:b/>
                 <w:bCs/>
                 <w:i/>
@@ -12538,14 +12213,14 @@
               <w:sdtEndPr>
                 <w:rPr>
                   <w:rStyle w:val="a0"/>
-                  <w:rFonts w:ascii="맑은 고딕" w:eastAsia="맑은 고딕" w:hAnsi="맑은 고딕" w:cs="맑은 고딕" w:hint="eastAsia"/>
+                  <w:rFonts w:eastAsia="맑은 고딕" w:hint="eastAsia"/>
                   <w:b/>
                 </w:rPr>
               </w:sdtEndPr>
               <w:sdtContent>
                 <w:r>
                   <w:rPr>
-                    <w:rFonts w:ascii="맑은 고딕" w:eastAsia="맑은 고딕" w:hAnsi="맑은 고딕" w:cs="맑은 고딕" w:hint="eastAsia"/>
+                    <w:rFonts w:hint="eastAsia"/>
                     <w:b/>
                     <w:bCs/>
                     <w:i/>
@@ -12553,55 +12228,7 @@
                     <w:color w:val="A6A6A6" w:themeColor="background1" w:themeShade="A6"/>
                     <w:u w:val="single"/>
                   </w:rPr>
-                  <w:t>시설명 (</w:t>
-                </w:r>
-                <w:r>
-                  <w:rPr>
-                    <w:rFonts w:ascii="맑은 고딕" w:eastAsia="맑은 고딕" w:hAnsi="맑은 고딕" w:cs="맑은 고딕" w:hint="eastAsia"/>
-                    <w:b/>
-                    <w:bCs/>
-                    <w:i/>
-                    <w:iCs/>
-                    <w:color w:val="A6A6A6" w:themeColor="background1" w:themeShade="A6"/>
-                    <w:u w:val="single"/>
-                  </w:rPr>
-                  <w:t>“</w:t>
-                </w:r>
-                <w:r>
-                  <w:rPr>
-                    <w:rFonts w:ascii="맑은 고딕" w:eastAsia="맑은 고딕" w:hAnsi="맑은 고딕" w:cs="맑은 고딕" w:hint="eastAsia"/>
-                    <w:b/>
-                    <w:bCs/>
-                    <w:i/>
-                    <w:iCs/>
-                    <w:color w:val="A6A6A6" w:themeColor="background1" w:themeShade="A6"/>
-                    <w:u w:val="single"/>
-                  </w:rPr>
-                  <w:t>기타</w:t>
-                </w:r>
-                <w:r>
-                  <w:rPr>
-                    <w:rFonts w:ascii="맑은 고딕" w:eastAsia="맑은 고딕" w:hAnsi="맑은 고딕" w:cs="맑은 고딕" w:hint="eastAsia"/>
-                    <w:b/>
-                    <w:bCs/>
-                    <w:i/>
-                    <w:iCs/>
-                    <w:color w:val="A6A6A6" w:themeColor="background1" w:themeShade="A6"/>
-                    <w:u w:val="single"/>
-                  </w:rPr>
-                  <w:t>”</w:t>
-                </w:r>
-                <w:r>
-                  <w:rPr>
-                    <w:rFonts w:ascii="맑은 고딕" w:eastAsia="맑은 고딕" w:hAnsi="맑은 고딕" w:cs="맑은 고딕" w:hint="eastAsia"/>
-                    <w:b/>
-                    <w:bCs/>
-                    <w:i/>
-                    <w:iCs/>
-                    <w:color w:val="A6A6A6" w:themeColor="background1" w:themeShade="A6"/>
-                    <w:u w:val="single"/>
-                  </w:rPr>
-                  <w:t>가 아닌 경우 삭제)</w:t>
+                  <w:t>시설명 (“기타”가 아닌 경우 삭제)</w:t>
                 </w:r>
               </w:sdtContent>
             </w:sdt>
@@ -12615,20 +12242,17 @@
           <w:p>
             <w:pPr>
               <w:jc w:val="both"/>
-              <w:rPr>
-                <w:rFonts w:ascii="맑은 고딕" w:eastAsia="맑은 고딕" w:hAnsi="맑은 고딕" w:cs="맑은 고딕" w:hint="eastAsia"/>
-              </w:rPr>
-            </w:pPr>
-            <w:r>
-              <w:rPr>
-                <w:rFonts w:ascii="맑은 고딕" w:eastAsia="맑은 고딕" w:hAnsi="맑은 고딕" w:cs="맑은 고딕" w:hint="eastAsia"/>
+            </w:pPr>
+            <w:r>
+              <w:rPr>
+                <w:rFonts w:hint="eastAsia"/>
               </w:rPr>
               <w:t xml:space="preserve">주차공간 확보 </w:t>
             </w:r>
             <w:sdt>
               <w:sdtPr>
                 <w:rPr>
-                  <w:rFonts w:ascii="맑은 고딕" w:eastAsia="맑은 고딕" w:hAnsi="맑은 고딕" w:cs="맑은 고딕" w:hint="eastAsia"/>
+                  <w:rFonts w:hint="eastAsia"/>
                 </w:rPr>
                 <w:id w:val="1944100893"/>
                 <w14:checkbox>
@@ -12640,7 +12264,7 @@
               <w:sdtContent>
                 <w:r>
                   <w:rPr>
-                    <w:rFonts w:ascii="맑은 고딕" w:eastAsia="맑은 고딕" w:hAnsi="맑은 고딕" w:cs="맑은 고딕" w:hint="eastAsia"/>
+                    <w:rFonts w:hint="eastAsia"/>
                   </w:rPr>
                   <w:t>■</w:t>
                 </w:r>
@@ -12648,7 +12272,7 @@
             </w:sdt>
             <w:r>
               <w:rPr>
-                <w:rFonts w:ascii="맑은 고딕" w:eastAsia="맑은 고딕" w:hAnsi="맑은 고딕" w:cs="맑은 고딕" w:hint="eastAsia"/>
+                <w:rFonts w:hint="eastAsia"/>
               </w:rPr>
               <w:t>(필수항목)</w:t>
             </w:r>
@@ -12688,13 +12312,10 @@
           <w:p>
             <w:pPr>
               <w:jc w:val="both"/>
-              <w:rPr>
-                <w:rFonts w:ascii="맑은 고딕" w:eastAsia="맑은 고딕" w:hAnsi="맑은 고딕" w:cs="맑은 고딕" w:hint="eastAsia"/>
-              </w:rPr>
-            </w:pPr>
-            <w:r>
-              <w:rPr>
-                <w:rFonts w:ascii="맑은 고딕" w:eastAsia="맑은 고딕" w:hAnsi="맑은 고딕" w:cs="맑은 고딕" w:hint="eastAsia"/>
+            </w:pPr>
+            <w:r>
+              <w:rPr>
+                <w:rFonts w:hint="eastAsia"/>
                 <w:b/>
                 <w:bCs/>
                 <w:sz w:val="24"/>
@@ -12745,21 +12366,18 @@
               <w:wordWrap w:val="0"/>
               <w:contextualSpacing/>
               <w:jc w:val="both"/>
-              <w:rPr>
-                <w:rFonts w:ascii="맑은 고딕" w:eastAsia="맑은 고딕" w:hAnsi="맑은 고딕" w:cs="맑은 고딕" w:hint="eastAsia"/>
-              </w:rPr>
             </w:pPr>
             <w:proofErr w:type="spellStart"/>
             <w:r>
               <w:rPr>
-                <w:rFonts w:ascii="맑은 고딕" w:eastAsia="맑은 고딕" w:hAnsi="맑은 고딕" w:cs="맑은 고딕" w:hint="eastAsia"/>
+                <w:rFonts w:hint="eastAsia"/>
               </w:rPr>
               <w:t>고압시</w:t>
             </w:r>
             <w:proofErr w:type="spellEnd"/>
             <w:r>
               <w:rPr>
-                <w:rFonts w:ascii="맑은 고딕" w:eastAsia="맑은 고딕" w:hAnsi="맑은 고딕" w:cs="맑은 고딕" w:hint="eastAsia"/>
+                <w:rFonts w:hint="eastAsia"/>
               </w:rPr>
               <w:t xml:space="preserve"> 변압기 용량 확인</w:t>
             </w:r>
@@ -12778,20 +12396,17 @@
           <w:p>
             <w:pPr>
               <w:jc w:val="both"/>
-              <w:rPr>
-                <w:rFonts w:ascii="맑은 고딕" w:eastAsia="맑은 고딕" w:hAnsi="맑은 고딕" w:cs="맑은 고딕" w:hint="eastAsia"/>
-              </w:rPr>
-            </w:pPr>
-            <w:r>
-              <w:rPr>
-                <w:rFonts w:ascii="맑은 고딕" w:eastAsia="맑은 고딕" w:hAnsi="맑은 고딕" w:cs="맑은 고딕" w:hint="eastAsia"/>
+            </w:pPr>
+            <w:r>
+              <w:rPr>
+                <w:rFonts w:hint="eastAsia"/>
               </w:rPr>
               <w:t xml:space="preserve"> </w:t>
             </w:r>
             <w:sdt>
               <w:sdtPr>
                 <w:rPr>
-                  <w:rFonts w:ascii="맑은 고딕" w:eastAsia="맑은 고딕" w:hAnsi="맑은 고딕" w:cs="맑은 고딕" w:hint="eastAsia"/>
+                  <w:rFonts w:hint="eastAsia"/>
                 </w:rPr>
                 <w:id w:val="-980231648"/>
                 <w14:checkbox>
@@ -12803,7 +12418,7 @@
               <w:sdtContent>
                 <w:r>
                   <w:rPr>
-                    <w:rFonts w:ascii="맑은 고딕" w:eastAsia="맑은 고딕" w:hAnsi="맑은 고딕" w:cs="맑은 고딕" w:hint="eastAsia"/>
+                    <w:rFonts w:hint="eastAsia"/>
                   </w:rPr>
                   <w:t>☐</w:t>
                 </w:r>
@@ -12811,7 +12426,7 @@
             </w:sdt>
             <w:r>
               <w:rPr>
-                <w:rFonts w:ascii="맑은 고딕" w:eastAsia="맑은 고딕" w:hAnsi="맑은 고딕" w:cs="맑은 고딕" w:hint="eastAsia"/>
+                <w:rFonts w:hint="eastAsia"/>
               </w:rPr>
               <w:t>확인</w:t>
             </w:r>
@@ -12875,13 +12490,10 @@
               <w:wordWrap w:val="0"/>
               <w:contextualSpacing/>
               <w:jc w:val="both"/>
-              <w:rPr>
-                <w:rFonts w:ascii="맑은 고딕" w:eastAsia="맑은 고딕" w:hAnsi="맑은 고딕" w:cs="맑은 고딕" w:hint="eastAsia"/>
-              </w:rPr>
-            </w:pPr>
-            <w:r>
-              <w:rPr>
-                <w:rFonts w:ascii="맑은 고딕" w:eastAsia="맑은 고딕" w:hAnsi="맑은 고딕" w:cs="맑은 고딕" w:hint="eastAsia"/>
+            </w:pPr>
+            <w:r>
+              <w:rPr>
+                <w:rFonts w:hint="eastAsia"/>
               </w:rPr>
               <w:t>저압 경우 계약전력 확인</w:t>
             </w:r>
@@ -12900,20 +12512,17 @@
           <w:p>
             <w:pPr>
               <w:jc w:val="both"/>
-              <w:rPr>
-                <w:rFonts w:ascii="맑은 고딕" w:eastAsia="맑은 고딕" w:hAnsi="맑은 고딕" w:cs="맑은 고딕" w:hint="eastAsia"/>
-              </w:rPr>
-            </w:pPr>
-            <w:r>
-              <w:rPr>
-                <w:rFonts w:ascii="맑은 고딕" w:eastAsia="맑은 고딕" w:hAnsi="맑은 고딕" w:cs="맑은 고딕" w:hint="eastAsia"/>
+            </w:pPr>
+            <w:r>
+              <w:rPr>
+                <w:rFonts w:hint="eastAsia"/>
               </w:rPr>
               <w:t xml:space="preserve"> </w:t>
             </w:r>
             <w:sdt>
               <w:sdtPr>
                 <w:rPr>
-                  <w:rFonts w:ascii="맑은 고딕" w:eastAsia="맑은 고딕" w:hAnsi="맑은 고딕" w:cs="맑은 고딕" w:hint="eastAsia"/>
+                  <w:rFonts w:hint="eastAsia"/>
                 </w:rPr>
                 <w:id w:val="-1940137475"/>
                 <w14:checkbox>
@@ -12925,7 +12534,7 @@
               <w:sdtContent>
                 <w:r>
                   <w:rPr>
-                    <w:rFonts w:ascii="맑은 고딕" w:eastAsia="맑은 고딕" w:hAnsi="맑은 고딕" w:cs="맑은 고딕" w:hint="eastAsia"/>
+                    <w:rFonts w:hint="eastAsia"/>
                   </w:rPr>
                   <w:t>☐</w:t>
                 </w:r>
@@ -12933,7 +12542,7 @@
             </w:sdt>
             <w:r>
               <w:rPr>
-                <w:rFonts w:ascii="맑은 고딕" w:eastAsia="맑은 고딕" w:hAnsi="맑은 고딕" w:cs="맑은 고딕" w:hint="eastAsia"/>
+                <w:rFonts w:hint="eastAsia"/>
               </w:rPr>
               <w:t>확인</w:t>
             </w:r>
@@ -12974,13 +12583,10 @@
           <w:p>
             <w:pPr>
               <w:jc w:val="both"/>
-              <w:rPr>
-                <w:rFonts w:ascii="맑은 고딕" w:eastAsia="맑은 고딕" w:hAnsi="맑은 고딕" w:cs="맑은 고딕" w:hint="eastAsia"/>
-              </w:rPr>
-            </w:pPr>
-            <w:r>
-              <w:rPr>
-                <w:rFonts w:ascii="맑은 고딕" w:eastAsia="맑은 고딕" w:hAnsi="맑은 고딕" w:cs="맑은 고딕" w:hint="eastAsia"/>
+            </w:pPr>
+            <w:r>
+              <w:rPr>
+                <w:rFonts w:hint="eastAsia"/>
                 <w:b/>
                 <w:bCs/>
                 <w:sz w:val="24"/>
@@ -13022,14 +12628,14 @@
             <w:proofErr w:type="spellStart"/>
             <w:r>
               <w:rPr>
-                <w:rFonts w:ascii="맑은 고딕" w:eastAsia="맑은 고딕" w:hAnsi="맑은 고딕" w:cs="맑은 고딕" w:hint="eastAsia"/>
+                <w:rFonts w:hint="eastAsia"/>
               </w:rPr>
               <w:t>운영중</w:t>
             </w:r>
             <w:proofErr w:type="spellEnd"/>
             <w:r>
               <w:rPr>
-                <w:rFonts w:ascii="맑은 고딕" w:eastAsia="맑은 고딕" w:hAnsi="맑은 고딕" w:cs="맑은 고딕" w:hint="eastAsia"/>
+                <w:rFonts w:hint="eastAsia"/>
               </w:rPr>
               <w:t xml:space="preserve"> 또는</w:t>
             </w:r>
@@ -13040,7 +12646,7 @@
             </w:pPr>
             <w:r>
               <w:rPr>
-                <w:rFonts w:ascii="맑은 고딕" w:eastAsia="맑은 고딕" w:hAnsi="맑은 고딕" w:cs="맑은 고딕" w:hint="eastAsia"/>
+                <w:rFonts w:hint="eastAsia"/>
               </w:rPr>
               <w:t>설치예정</w:t>
             </w:r>
@@ -13058,14 +12664,11 @@
           <w:p>
             <w:pPr>
               <w:jc w:val="both"/>
-              <w:rPr>
-                <w:rFonts w:ascii="맑은 고딕" w:eastAsia="맑은 고딕" w:hAnsi="맑은 고딕" w:cs="맑은 고딕" w:hint="eastAsia"/>
-              </w:rPr>
             </w:pPr>
             <w:sdt>
               <w:sdtPr>
                 <w:rPr>
-                  <w:rFonts w:ascii="맑은 고딕" w:eastAsia="맑은 고딕" w:hAnsi="맑은 고딕" w:cs="맑은 고딕" w:hint="eastAsia"/>
+                  <w:rFonts w:hint="eastAsia"/>
                 </w:rPr>
                 <w:id w:val="-251354294"/>
                 <w14:checkbox>
@@ -13077,7 +12680,7 @@
               <w:sdtContent>
                 <w:r>
                   <w:rPr>
-                    <w:rFonts w:ascii="맑은 고딕" w:eastAsia="맑은 고딕" w:hAnsi="맑은 고딕" w:cs="맑은 고딕" w:hint="eastAsia"/>
+                    <w:rFonts w:hint="eastAsia"/>
                   </w:rPr>
                   <w:t>☐</w:t>
                 </w:r>
@@ -13085,7 +12688,7 @@
             </w:sdt>
             <w:r>
               <w:rPr>
-                <w:rFonts w:ascii="맑은 고딕" w:eastAsia="맑은 고딕" w:hAnsi="맑은 고딕" w:cs="맑은 고딕" w:hint="eastAsia"/>
+                <w:rFonts w:hint="eastAsia"/>
               </w:rPr>
               <w:t xml:space="preserve"> 급속충전기(    </w:t>
             </w:r>
@@ -13093,7 +12696,7 @@
               <w:sdtPr>
                 <w:rPr>
                   <w:rStyle w:val="10pt"/>
-                  <w:rFonts w:ascii="맑은 고딕" w:eastAsia="맑은 고딕" w:hAnsi="맑은 고딕" w:cs="맑은 고딕" w:hint="eastAsia"/>
+                  <w:rFonts w:eastAsia="맑은 고딕" w:hint="eastAsia"/>
                 </w:rPr>
                 <w:id w:val="2064678604"/>
                 <w:placeholder>
@@ -13106,7 +12709,6 @@
               <w:sdtEndPr>
                 <w:rPr>
                   <w:rStyle w:val="a0"/>
-                  <w:rFonts w:ascii="맑은 고딕" w:eastAsia="맑은 고딕" w:hAnsi="맑은 고딕" w:cs="맑은 고딕" w:hint="eastAsia"/>
                   <w:b w:val="0"/>
                   <w:bCs/>
                   <w:i/>
@@ -13121,7 +12723,7 @@
                 <w:r>
                   <w:rPr>
                     <w:rStyle w:val="a6"/>
-                    <w:rFonts w:ascii="맑은 고딕" w:eastAsia="맑은 고딕" w:hAnsi="맑은 고딕" w:cs="맑은 고딕" w:hint="eastAsia"/>
+                    <w:rFonts w:hint="eastAsia"/>
                     <w:b/>
                     <w:bCs/>
                     <w:i/>
@@ -13135,23 +12737,17 @@
             </w:sdt>
             <w:r>
               <w:rPr>
-                <w:rFonts w:ascii="맑은 고딕" w:eastAsia="맑은 고딕" w:hAnsi="맑은 고딕" w:cs="맑은 고딕" w:hint="eastAsia"/>
-              </w:rPr>
-              <w:t xml:space="preserve"> </w:t>
-            </w:r>
-            <w:bookmarkStart w:id="20" w:name="FastQty"/>
-            <w:bookmarkEnd w:id="20"/>
-            <w:r>
-              <w:rPr>
-                <w:rFonts w:ascii="맑은 고딕" w:eastAsia="맑은 고딕" w:hAnsi="맑은 고딕" w:cs="맑은 고딕" w:hint="eastAsia"/>
-              </w:rPr>
-              <w:t>기</w:t>
-            </w:r>
-            <w:r>
-              <w:rPr>
-                <w:rFonts w:ascii="맑은 고딕" w:eastAsia="맑은 고딕" w:hAnsi="맑은 고딕" w:cs="맑은 고딕" w:hint="eastAsia"/>
-              </w:rPr>
-              <w:t>)</w:t>
+                <w:rFonts w:hint="eastAsia"/>
+              </w:rPr>
+              <w:t xml:space="preserve"> </w:t>
+            </w:r>
+            <w:bookmarkStart w:id="6" w:name="FastQty"/>
+            <w:bookmarkEnd w:id="6"/>
+            <w:r>
+              <w:rPr>
+                <w:rFonts w:hint="eastAsia"/>
+              </w:rPr>
+              <w:t>기)</w:t>
             </w:r>
           </w:p>
         </w:tc>
@@ -13167,20 +12763,17 @@
           <w:p>
             <w:pPr>
               <w:jc w:val="both"/>
-              <w:rPr>
-                <w:rFonts w:ascii="맑은 고딕" w:eastAsia="맑은 고딕" w:hAnsi="맑은 고딕" w:cs="맑은 고딕" w:hint="eastAsia"/>
-              </w:rPr>
-            </w:pPr>
-            <w:r>
-              <w:rPr>
-                <w:rFonts w:ascii="맑은 고딕" w:eastAsia="맑은 고딕" w:hAnsi="맑은 고딕" w:cs="맑은 고딕" w:hint="eastAsia"/>
+            </w:pPr>
+            <w:r>
+              <w:rPr>
+                <w:rFonts w:hint="eastAsia"/>
               </w:rPr>
               <w:t xml:space="preserve"> </w:t>
             </w:r>
             <w:sdt>
               <w:sdtPr>
                 <w:rPr>
-                  <w:rFonts w:ascii="맑은 고딕" w:eastAsia="맑은 고딕" w:hAnsi="맑은 고딕" w:cs="맑은 고딕" w:hint="eastAsia"/>
+                  <w:rFonts w:hint="eastAsia"/>
                 </w:rPr>
                 <w:id w:val="-1361963411"/>
                 <w14:checkbox>
@@ -13192,7 +12785,7 @@
               <w:sdtContent>
                 <w:r>
                   <w:rPr>
-                    <w:rFonts w:ascii="맑은 고딕" w:eastAsia="맑은 고딕" w:hAnsi="맑은 고딕" w:cs="맑은 고딕" w:hint="eastAsia"/>
+                    <w:rFonts w:hint="eastAsia"/>
                   </w:rPr>
                   <w:t>☐</w:t>
                 </w:r>
@@ -13201,20 +12794,20 @@
             <w:proofErr w:type="spellStart"/>
             <w:r>
               <w:rPr>
-                <w:rFonts w:ascii="맑은 고딕" w:eastAsia="맑은 고딕" w:hAnsi="맑은 고딕" w:cs="맑은 고딕" w:hint="eastAsia"/>
+                <w:rFonts w:hint="eastAsia"/>
               </w:rPr>
               <w:t>완속충전기</w:t>
             </w:r>
             <w:proofErr w:type="spellEnd"/>
             <w:r>
               <w:rPr>
-                <w:rFonts w:ascii="맑은 고딕" w:eastAsia="맑은 고딕" w:hAnsi="맑은 고딕" w:cs="맑은 고딕" w:hint="eastAsia"/>
+                <w:rFonts w:hint="eastAsia"/>
               </w:rPr>
               <w:t>(</w:t>
             </w:r>
             <w:r>
               <w:rPr>
-                <w:rFonts w:ascii="맑은 고딕" w:eastAsia="맑은 고딕" w:hAnsi="맑은 고딕" w:cs="맑은 고딕" w:hint="eastAsia"/>
+                <w:rFonts w:hint="eastAsia"/>
               </w:rPr>
               <w:t xml:space="preserve">    </w:t>
             </w:r>
@@ -13222,7 +12815,7 @@
               <w:sdtPr>
                 <w:rPr>
                   <w:rStyle w:val="10pt"/>
-                  <w:rFonts w:ascii="맑은 고딕" w:eastAsia="맑은 고딕" w:hAnsi="맑은 고딕" w:cs="맑은 고딕" w:hint="eastAsia"/>
+                  <w:rFonts w:eastAsia="맑은 고딕" w:hint="eastAsia"/>
                 </w:rPr>
                 <w:id w:val="1393619667"/>
                 <w:lock w:val="contentLocked"/>
@@ -13235,7 +12828,6 @@
               <w:sdtEndPr>
                 <w:rPr>
                   <w:rStyle w:val="a0"/>
-                  <w:rFonts w:ascii="맑은 고딕" w:eastAsia="맑은 고딕" w:hAnsi="맑은 고딕" w:cs="맑은 고딕" w:hint="eastAsia"/>
                   <w:b w:val="0"/>
                   <w:bCs/>
                   <w:i/>
@@ -13250,7 +12842,7 @@
                 <w:r>
                   <w:rPr>
                     <w:rStyle w:val="a6"/>
-                    <w:rFonts w:ascii="맑은 고딕" w:eastAsia="맑은 고딕" w:hAnsi="맑은 고딕" w:cs="맑은 고딕" w:hint="eastAsia"/>
+                    <w:rFonts w:hint="eastAsia"/>
                     <w:b/>
                     <w:bCs/>
                     <w:i/>
@@ -13264,23 +12856,17 @@
             </w:sdt>
             <w:r>
               <w:rPr>
-                <w:rFonts w:ascii="맑은 고딕" w:eastAsia="맑은 고딕" w:hAnsi="맑은 고딕" w:cs="맑은 고딕" w:hint="eastAsia"/>
-              </w:rPr>
-              <w:t xml:space="preserve"> </w:t>
-            </w:r>
-            <w:bookmarkStart w:id="21" w:name="SlowQty"/>
-            <w:bookmarkEnd w:id="21"/>
-            <w:r>
-              <w:rPr>
-                <w:rFonts w:ascii="맑은 고딕" w:eastAsia="맑은 고딕" w:hAnsi="맑은 고딕" w:cs="맑은 고딕" w:hint="eastAsia"/>
-              </w:rPr>
-              <w:t>기</w:t>
-            </w:r>
-            <w:r>
-              <w:rPr>
-                <w:rFonts w:ascii="맑은 고딕" w:eastAsia="맑은 고딕" w:hAnsi="맑은 고딕" w:cs="맑은 고딕" w:hint="eastAsia"/>
-              </w:rPr>
-              <w:t>)</w:t>
+                <w:rFonts w:hint="eastAsia"/>
+              </w:rPr>
+              <w:t xml:space="preserve"> </w:t>
+            </w:r>
+            <w:bookmarkStart w:id="7" w:name="SlowQty"/>
+            <w:bookmarkEnd w:id="7"/>
+            <w:r>
+              <w:rPr>
+                <w:rFonts w:hint="eastAsia"/>
+              </w:rPr>
+              <w:t>기)</w:t>
             </w:r>
           </w:p>
         </w:tc>
@@ -13343,14 +12929,11 @@
           <w:p>
             <w:pPr>
               <w:jc w:val="both"/>
-              <w:rPr>
-                <w:rFonts w:ascii="맑은 고딕" w:eastAsia="맑은 고딕" w:hAnsi="맑은 고딕" w:cs="맑은 고딕" w:hint="eastAsia"/>
-              </w:rPr>
             </w:pPr>
             <w:sdt>
               <w:sdtPr>
                 <w:rPr>
-                  <w:rFonts w:ascii="맑은 고딕" w:eastAsia="맑은 고딕" w:hAnsi="맑은 고딕" w:cs="맑은 고딕" w:hint="eastAsia"/>
+                  <w:rFonts w:hint="eastAsia"/>
                 </w:rPr>
                 <w:id w:val="731112624"/>
                 <w14:checkbox>
@@ -13362,7 +12945,7 @@
               <w:sdtContent>
                 <w:r>
                   <w:rPr>
-                    <w:rFonts w:ascii="맑은 고딕" w:eastAsia="맑은 고딕" w:hAnsi="맑은 고딕" w:cs="맑은 고딕" w:hint="eastAsia"/>
+                    <w:rFonts w:hint="eastAsia"/>
                   </w:rPr>
                   <w:t>☐</w:t>
                 </w:r>
@@ -13370,7 +12953,7 @@
             </w:sdt>
             <w:r>
               <w:rPr>
-                <w:rFonts w:ascii="맑은 고딕" w:eastAsia="맑은 고딕" w:hAnsi="맑은 고딕" w:cs="맑은 고딕" w:hint="eastAsia"/>
+                <w:rFonts w:hint="eastAsia"/>
               </w:rPr>
               <w:t xml:space="preserve"> 전력분배형 충전기(    </w:t>
             </w:r>
@@ -13378,7 +12961,7 @@
               <w:sdtPr>
                 <w:rPr>
                   <w:rStyle w:val="10pt"/>
-                  <w:rFonts w:ascii="맑은 고딕" w:eastAsia="맑은 고딕" w:hAnsi="맑은 고딕" w:cs="맑은 고딕" w:hint="eastAsia"/>
+                  <w:rFonts w:eastAsia="맑은 고딕" w:hint="eastAsia"/>
                 </w:rPr>
                 <w:id w:val="-602881735"/>
                 <w:placeholder>
@@ -13391,7 +12974,6 @@
               <w:sdtEndPr>
                 <w:rPr>
                   <w:rStyle w:val="a0"/>
-                  <w:rFonts w:ascii="맑은 고딕" w:eastAsia="맑은 고딕" w:hAnsi="맑은 고딕" w:cs="맑은 고딕" w:hint="eastAsia"/>
                   <w:b w:val="0"/>
                   <w:bCs/>
                   <w:i/>
@@ -13406,7 +12988,7 @@
                 <w:r>
                   <w:rPr>
                     <w:rStyle w:val="a6"/>
-                    <w:rFonts w:ascii="맑은 고딕" w:eastAsia="맑은 고딕" w:hAnsi="맑은 고딕" w:cs="맑은 고딕" w:hint="eastAsia"/>
+                    <w:rFonts w:hint="eastAsia"/>
                     <w:b/>
                     <w:bCs/>
                     <w:i/>
@@ -13420,21 +13002,9 @@
             </w:sdt>
             <w:r>
               <w:rPr>
-                <w:rFonts w:ascii="맑은 고딕" w:eastAsia="맑은 고딕" w:hAnsi="맑은 고딕" w:cs="맑은 고딕" w:hint="eastAsia"/>
-              </w:rPr>
-              <w:t xml:space="preserve"> </w:t>
-            </w:r>
-            <w:r>
-              <w:rPr>
-                <w:rFonts w:ascii="맑은 고딕" w:eastAsia="맑은 고딕" w:hAnsi="맑은 고딕" w:cs="맑은 고딕" w:hint="eastAsia"/>
-              </w:rPr>
-              <w:t>기</w:t>
-            </w:r>
-            <w:r>
-              <w:rPr>
-                <w:rFonts w:ascii="맑은 고딕" w:eastAsia="맑은 고딕" w:hAnsi="맑은 고딕" w:cs="맑은 고딕" w:hint="eastAsia"/>
-              </w:rPr>
-              <w:t>)</w:t>
+                <w:rFonts w:hint="eastAsia"/>
+              </w:rPr>
+              <w:t xml:space="preserve"> 기)</w:t>
             </w:r>
           </w:p>
         </w:tc>
@@ -13451,20 +13021,17 @@
           <w:p>
             <w:pPr>
               <w:jc w:val="both"/>
-              <w:rPr>
-                <w:rFonts w:ascii="맑은 고딕" w:eastAsia="맑은 고딕" w:hAnsi="맑은 고딕" w:cs="맑은 고딕" w:hint="eastAsia"/>
-              </w:rPr>
-            </w:pPr>
-            <w:r>
-              <w:rPr>
-                <w:rFonts w:ascii="맑은 고딕" w:eastAsia="맑은 고딕" w:hAnsi="맑은 고딕" w:cs="맑은 고딕" w:hint="eastAsia"/>
+            </w:pPr>
+            <w:r>
+              <w:rPr>
+                <w:rFonts w:hint="eastAsia"/>
               </w:rPr>
               <w:t xml:space="preserve"> </w:t>
             </w:r>
             <w:sdt>
               <w:sdtPr>
                 <w:rPr>
-                  <w:rFonts w:ascii="맑은 고딕" w:eastAsia="맑은 고딕" w:hAnsi="맑은 고딕" w:cs="맑은 고딕" w:hint="eastAsia"/>
+                  <w:rFonts w:hint="eastAsia"/>
                 </w:rPr>
                 <w:id w:val="940579513"/>
                 <w14:checkbox>
@@ -13476,7 +13043,7 @@
               <w:sdtContent>
                 <w:r>
                   <w:rPr>
-                    <w:rFonts w:ascii="맑은 고딕" w:eastAsia="맑은 고딕" w:hAnsi="맑은 고딕" w:cs="맑은 고딕" w:hint="eastAsia"/>
+                    <w:rFonts w:hint="eastAsia"/>
                   </w:rPr>
                   <w:t>☐</w:t>
                 </w:r>
@@ -13485,14 +13052,14 @@
             <w:proofErr w:type="spellStart"/>
             <w:r>
               <w:rPr>
-                <w:rFonts w:ascii="맑은 고딕" w:eastAsia="맑은 고딕" w:hAnsi="맑은 고딕" w:cs="맑은 고딕" w:hint="eastAsia"/>
+                <w:rFonts w:hint="eastAsia"/>
               </w:rPr>
               <w:t>과금형콘센트</w:t>
             </w:r>
             <w:proofErr w:type="spellEnd"/>
             <w:r>
               <w:rPr>
-                <w:rFonts w:ascii="맑은 고딕" w:eastAsia="맑은 고딕" w:hAnsi="맑은 고딕" w:cs="맑은 고딕" w:hint="eastAsia"/>
+                <w:rFonts w:hint="eastAsia"/>
               </w:rPr>
               <w:t xml:space="preserve">(    </w:t>
             </w:r>
@@ -13500,7 +13067,7 @@
               <w:sdtPr>
                 <w:rPr>
                   <w:rStyle w:val="10pt"/>
-                  <w:rFonts w:ascii="맑은 고딕" w:eastAsia="맑은 고딕" w:hAnsi="맑은 고딕" w:cs="맑은 고딕" w:hint="eastAsia"/>
+                  <w:rFonts w:eastAsia="맑은 고딕" w:hint="eastAsia"/>
                 </w:rPr>
                 <w:id w:val="1226803090"/>
                 <w:placeholder>
@@ -13513,7 +13080,6 @@
               <w:sdtEndPr>
                 <w:rPr>
                   <w:rStyle w:val="a0"/>
-                  <w:rFonts w:ascii="맑은 고딕" w:eastAsia="맑은 고딕" w:hAnsi="맑은 고딕" w:cs="맑은 고딕" w:hint="eastAsia"/>
                   <w:b w:val="0"/>
                   <w:bCs/>
                   <w:i/>
@@ -13528,7 +13094,7 @@
                 <w:r>
                   <w:rPr>
                     <w:rStyle w:val="a6"/>
-                    <w:rFonts w:ascii="맑은 고딕" w:eastAsia="맑은 고딕" w:hAnsi="맑은 고딕" w:cs="맑은 고딕" w:hint="eastAsia"/>
+                    <w:rFonts w:hint="eastAsia"/>
                     <w:b/>
                     <w:bCs/>
                     <w:i/>
@@ -13542,23 +13108,17 @@
             </w:sdt>
             <w:r>
               <w:rPr>
-                <w:rFonts w:ascii="맑은 고딕" w:eastAsia="맑은 고딕" w:hAnsi="맑은 고딕" w:cs="맑은 고딕" w:hint="eastAsia"/>
-              </w:rPr>
-              <w:t xml:space="preserve"> </w:t>
-            </w:r>
-            <w:bookmarkStart w:id="22" w:name="PlugQty"/>
-            <w:bookmarkEnd w:id="22"/>
-            <w:r>
-              <w:rPr>
-                <w:rFonts w:ascii="맑은 고딕" w:eastAsia="맑은 고딕" w:hAnsi="맑은 고딕" w:cs="맑은 고딕" w:hint="eastAsia"/>
-              </w:rPr>
-              <w:t>기</w:t>
-            </w:r>
-            <w:r>
-              <w:rPr>
-                <w:rFonts w:ascii="맑은 고딕" w:eastAsia="맑은 고딕" w:hAnsi="맑은 고딕" w:cs="맑은 고딕" w:hint="eastAsia"/>
-              </w:rPr>
-              <w:t>)</w:t>
+                <w:rFonts w:hint="eastAsia"/>
+              </w:rPr>
+              <w:t xml:space="preserve"> </w:t>
+            </w:r>
+            <w:bookmarkStart w:id="8" w:name="PlugQty"/>
+            <w:bookmarkEnd w:id="8"/>
+            <w:r>
+              <w:rPr>
+                <w:rFonts w:hint="eastAsia"/>
+              </w:rPr>
+              <w:t>기)</w:t>
             </w:r>
           </w:p>
         </w:tc>
@@ -13620,14 +13180,11 @@
           <w:p>
             <w:pPr>
               <w:jc w:val="both"/>
-              <w:rPr>
-                <w:rFonts w:ascii="맑은 고딕" w:eastAsia="맑은 고딕" w:hAnsi="맑은 고딕" w:cs="맑은 고딕" w:hint="eastAsia"/>
-              </w:rPr>
             </w:pPr>
             <w:sdt>
               <w:sdtPr>
                 <w:rPr>
-                  <w:rFonts w:ascii="맑은 고딕" w:eastAsia="맑은 고딕" w:hAnsi="맑은 고딕" w:cs="맑은 고딕" w:hint="eastAsia"/>
+                  <w:rFonts w:hint="eastAsia"/>
                 </w:rPr>
                 <w:id w:val="2136826911"/>
                 <w14:checkbox>
@@ -13639,7 +13196,7 @@
               <w:sdtContent>
                 <w:r>
                   <w:rPr>
-                    <w:rFonts w:ascii="맑은 고딕" w:eastAsia="맑은 고딕" w:hAnsi="맑은 고딕" w:cs="맑은 고딕" w:hint="eastAsia"/>
+                    <w:rFonts w:hint="eastAsia"/>
                   </w:rPr>
                   <w:t>☐</w:t>
                 </w:r>
@@ -13647,21 +13204,9 @@
             </w:sdt>
             <w:r>
               <w:rPr>
-                <w:rFonts w:ascii="맑은 고딕" w:eastAsia="맑은 고딕" w:hAnsi="맑은 고딕" w:cs="맑은 고딕" w:hint="eastAsia"/>
-              </w:rPr>
-              <w:t xml:space="preserve"> 키오스크(        </w:t>
-            </w:r>
-            <w:r>
-              <w:rPr>
-                <w:rFonts w:ascii="맑은 고딕" w:eastAsia="맑은 고딕" w:hAnsi="맑은 고딕" w:cs="맑은 고딕" w:hint="eastAsia"/>
-              </w:rPr>
-              <w:t>기</w:t>
-            </w:r>
-            <w:r>
-              <w:rPr>
-                <w:rFonts w:ascii="맑은 고딕" w:eastAsia="맑은 고딕" w:hAnsi="맑은 고딕" w:cs="맑은 고딕" w:hint="eastAsia"/>
-              </w:rPr>
-              <w:t>)</w:t>
+                <w:rFonts w:hint="eastAsia"/>
+              </w:rPr>
+              <w:t xml:space="preserve"> 키오스크(        기)</w:t>
             </w:r>
           </w:p>
         </w:tc>
@@ -13677,20 +13222,17 @@
           <w:p>
             <w:pPr>
               <w:jc w:val="both"/>
-              <w:rPr>
-                <w:rFonts w:ascii="맑은 고딕" w:eastAsia="맑은 고딕" w:hAnsi="맑은 고딕" w:cs="맑은 고딕" w:hint="eastAsia"/>
-              </w:rPr>
-            </w:pPr>
-            <w:r>
-              <w:rPr>
-                <w:rFonts w:ascii="맑은 고딕" w:eastAsia="맑은 고딕" w:hAnsi="맑은 고딕" w:cs="맑은 고딕" w:hint="eastAsia"/>
+            </w:pPr>
+            <w:r>
+              <w:rPr>
+                <w:rFonts w:hint="eastAsia"/>
               </w:rPr>
               <w:t xml:space="preserve"> </w:t>
             </w:r>
             <w:sdt>
               <w:sdtPr>
                 <w:rPr>
-                  <w:rFonts w:ascii="맑은 고딕" w:eastAsia="맑은 고딕" w:hAnsi="맑은 고딕" w:cs="맑은 고딕" w:hint="eastAsia"/>
+                  <w:rFonts w:hint="eastAsia"/>
                 </w:rPr>
                 <w:id w:val="-1538116413"/>
                 <w14:checkbox>
@@ -13702,7 +13244,7 @@
               <w:sdtContent>
                 <w:r>
                   <w:rPr>
-                    <w:rFonts w:ascii="맑은 고딕" w:eastAsia="맑은 고딕" w:hAnsi="맑은 고딕" w:cs="맑은 고딕" w:hint="eastAsia"/>
+                    <w:rFonts w:hint="eastAsia"/>
                   </w:rPr>
                   <w:t>■</w:t>
                 </w:r>
@@ -13710,7 +13252,7 @@
             </w:sdt>
             <w:r>
               <w:rPr>
-                <w:rFonts w:ascii="맑은 고딕" w:eastAsia="맑은 고딕" w:hAnsi="맑은 고딕" w:cs="맑은 고딕" w:hint="eastAsia"/>
+                <w:rFonts w:hint="eastAsia"/>
               </w:rPr>
               <w:t>해당사항 없음</w:t>
             </w:r>
@@ -13750,13 +13292,10 @@
           <w:p>
             <w:pPr>
               <w:jc w:val="both"/>
-              <w:rPr>
-                <w:rFonts w:ascii="맑은 고딕" w:eastAsia="맑은 고딕" w:hAnsi="맑은 고딕" w:cs="맑은 고딕" w:hint="eastAsia"/>
-              </w:rPr>
-            </w:pPr>
-            <w:r>
-              <w:rPr>
-                <w:rFonts w:ascii="맑은 고딕" w:eastAsia="맑은 고딕" w:hAnsi="맑은 고딕" w:cs="맑은 고딕" w:hint="eastAsia"/>
+            </w:pPr>
+            <w:r>
+              <w:rPr>
+                <w:rFonts w:hint="eastAsia"/>
                 <w:b/>
                 <w:bCs/>
                 <w:sz w:val="24"/>
@@ -13795,14 +13334,14 @@
             </w:pPr>
             <w:r>
               <w:rPr>
-                <w:rFonts w:ascii="맑은 고딕" w:eastAsia="맑은 고딕" w:hAnsi="맑은 고딕" w:cs="맑은 고딕" w:hint="eastAsia"/>
+                <w:rFonts w:hint="eastAsia"/>
               </w:rPr>
               <w:t>상호</w:t>
             </w:r>
           </w:p>
         </w:tc>
-        <w:bookmarkStart w:id="23" w:name="SurveyComp"/>
-        <w:bookmarkEnd w:id="23"/>
+        <w:bookmarkStart w:id="9" w:name="SurveyComp"/>
+        <w:bookmarkEnd w:id="9"/>
         <w:tc>
           <w:tcPr>
             <w:tcW w:w="1570" w:type="pct"/>
@@ -13811,15 +13350,12 @@
           <w:p>
             <w:pPr>
               <w:jc w:val="center"/>
-              <w:rPr>
-                <w:rFonts w:ascii="맑은 고딕" w:eastAsia="맑은 고딕" w:hAnsi="맑은 고딕" w:cs="맑은 고딕" w:hint="eastAsia"/>
-              </w:rPr>
             </w:pPr>
             <w:sdt>
               <w:sdtPr>
                 <w:rPr>
                   <w:rStyle w:val="10pt"/>
-                  <w:rFonts w:ascii="맑은 고딕" w:eastAsia="맑은 고딕" w:hAnsi="맑은 고딕" w:cs="맑은 고딕" w:hint="eastAsia"/>
+                  <w:rFonts w:eastAsia="맑은 고딕" w:hint="eastAsia"/>
                 </w:rPr>
                 <w:id w:val="1414659046"/>
                 <w:placeholder>
@@ -13838,7 +13374,7 @@
                 <w:r>
                   <w:rPr>
                     <w:rStyle w:val="10pt"/>
-                    <w:rFonts w:ascii="맑은 고딕" w:eastAsia="맑은 고딕" w:hAnsi="맑은 고딕" w:cs="맑은 고딕" w:hint="eastAsia"/>
+                    <w:rFonts w:eastAsia="맑은 고딕" w:hint="eastAsia"/>
                     <w:i/>
                     <w:iCs/>
                     <w:color w:val="A6A6A6" w:themeColor="background1" w:themeShade="A6"/>
@@ -13848,7 +13384,7 @@
                 </w:r>
                 <w:r>
                   <w:rPr>
-                    <w:rFonts w:ascii="맑은 고딕" w:eastAsia="맑은 고딕" w:hAnsi="맑은 고딕" w:cs="맑은 고딕" w:hint="eastAsia"/>
+                    <w:rFonts w:hint="eastAsia"/>
                     <w:b/>
                     <w:bCs/>
                     <w:i/>
@@ -13870,20 +13406,17 @@
           <w:p>
             <w:pPr>
               <w:jc w:val="center"/>
-              <w:rPr>
-                <w:rFonts w:ascii="맑은 고딕" w:eastAsia="맑은 고딕" w:hAnsi="맑은 고딕" w:cs="맑은 고딕" w:hint="eastAsia"/>
-              </w:rPr>
-            </w:pPr>
-            <w:r>
-              <w:rPr>
-                <w:rFonts w:ascii="맑은 고딕" w:eastAsia="맑은 고딕" w:hAnsi="맑은 고딕" w:cs="맑은 고딕" w:hint="eastAsia"/>
+            </w:pPr>
+            <w:r>
+              <w:rPr>
+                <w:rFonts w:hint="eastAsia"/>
               </w:rPr>
               <w:t>연락처</w:t>
             </w:r>
           </w:p>
         </w:tc>
-        <w:bookmarkStart w:id="24" w:name="SurveyTel"/>
-        <w:bookmarkEnd w:id="24"/>
+        <w:bookmarkStart w:id="10" w:name="SurveyTel"/>
+        <w:bookmarkEnd w:id="10"/>
         <w:tc>
           <w:tcPr>
             <w:tcW w:w="1570" w:type="pct"/>
@@ -13892,15 +13425,12 @@
           <w:p>
             <w:pPr>
               <w:jc w:val="center"/>
-              <w:rPr>
-                <w:rFonts w:ascii="맑은 고딕" w:eastAsia="맑은 고딕" w:hAnsi="맑은 고딕" w:cs="맑은 고딕" w:hint="eastAsia"/>
-              </w:rPr>
             </w:pPr>
             <w:sdt>
               <w:sdtPr>
                 <w:rPr>
                   <w:rStyle w:val="10pt"/>
-                  <w:rFonts w:ascii="맑은 고딕" w:eastAsia="맑은 고딕" w:hAnsi="맑은 고딕" w:cs="맑은 고딕" w:hint="eastAsia"/>
+                  <w:rFonts w:eastAsia="맑은 고딕" w:hint="eastAsia"/>
                 </w:rPr>
                 <w:id w:val="-632096669"/>
                 <w:placeholder>
@@ -13919,7 +13449,7 @@
                 <w:r>
                   <w:rPr>
                     <w:rStyle w:val="10pt"/>
-                    <w:rFonts w:ascii="맑은 고딕" w:eastAsia="맑은 고딕" w:hAnsi="맑은 고딕" w:cs="맑은 고딕" w:hint="eastAsia"/>
+                    <w:rFonts w:eastAsia="맑은 고딕" w:hint="eastAsia"/>
                     <w:i/>
                     <w:iCs/>
                     <w:color w:val="A6A6A6" w:themeColor="background1" w:themeShade="A6"/>
@@ -13929,7 +13459,7 @@
                 </w:r>
                 <w:r>
                   <w:rPr>
-                    <w:rFonts w:ascii="맑은 고딕" w:eastAsia="맑은 고딕" w:hAnsi="맑은 고딕" w:cs="맑은 고딕" w:hint="eastAsia"/>
+                    <w:rFonts w:hint="eastAsia"/>
                     <w:b/>
                     <w:bCs/>
                     <w:i/>
@@ -13988,13 +13518,13 @@
             </w:pPr>
             <w:r>
               <w:rPr>
-                <w:rFonts w:ascii="맑은 고딕" w:eastAsia="맑은 고딕" w:hAnsi="맑은 고딕" w:cs="맑은 고딕" w:hint="eastAsia"/>
+                <w:rFonts w:hint="eastAsia"/>
               </w:rPr>
               <w:t>성명</w:t>
             </w:r>
           </w:p>
         </w:tc>
-        <w:bookmarkStart w:id="25" w:name="SurveyName"/>
+        <w:bookmarkStart w:id="11" w:name="SurveyName"/>
         <w:tc>
           <w:tcPr>
             <w:tcW w:w="1570" w:type="pct"/>
@@ -14003,15 +13533,12 @@
           <w:p>
             <w:pPr>
               <w:jc w:val="center"/>
-              <w:rPr>
-                <w:rFonts w:ascii="맑은 고딕" w:eastAsia="맑은 고딕" w:hAnsi="맑은 고딕" w:cs="맑은 고딕" w:hint="eastAsia"/>
-              </w:rPr>
             </w:pPr>
             <w:sdt>
               <w:sdtPr>
                 <w:rPr>
                   <w:rStyle w:val="10pt"/>
-                  <w:rFonts w:ascii="맑은 고딕" w:eastAsia="맑은 고딕" w:hAnsi="맑은 고딕" w:cs="맑은 고딕" w:hint="eastAsia"/>
+                  <w:rFonts w:eastAsia="맑은 고딕" w:hint="eastAsia"/>
                 </w:rPr>
                 <w:id w:val="140012807"/>
                 <w:placeholder>
@@ -14030,7 +13557,7 @@
                 <w:r>
                   <w:rPr>
                     <w:rStyle w:val="10pt"/>
-                    <w:rFonts w:ascii="맑은 고딕" w:eastAsia="맑은 고딕" w:hAnsi="맑은 고딕" w:cs="맑은 고딕" w:hint="eastAsia"/>
+                    <w:rFonts w:eastAsia="맑은 고딕" w:hint="eastAsia"/>
                     <w:i/>
                     <w:iCs/>
                     <w:color w:val="A6A6A6" w:themeColor="background1" w:themeShade="A6"/>
@@ -14042,11 +13569,11 @@
             </w:sdt>
             <w:r>
               <w:rPr>
-                <w:rFonts w:ascii="맑은 고딕" w:eastAsia="맑은 고딕" w:hAnsi="맑은 고딕" w:cs="맑은 고딕" w:hint="eastAsia"/>
+                <w:rFonts w:hint="eastAsia"/>
               </w:rPr>
               <w:t xml:space="preserve"> (인)</w:t>
             </w:r>
-            <w:bookmarkEnd w:id="25"/>
+            <w:bookmarkEnd w:id="11"/>
           </w:p>
         </w:tc>
         <w:tc>
@@ -14057,20 +13584,17 @@
           <w:p>
             <w:pPr>
               <w:jc w:val="center"/>
-              <w:rPr>
-                <w:rFonts w:ascii="맑은 고딕" w:eastAsia="맑은 고딕" w:hAnsi="맑은 고딕" w:cs="맑은 고딕" w:hint="eastAsia"/>
-              </w:rPr>
-            </w:pPr>
-            <w:r>
-              <w:rPr>
-                <w:rFonts w:ascii="맑은 고딕" w:eastAsia="맑은 고딕" w:hAnsi="맑은 고딕" w:cs="맑은 고딕" w:hint="eastAsia"/>
+            </w:pPr>
+            <w:r>
+              <w:rPr>
+                <w:rFonts w:hint="eastAsia"/>
               </w:rPr>
               <w:t>조사일</w:t>
             </w:r>
           </w:p>
         </w:tc>
-        <w:bookmarkStart w:id="26" w:name="SurveyDate"/>
-        <w:bookmarkEnd w:id="26"/>
+        <w:bookmarkStart w:id="12" w:name="SurveyDate"/>
+        <w:bookmarkEnd w:id="12"/>
         <w:tc>
           <w:tcPr>
             <w:tcW w:w="1570" w:type="pct"/>
@@ -14079,15 +13603,12 @@
           <w:p>
             <w:pPr>
               <w:jc w:val="center"/>
-              <w:rPr>
-                <w:rFonts w:ascii="맑은 고딕" w:eastAsia="맑은 고딕" w:hAnsi="맑은 고딕" w:cs="맑은 고딕" w:hint="eastAsia"/>
-              </w:rPr>
             </w:pPr>
             <w:sdt>
               <w:sdtPr>
                 <w:rPr>
                   <w:rStyle w:val="10pt"/>
-                  <w:rFonts w:ascii="맑은 고딕" w:eastAsia="맑은 고딕" w:hAnsi="맑은 고딕" w:cs="맑은 고딕" w:hint="eastAsia"/>
+                  <w:rFonts w:eastAsia="맑은 고딕" w:hint="eastAsia"/>
                 </w:rPr>
                 <w:id w:val="-501512409"/>
                 <w:placeholder>
@@ -14106,7 +13627,7 @@
                 <w:r>
                   <w:rPr>
                     <w:rStyle w:val="10pt"/>
-                    <w:rFonts w:ascii="맑은 고딕" w:eastAsia="맑은 고딕" w:hAnsi="맑은 고딕" w:cs="맑은 고딕" w:hint="eastAsia"/>
+                    <w:rFonts w:eastAsia="맑은 고딕" w:hint="eastAsia"/>
                     <w:i/>
                     <w:iCs/>
                     <w:color w:val="A6A6A6" w:themeColor="background1" w:themeShade="A6"/>
@@ -14152,17 +13673,14 @@
           <w:p>
             <w:pPr>
               <w:jc w:val="both"/>
-              <w:rPr>
-                <w:rFonts w:ascii="맑은 고딕" w:eastAsia="맑은 고딕" w:hAnsi="맑은 고딕" w:cs="맑은 고딕" w:hint="eastAsia"/>
-              </w:rPr>
-            </w:pPr>
-            <w:r>
-              <w:rPr>
-                <w:rFonts w:ascii="맑은 고딕" w:eastAsia="맑은 고딕" w:hAnsi="맑은 고딕" w:cs="맑은 고딕" w:hint="eastAsia"/>
+            </w:pPr>
+            <w:r>
+              <w:rPr>
+                <w:rFonts w:hint="eastAsia"/>
                 <w:noProof/>
               </w:rPr>
               <w:drawing>
-                <wp:anchor distT="0" distB="0" distL="114300" distR="114300" simplePos="0" relativeHeight="487591424" behindDoc="0" locked="0" layoutInCell="1" allowOverlap="1" wp14:anchorId="3764800F" wp14:editId="77DC0C68">
+                <wp:anchor distT="0" distB="0" distL="114300" distR="114300" simplePos="0" relativeHeight="487591424" behindDoc="0" locked="0" layoutInCell="1" allowOverlap="1" wp14:anchorId="3764800F" wp14:editId="1FA528FF">
                   <wp:simplePos x="0" y="0"/>
                   <wp:positionH relativeFrom="column">
                     <wp:posOffset>2245617</wp:posOffset>
@@ -14185,7 +13703,7 @@
                           <pic:cNvPicPr/>
                         </pic:nvPicPr>
                         <pic:blipFill>
-                          <a:blip r:embed="rId11" cstate="print">
+                          <a:blip r:embed="rId10" cstate="print">
                             <a:extLst>
                               <a:ext uri="{28A0092B-C50C-407E-A947-70E740481C1C}">
                                 <a14:useLocalDpi xmlns:a14="http://schemas.microsoft.com/office/drawing/2010/main" val="0"/>
@@ -15408,607 +14926,6 @@
   <w:docParts>
     <w:docPart>
       <w:docPartPr>
-        <w:name w:val="27F525108FF68B4A8A8F74189DA95EFD"/>
-        <w:category>
-          <w:name w:val="일반"/>
-          <w:gallery w:val="placeholder"/>
-        </w:category>
-        <w:types>
-          <w:type w:val="bbPlcHdr"/>
-        </w:types>
-        <w:behaviors>
-          <w:behavior w:val="content"/>
-        </w:behaviors>
-        <w:guid w:val="{B4AE6ED1-8640-8740-AB23-07948FA10493}"/>
-      </w:docPartPr>
-      <w:docPartBody>
-        <w:p>
-          <w:pPr>
-            <w:pStyle w:val="27F525108FF68B4A8A8F74189DA95EFD"/>
-          </w:pPr>
-          <w:r>
-            <w:rPr>
-              <w:rFonts w:hint="eastAsia"/>
-              <w:b/>
-              <w:bCs/>
-              <w:i/>
-              <w:iCs/>
-              <w:color w:val="A6A6A6" w:themeColor="background1" w:themeShade="A6"/>
-              <w:sz w:val="18"/>
-              <w:szCs w:val="18"/>
-              <w:u w:val="single"/>
-            </w:rPr>
-            <w:t>사업자등록증 상호명</w:t>
-          </w:r>
-        </w:p>
-      </w:docPartBody>
-    </w:docPart>
-    <w:docPart>
-      <w:docPartPr>
-        <w:name w:val="8A01BEA8164F094A8B00B0647A1B153C"/>
-        <w:category>
-          <w:name w:val="일반"/>
-          <w:gallery w:val="placeholder"/>
-        </w:category>
-        <w:types>
-          <w:type w:val="bbPlcHdr"/>
-        </w:types>
-        <w:behaviors>
-          <w:behavior w:val="content"/>
-        </w:behaviors>
-        <w:guid w:val="{B4645C7D-E73F-EA45-AEC6-C70438F7CD3D}"/>
-      </w:docPartPr>
-      <w:docPartBody>
-        <w:p>
-          <w:pPr>
-            <w:pStyle w:val="8A01BEA8164F094A8B00B0647A1B153C"/>
-          </w:pPr>
-          <w:r>
-            <w:rPr>
-              <w:rStyle w:val="a3"/>
-              <w:rFonts w:hint="eastAsia"/>
-              <w:b/>
-              <w:bCs/>
-              <w:i/>
-              <w:iCs/>
-              <w:color w:val="A6A6A6" w:themeColor="background1" w:themeShade="A6"/>
-              <w:sz w:val="18"/>
-              <w:szCs w:val="18"/>
-              <w:u w:val="single"/>
-            </w:rPr>
-            <w:t xml:space="preserve">OO </w:t>
-          </w:r>
-        </w:p>
-      </w:docPartBody>
-    </w:docPart>
-    <w:docPart>
-      <w:docPartPr>
-        <w:name w:val="373E60C8BBDF5640BD46479BC21829A4"/>
-        <w:category>
-          <w:name w:val="일반"/>
-          <w:gallery w:val="placeholder"/>
-        </w:category>
-        <w:types>
-          <w:type w:val="bbPlcHdr"/>
-        </w:types>
-        <w:behaviors>
-          <w:behavior w:val="content"/>
-        </w:behaviors>
-        <w:guid w:val="{BDF58872-8EA0-F140-BB75-6B0027D922CD}"/>
-      </w:docPartPr>
-      <w:docPartBody>
-        <w:p>
-          <w:pPr>
-            <w:pStyle w:val="373E60C8BBDF5640BD46479BC21829A4"/>
-          </w:pPr>
-          <w:r>
-            <w:rPr>
-              <w:rStyle w:val="a3"/>
-              <w:rFonts w:hint="eastAsia"/>
-              <w:b/>
-              <w:bCs/>
-              <w:i/>
-              <w:iCs/>
-              <w:color w:val="A6A6A6" w:themeColor="background1" w:themeShade="A6"/>
-              <w:sz w:val="18"/>
-              <w:szCs w:val="18"/>
-              <w:u w:val="single"/>
-            </w:rPr>
-            <w:t>건축물대장 주소</w:t>
-          </w:r>
-        </w:p>
-      </w:docPartBody>
-    </w:docPart>
-    <w:docPart>
-      <w:docPartPr>
-        <w:name w:val="F87430EA6D0C974CBF77235E05B3CFB8"/>
-        <w:category>
-          <w:name w:val="일반"/>
-          <w:gallery w:val="placeholder"/>
-        </w:category>
-        <w:types>
-          <w:type w:val="bbPlcHdr"/>
-        </w:types>
-        <w:behaviors>
-          <w:behavior w:val="content"/>
-        </w:behaviors>
-        <w:guid w:val="{1669B470-2189-8540-938E-C05CDB2F0F2B}"/>
-      </w:docPartPr>
-      <w:docPartBody>
-        <w:p>
-          <w:pPr>
-            <w:pStyle w:val="F87430EA6D0C974CBF77235E05B3CFB8"/>
-          </w:pPr>
-          <w:r>
-            <w:rPr>
-              <w:rFonts w:hint="eastAsia"/>
-              <w:b/>
-              <w:bCs/>
-              <w:i/>
-              <w:iCs/>
-              <w:color w:val="A6A6A6" w:themeColor="background1" w:themeShade="A6"/>
-              <w:sz w:val="18"/>
-              <w:szCs w:val="18"/>
-              <w:u w:val="single"/>
-            </w:rPr>
-            <w:t>사업자등록증 상호명</w:t>
-          </w:r>
-        </w:p>
-      </w:docPartBody>
-    </w:docPart>
-    <w:docPart>
-      <w:docPartPr>
-        <w:name w:val="144ACF76D3C81247B2A12AB21AD30F32"/>
-        <w:category>
-          <w:name w:val="일반"/>
-          <w:gallery w:val="placeholder"/>
-        </w:category>
-        <w:types>
-          <w:type w:val="bbPlcHdr"/>
-        </w:types>
-        <w:behaviors>
-          <w:behavior w:val="content"/>
-        </w:behaviors>
-        <w:guid w:val="{3D816B7B-5F10-7343-9323-B3DB64B6BD68}"/>
-      </w:docPartPr>
-      <w:docPartBody>
-        <w:p>
-          <w:pPr>
-            <w:pStyle w:val="144ACF76D3C81247B2A12AB21AD30F32"/>
-          </w:pPr>
-          <w:r>
-            <w:rPr>
-              <w:rStyle w:val="a3"/>
-              <w:rFonts w:hint="eastAsia"/>
-              <w:b/>
-              <w:bCs/>
-              <w:i/>
-              <w:iCs/>
-              <w:color w:val="A6A6A6" w:themeColor="background1" w:themeShade="A6"/>
-              <w:sz w:val="18"/>
-              <w:szCs w:val="18"/>
-              <w:u w:val="single"/>
-            </w:rPr>
-            <w:t>사업자등록번호</w:t>
-          </w:r>
-        </w:p>
-      </w:docPartBody>
-    </w:docPart>
-    <w:docPart>
-      <w:docPartPr>
-        <w:name w:val="1E1FE87E8781F3489D0ACFFA5FBED6A2"/>
-        <w:category>
-          <w:name w:val="일반"/>
-          <w:gallery w:val="placeholder"/>
-        </w:category>
-        <w:types>
-          <w:type w:val="bbPlcHdr"/>
-        </w:types>
-        <w:behaviors>
-          <w:behavior w:val="content"/>
-        </w:behaviors>
-        <w:guid w:val="{FB6F5200-7025-DE47-B219-756A5A9BCCED}"/>
-      </w:docPartPr>
-      <w:docPartBody>
-        <w:p>
-          <w:pPr>
-            <w:pStyle w:val="1E1FE87E8781F3489D0ACFFA5FBED6A2"/>
-          </w:pPr>
-          <w:r>
-            <w:rPr>
-              <w:rStyle w:val="a3"/>
-              <w:rFonts w:hint="eastAsia"/>
-              <w:b/>
-              <w:bCs/>
-              <w:i/>
-              <w:iCs/>
-              <w:color w:val="A6A6A6" w:themeColor="background1" w:themeShade="A6"/>
-              <w:sz w:val="18"/>
-              <w:szCs w:val="18"/>
-              <w:u w:val="single"/>
-            </w:rPr>
-            <w:t>관리사무소 전화번호</w:t>
-          </w:r>
-        </w:p>
-      </w:docPartBody>
-    </w:docPart>
-    <w:docPart>
-      <w:docPartPr>
-        <w:name w:val="8AD0378312B9FB4284837EBF1BC6069F"/>
-        <w:category>
-          <w:name w:val="일반"/>
-          <w:gallery w:val="placeholder"/>
-        </w:category>
-        <w:types>
-          <w:type w:val="bbPlcHdr"/>
-        </w:types>
-        <w:behaviors>
-          <w:behavior w:val="content"/>
-        </w:behaviors>
-        <w:guid w:val="{19619D41-66C2-7E4B-B6E3-9D86C8B6021B}"/>
-      </w:docPartPr>
-      <w:docPartBody>
-        <w:p>
-          <w:pPr>
-            <w:pStyle w:val="8AD0378312B9FB4284837EBF1BC6069F"/>
-          </w:pPr>
-          <w:r>
-            <w:rPr>
-              <w:rStyle w:val="a3"/>
-              <w:rFonts w:hint="eastAsia"/>
-              <w:b/>
-              <w:bCs/>
-              <w:i/>
-              <w:iCs/>
-              <w:color w:val="A6A6A6" w:themeColor="background1" w:themeShade="A6"/>
-              <w:sz w:val="18"/>
-              <w:szCs w:val="18"/>
-              <w:u w:val="single"/>
-            </w:rPr>
-            <w:t>모집대행사명</w:t>
-          </w:r>
-        </w:p>
-      </w:docPartBody>
-    </w:docPart>
-    <w:docPart>
-      <w:docPartPr>
-        <w:name w:val="CEC1A4236572C34FB87DA8FAF3922765"/>
-        <w:category>
-          <w:name w:val="일반"/>
-          <w:gallery w:val="placeholder"/>
-        </w:category>
-        <w:types>
-          <w:type w:val="bbPlcHdr"/>
-        </w:types>
-        <w:behaviors>
-          <w:behavior w:val="content"/>
-        </w:behaviors>
-        <w:guid w:val="{9E7DF291-6E3B-6E41-A925-B7AE02EE806C}"/>
-      </w:docPartPr>
-      <w:docPartBody>
-        <w:p>
-          <w:pPr>
-            <w:pStyle w:val="CEC1A4236572C34FB87DA8FAF3922765"/>
-          </w:pPr>
-          <w:r>
-            <w:rPr>
-              <w:rStyle w:val="a3"/>
-              <w:rFonts w:hint="eastAsia"/>
-              <w:b/>
-              <w:bCs/>
-              <w:i/>
-              <w:iCs/>
-              <w:color w:val="A6A6A6" w:themeColor="background1" w:themeShade="A6"/>
-              <w:sz w:val="18"/>
-              <w:szCs w:val="18"/>
-              <w:u w:val="single"/>
-            </w:rPr>
-            <w:t>담당자명</w:t>
-          </w:r>
-        </w:p>
-      </w:docPartBody>
-    </w:docPart>
-    <w:docPart>
-      <w:docPartPr>
-        <w:name w:val="CCC28B3A311B8F4F88560056E975E4CB"/>
-        <w:category>
-          <w:name w:val="일반"/>
-          <w:gallery w:val="placeholder"/>
-        </w:category>
-        <w:types>
-          <w:type w:val="bbPlcHdr"/>
-        </w:types>
-        <w:behaviors>
-          <w:behavior w:val="content"/>
-        </w:behaviors>
-        <w:guid w:val="{0EB2069E-D006-2A42-BA67-3C35F7EDCF48}"/>
-      </w:docPartPr>
-      <w:docPartBody>
-        <w:p>
-          <w:pPr>
-            <w:pStyle w:val="CCC28B3A311B8F4F88560056E975E4CB"/>
-          </w:pPr>
-          <w:r>
-            <w:rPr>
-              <w:rStyle w:val="a3"/>
-              <w:rFonts w:hint="eastAsia"/>
-              <w:b/>
-              <w:bCs/>
-              <w:i/>
-              <w:iCs/>
-              <w:color w:val="A6A6A6" w:themeColor="background1" w:themeShade="A6"/>
-              <w:sz w:val="18"/>
-              <w:szCs w:val="18"/>
-              <w:u w:val="single"/>
-            </w:rPr>
-            <w:t>연락처</w:t>
-          </w:r>
-        </w:p>
-      </w:docPartBody>
-    </w:docPart>
-    <w:docPart>
-      <w:docPartPr>
-        <w:name w:val="351CAB3454262F46A4936CD891704151"/>
-        <w:category>
-          <w:name w:val="일반"/>
-          <w:gallery w:val="placeholder"/>
-        </w:category>
-        <w:types>
-          <w:type w:val="bbPlcHdr"/>
-        </w:types>
-        <w:behaviors>
-          <w:behavior w:val="content"/>
-        </w:behaviors>
-        <w:guid w:val="{41592335-A09F-634D-9B24-D12020333ED9}"/>
-      </w:docPartPr>
-      <w:docPartBody>
-        <w:p>
-          <w:pPr>
-            <w:pStyle w:val="351CAB3454262F46A4936CD891704151"/>
-          </w:pPr>
-          <w:r>
-            <w:rPr>
-              <w:rStyle w:val="a3"/>
-              <w:rFonts w:hint="eastAsia"/>
-              <w:b/>
-              <w:bCs/>
-              <w:i/>
-              <w:iCs/>
-              <w:color w:val="A6A6A6" w:themeColor="background1" w:themeShade="A6"/>
-              <w:sz w:val="18"/>
-              <w:szCs w:val="18"/>
-              <w:u w:val="single"/>
-            </w:rPr>
-            <w:t xml:space="preserve">OO </w:t>
-          </w:r>
-        </w:p>
-      </w:docPartBody>
-    </w:docPart>
-    <w:docPart>
-      <w:docPartPr>
-        <w:name w:val="8BE69FF8C04DAB4995FBE98D29C29C5F"/>
-        <w:category>
-          <w:name w:val="일반"/>
-          <w:gallery w:val="placeholder"/>
-        </w:category>
-        <w:types>
-          <w:type w:val="bbPlcHdr"/>
-        </w:types>
-        <w:behaviors>
-          <w:behavior w:val="content"/>
-        </w:behaviors>
-        <w:guid w:val="{7CC38987-65C8-E648-8213-9860B1F30408}"/>
-      </w:docPartPr>
-      <w:docPartBody>
-        <w:p>
-          <w:pPr>
-            <w:pStyle w:val="8BE69FF8C04DAB4995FBE98D29C29C5F"/>
-          </w:pPr>
-          <w:r>
-            <w:rPr>
-              <w:rStyle w:val="a3"/>
-              <w:rFonts w:hint="eastAsia"/>
-              <w:b/>
-              <w:bCs/>
-              <w:i/>
-              <w:iCs/>
-              <w:color w:val="A6A6A6" w:themeColor="background1" w:themeShade="A6"/>
-              <w:sz w:val="24"/>
-              <w:u w:val="single"/>
-            </w:rPr>
-            <w:t xml:space="preserve">OO </w:t>
-          </w:r>
-        </w:p>
-      </w:docPartBody>
-    </w:docPart>
-    <w:docPart>
-      <w:docPartPr>
-        <w:name w:val="DDB290F9FAB7E64083AA9F47895A5DA6"/>
-        <w:category>
-          <w:name w:val="일반"/>
-          <w:gallery w:val="placeholder"/>
-        </w:category>
-        <w:types>
-          <w:type w:val="bbPlcHdr"/>
-        </w:types>
-        <w:behaviors>
-          <w:behavior w:val="content"/>
-        </w:behaviors>
-        <w:guid w:val="{81D33E1B-31F8-E041-8BEF-B3824FC31275}"/>
-      </w:docPartPr>
-      <w:docPartBody>
-        <w:p>
-          <w:pPr>
-            <w:pStyle w:val="DDB290F9FAB7E64083AA9F47895A5DA6"/>
-          </w:pPr>
-          <w:r>
-            <w:rPr>
-              <w:rStyle w:val="a3"/>
-              <w:rFonts w:hint="eastAsia"/>
-              <w:b/>
-              <w:bCs/>
-              <w:i/>
-              <w:iCs/>
-              <w:color w:val="A6A6A6" w:themeColor="background1" w:themeShade="A6"/>
-              <w:sz w:val="24"/>
-              <w:u w:val="single"/>
-            </w:rPr>
-            <w:t xml:space="preserve">OO </w:t>
-          </w:r>
-        </w:p>
-      </w:docPartBody>
-    </w:docPart>
-    <w:docPart>
-      <w:docPartPr>
-        <w:name w:val="980866357EB5DE44BCD89361C3C00336"/>
-        <w:category>
-          <w:name w:val="일반"/>
-          <w:gallery w:val="placeholder"/>
-        </w:category>
-        <w:types>
-          <w:type w:val="bbPlcHdr"/>
-        </w:types>
-        <w:behaviors>
-          <w:behavior w:val="content"/>
-        </w:behaviors>
-        <w:guid w:val="{AD136D8B-459D-C642-AE23-C748229BA6C7}"/>
-      </w:docPartPr>
-      <w:docPartBody>
-        <w:p>
-          <w:pPr>
-            <w:pStyle w:val="980866357EB5DE44BCD89361C3C00336"/>
-          </w:pPr>
-          <w:r>
-            <w:rPr>
-              <w:rFonts w:hint="eastAsia"/>
-              <w:b/>
-              <w:bCs/>
-              <w:i/>
-              <w:iCs/>
-              <w:color w:val="A6A6A6" w:themeColor="background1" w:themeShade="A6"/>
-              <w:sz w:val="24"/>
-              <w:u w:val="single"/>
-            </w:rPr>
-            <w:t>사업자등록증 상호명</w:t>
-          </w:r>
-        </w:p>
-      </w:docPartBody>
-    </w:docPart>
-    <w:docPart>
-      <w:docPartPr>
-        <w:name w:val="0C3CD41A497AD04D961D717851088A46"/>
-        <w:category>
-          <w:name w:val="일반"/>
-          <w:gallery w:val="placeholder"/>
-        </w:category>
-        <w:types>
-          <w:type w:val="bbPlcHdr"/>
-        </w:types>
-        <w:behaviors>
-          <w:behavior w:val="content"/>
-        </w:behaviors>
-        <w:guid w:val="{6BE29979-CB65-5D4C-839F-F7C4A24442BE}"/>
-      </w:docPartPr>
-      <w:docPartBody>
-        <w:p>
-          <w:pPr>
-            <w:pStyle w:val="0C3CD41A497AD04D961D717851088A46"/>
-          </w:pPr>
-          <w:r>
-            <w:rPr>
-              <w:rStyle w:val="a3"/>
-              <w:rFonts w:hint="eastAsia"/>
-              <w:b/>
-              <w:bCs/>
-              <w:i/>
-              <w:iCs/>
-              <w:color w:val="A6A6A6" w:themeColor="background1" w:themeShade="A6"/>
-              <w:sz w:val="18"/>
-              <w:szCs w:val="18"/>
-              <w:u w:val="single"/>
-            </w:rPr>
-            <w:t xml:space="preserve">OO </w:t>
-          </w:r>
-        </w:p>
-      </w:docPartBody>
-    </w:docPart>
-    <w:docPart>
-      <w:docPartPr>
-        <w:name w:val="2BADCE64FA67E748BF6685D64D619B1C"/>
-        <w:category>
-          <w:name w:val="일반"/>
-          <w:gallery w:val="placeholder"/>
-        </w:category>
-        <w:types>
-          <w:type w:val="bbPlcHdr"/>
-        </w:types>
-        <w:behaviors>
-          <w:behavior w:val="content"/>
-        </w:behaviors>
-        <w:guid w:val="{B741B2A6-9B16-C144-AD33-BC09820C6B34}"/>
-      </w:docPartPr>
-      <w:docPartBody>
-        <w:p>
-          <w:pPr>
-            <w:pStyle w:val="2BADCE64FA67E748BF6685D64D619B1C"/>
-          </w:pPr>
-          <w:r>
-            <w:rPr>
-              <w:rStyle w:val="a3"/>
-              <w:rFonts w:hint="eastAsia"/>
-              <w:b/>
-              <w:bCs/>
-              <w:i/>
-              <w:iCs/>
-              <w:color w:val="A6A6A6" w:themeColor="background1" w:themeShade="A6"/>
-              <w:sz w:val="18"/>
-              <w:szCs w:val="18"/>
-              <w:u w:val="single"/>
-            </w:rPr>
-            <w:t xml:space="preserve">OO </w:t>
-          </w:r>
-        </w:p>
-      </w:docPartBody>
-    </w:docPart>
-    <w:docPart>
-      <w:docPartPr>
-        <w:name w:val="92D256AF2F00A04A9ECD74F45F7A4EE9"/>
-        <w:category>
-          <w:name w:val="일반"/>
-          <w:gallery w:val="placeholder"/>
-        </w:category>
-        <w:types>
-          <w:type w:val="bbPlcHdr"/>
-        </w:types>
-        <w:behaviors>
-          <w:behavior w:val="content"/>
-        </w:behaviors>
-        <w:guid w:val="{1657BE99-F241-6D41-9824-2E0DDD79F2EB}"/>
-      </w:docPartPr>
-      <w:docPartBody>
-        <w:p>
-          <w:pPr>
-            <w:pStyle w:val="92D256AF2F00A04A9ECD74F45F7A4EE9"/>
-          </w:pPr>
-          <w:r>
-            <w:rPr>
-              <w:rFonts w:hint="eastAsia"/>
-              <w:b/>
-              <w:bCs/>
-              <w:i/>
-              <w:iCs/>
-              <w:color w:val="A6A6A6" w:themeColor="background1" w:themeShade="A6"/>
-              <w:sz w:val="18"/>
-              <w:szCs w:val="18"/>
-              <w:u w:val="single"/>
-            </w:rPr>
-            <w:t>사업자등록증 상호명</w:t>
-          </w:r>
-        </w:p>
-      </w:docPartBody>
-    </w:docPart>
-    <w:docPart>
-      <w:docPartPr>
         <w:name w:val="EE3F8A13AF9F6444A63B6BEC9845CB83"/>
         <w:category>
           <w:name w:val="일반"/>
@@ -16786,35 +15703,20 @@
     <w:pitch w:val="variable"/>
     <w:sig w:usb0="800001E3" w:usb1="1200FFEF" w:usb2="00040000" w:usb3="00000000" w:csb0="00000001" w:csb1="00000000"/>
   </w:font>
+  <w:font w:name="굴림">
+    <w:altName w:val="Gulim"/>
+    <w:panose1 w:val="020B0600000101010101"/>
+    <w:charset w:val="81"/>
+    <w:family w:val="swiss"/>
+    <w:pitch w:val="variable"/>
+    <w:sig w:usb0="B00002AF" w:usb1="69D77CFB" w:usb2="00000030" w:usb3="00000000" w:csb0="0008009F" w:csb1="00000000"/>
+  </w:font>
   <w:font w:name="Cambria">
     <w:panose1 w:val="02040503050406030204"/>
     <w:charset w:val="00"/>
     <w:family w:val="roman"/>
     <w:pitch w:val="variable"/>
     <w:sig w:usb0="E00006FF" w:usb1="420024FF" w:usb2="02000000" w:usb3="00000000" w:csb0="0000019F" w:csb1="00000000"/>
-  </w:font>
-  <w:font w:name="MS Gothic">
-    <w:altName w:val="ＭＳ ゴシック"/>
-    <w:panose1 w:val="020B0609070205080204"/>
-    <w:charset w:val="80"/>
-    <w:family w:val="modern"/>
-    <w:pitch w:val="fixed"/>
-    <w:sig w:usb0="E00002FF" w:usb1="6AC7FDFB" w:usb2="08000012" w:usb3="00000000" w:csb0="0002009F" w:csb1="00000000"/>
-  </w:font>
-  <w:font w:name="Gulim">
-    <w:altName w:val="굴림"/>
-    <w:panose1 w:val="020B0600000101010101"/>
-    <w:charset w:val="81"/>
-    <w:family w:val="swiss"/>
-    <w:pitch w:val="variable"/>
-    <w:sig w:usb0="B00002AF" w:usb1="69D77CFB" w:usb2="00000030" w:usb3="00000000" w:csb0="0008009F" w:csb1="00000000"/>
-  </w:font>
-  <w:font w:name="Apple SD Gothic Neo">
-    <w:panose1 w:val="02000300000000000000"/>
-    <w:charset w:val="81"/>
-    <w:family w:val="auto"/>
-    <w:pitch w:val="variable"/>
-    <w:sig w:usb0="00000203" w:usb1="29D72C10" w:usb2="00000010" w:usb3="00000000" w:csb0="00280005" w:csb1="00000000"/>
   </w:font>
 </w:fonts>
 </file>
@@ -16849,6 +15751,8 @@
     <w:rsid w:val="00077623"/>
     <w:rsid w:val="00201A80"/>
     <w:rsid w:val="00384E88"/>
+    <w:rsid w:val="004337DA"/>
+    <w:rsid w:val="004C4BDC"/>
     <w:rsid w:val="00866FBF"/>
     <w:rsid w:val="009D18C7"/>
     <w:rsid w:val="00BB19AB"/>
@@ -17509,16 +16413,6 @@
       <w:autoSpaceDN w:val="0"/>
     </w:pPr>
   </w:style>
-  <w:style w:type="paragraph" w:customStyle="1" w:styleId="3E5B4AC00DD55949B06608876698257B">
-    <w:name w:val="3E5B4AC00DD55949B06608876698257B"/>
-    <w:rsid w:val="00D94644"/>
-    <w:pPr>
-      <w:widowControl w:val="0"/>
-      <w:wordWrap w:val="0"/>
-      <w:autoSpaceDE w:val="0"/>
-      <w:autoSpaceDN w:val="0"/>
-    </w:pPr>
-  </w:style>
   <w:style w:type="paragraph" w:customStyle="1" w:styleId="BC8DFB3831FEFD4D86E41F7BAADCA7E5">
     <w:name w:val="BC8DFB3831FEFD4D86E41F7BAADCA7E5"/>
     <w:rsid w:val="00D94644"/>

--- a/public/nice/template_invest.docx
+++ b/public/nice/template_invest.docx
@@ -20,7 +20,7 @@
         <mc:AlternateContent>
           <mc:Choice Requires="wpg">
             <w:drawing>
-              <wp:inline distT="0" distB="0" distL="0" distR="0" wp14:anchorId="40A7AE25" wp14:editId="2CC25A37">
+              <wp:inline distT="0" distB="0" distL="0" distR="0" wp14:anchorId="40A7AE25" wp14:editId="7DCF3E46">
                 <wp:extent cx="6861175" cy="338455"/>
                 <wp:effectExtent l="0" t="0" r="0" b="4445"/>
                 <wp:docPr id="925036097" name="docshapegroup1"/>
@@ -920,7 +920,6 @@
                 <w:sz w:val="16"/>
               </w:rPr>
             </w:pPr>
-            <w:proofErr w:type="spellStart"/>
             <w:r>
               <w:rPr>
                 <w:spacing w:val="-2"/>
@@ -928,7 +927,6 @@
               </w:rPr>
               <w:t>이메일주소</w:t>
             </w:r>
-            <w:proofErr w:type="spellEnd"/>
           </w:p>
         </w:tc>
         <w:tc>
@@ -1189,14 +1187,12 @@
               </w:rPr>
               <w:t xml:space="preserve"> </w:t>
             </w:r>
-            <w:proofErr w:type="spellStart"/>
             <w:r>
               <w:rPr>
                 <w:sz w:val="16"/>
               </w:rPr>
               <w:t>새창로</w:t>
             </w:r>
-            <w:proofErr w:type="spellEnd"/>
             <w:r>
               <w:rPr>
                 <w:spacing w:val="-2"/>
@@ -2611,19 +2607,11 @@
                 <w:sz w:val="14"/>
               </w:rPr>
             </w:pPr>
-            <w:proofErr w:type="spellStart"/>
-            <w:r>
-              <w:rPr>
-                <w:sz w:val="14"/>
-              </w:rPr>
-              <w:t>급시설</w:t>
-            </w:r>
-            <w:proofErr w:type="spellEnd"/>
-            <w:r>
-              <w:rPr>
-                <w:sz w:val="14"/>
-              </w:rPr>
-              <w:t>)(이하</w:t>
+            <w:r>
+              <w:rPr>
+                <w:sz w:val="14"/>
+              </w:rPr>
+              <w:t>급시설)(이하</w:t>
             </w:r>
             <w:r>
               <w:rPr>
@@ -2636,21 +2624,7 @@
               <w:rPr>
                 <w:sz w:val="14"/>
               </w:rPr>
-              <w:t>‘충전시설‘)’</w:t>
-            </w:r>
-            <w:proofErr w:type="spellStart"/>
-            <w:r>
-              <w:rPr>
-                <w:sz w:val="14"/>
-              </w:rPr>
-              <w:t>에</w:t>
-            </w:r>
-            <w:proofErr w:type="spellEnd"/>
-            <w:r>
-              <w:rPr>
-                <w:sz w:val="14"/>
-              </w:rPr>
-              <w:t xml:space="preserve"> 대한</w:t>
+              <w:t>‘충전시설‘)’에 대한</w:t>
             </w:r>
             <w:r>
               <w:rPr>
@@ -2676,16 +2650,8 @@
               <w:rPr>
                 <w:sz w:val="14"/>
               </w:rPr>
-              <w:t>“공급자”</w:t>
-            </w:r>
-            <w:proofErr w:type="spellStart"/>
-            <w:r>
-              <w:rPr>
-                <w:sz w:val="14"/>
-              </w:rPr>
-              <w:t>에</w:t>
-            </w:r>
-            <w:proofErr w:type="spellEnd"/>
+              <w:t>“공급자”에</w:t>
+            </w:r>
             <w:r>
               <w:rPr>
                 <w:spacing w:val="-4"/>
@@ -2715,35 +2681,7 @@
               <w:rPr>
                 <w:sz w:val="14"/>
               </w:rPr>
-              <w:t xml:space="preserve">② “신청자”는 충전시설 설치장소를 무상제공하고, “공급자”는 자신의 투자 및 환 경부 보조로 충전시설을 설치하고 계약기간 동안 충전시설을 운영하며 충전 </w:t>
-            </w:r>
-            <w:proofErr w:type="spellStart"/>
-            <w:r>
-              <w:rPr>
-                <w:sz w:val="14"/>
-              </w:rPr>
-              <w:t>서비</w:t>
-            </w:r>
-            <w:proofErr w:type="spellEnd"/>
-            <w:r>
-              <w:rPr>
-                <w:sz w:val="14"/>
-              </w:rPr>
-              <w:t xml:space="preserve"> </w:t>
-            </w:r>
-            <w:proofErr w:type="spellStart"/>
-            <w:r>
-              <w:rPr>
-                <w:sz w:val="14"/>
-              </w:rPr>
-              <w:t>스를</w:t>
-            </w:r>
-            <w:proofErr w:type="spellEnd"/>
-            <w:r>
-              <w:rPr>
-                <w:sz w:val="14"/>
-              </w:rPr>
-              <w:t xml:space="preserve"> 제공한다.</w:t>
+              <w:t>② “신청자”는 충전시설 설치장소를 무상제공하고, “공급자”는 자신의 투자 및 환 경부 보조로 충전시설을 설치하고 계약기간 동안 충전시설을 운영하며 충전 서비 스를 제공한다.</w:t>
             </w:r>
           </w:p>
           <w:p>
@@ -2760,21 +2698,7 @@
               <w:rPr>
                 <w:sz w:val="14"/>
               </w:rPr>
-              <w:t xml:space="preserve">③ “신청자”는 제3조의 계약기간 동안 “공급자”의 충전기가 정상 운영될 수 </w:t>
-            </w:r>
-            <w:proofErr w:type="spellStart"/>
-            <w:r>
-              <w:rPr>
-                <w:sz w:val="14"/>
-              </w:rPr>
-              <w:t>있도</w:t>
-            </w:r>
-            <w:proofErr w:type="spellEnd"/>
-            <w:r>
-              <w:rPr>
-                <w:sz w:val="14"/>
-              </w:rPr>
-              <w:t xml:space="preserve"> 록 지원하고 운영을 방해하지 않아야 한다.</w:t>
+              <w:t>③ “신청자”는 제3조의 계약기간 동안 “공급자”의 충전기가 정상 운영될 수 있도 록 지원하고 운영을 방해하지 않아야 한다.</w:t>
             </w:r>
           </w:p>
           <w:p>
@@ -2856,21 +2780,7 @@
               <w:rPr>
                 <w:sz w:val="14"/>
               </w:rPr>
-              <w:t xml:space="preserve">제3 자에게 이전 또는 제3자가 이용하게 되는 경우 “신청자＂의 의무는 해당 제3자에 게 승계 </w:t>
-            </w:r>
-            <w:proofErr w:type="spellStart"/>
-            <w:r>
-              <w:rPr>
-                <w:sz w:val="14"/>
-              </w:rPr>
-              <w:t>되어야하며</w:t>
-            </w:r>
-            <w:proofErr w:type="spellEnd"/>
-            <w:r>
-              <w:rPr>
-                <w:sz w:val="14"/>
-              </w:rPr>
-              <w:t xml:space="preserve"> “공급자”의 충전기 운영에 지장이 없도록 하여야 한다.</w:t>
+              <w:t>제3 자에게 이전 또는 제3자가 이용하게 되는 경우 “신청자＂의 의무는 해당 제3자에 게 승계 되어야하며 “공급자”의 충전기 운영에 지장이 없도록 하여야 한다.</w:t>
             </w:r>
           </w:p>
           <w:p>
@@ -3081,21 +2991,7 @@
               <w:rPr>
                 <w:sz w:val="14"/>
               </w:rPr>
-              <w:t xml:space="preserve">확 </w:t>
-            </w:r>
-            <w:proofErr w:type="spellStart"/>
-            <w:r>
-              <w:rPr>
-                <w:sz w:val="14"/>
-              </w:rPr>
-              <w:t>정된</w:t>
-            </w:r>
-            <w:proofErr w:type="spellEnd"/>
-            <w:r>
-              <w:rPr>
-                <w:sz w:val="14"/>
-              </w:rPr>
-              <w:t xml:space="preserve"> 장소에 전기차 충전 시설을 설치하는 것으로 한다.</w:t>
+              <w:t>확 정된 장소에 전기차 충전 시설을 설치하는 것으로 한다.</w:t>
             </w:r>
           </w:p>
           <w:p>
@@ -3233,21 +3129,7 @@
               <w:rPr>
                 <w:sz w:val="14"/>
               </w:rPr>
-              <w:t>③ “공급자”는 전기차 충전 시설의 설치가 완료되면 “신청자”에게 안내하고 “신청 자”는 서비스 이용자가 즉시 사용할 수 있도록 “공급자”</w:t>
-            </w:r>
-            <w:proofErr w:type="spellStart"/>
-            <w:r>
-              <w:rPr>
-                <w:sz w:val="14"/>
-              </w:rPr>
-              <w:t>를</w:t>
-            </w:r>
-            <w:proofErr w:type="spellEnd"/>
-            <w:r>
-              <w:rPr>
-                <w:sz w:val="14"/>
-              </w:rPr>
-              <w:t xml:space="preserve"> 지원하여야 한다.</w:t>
+              <w:t>③ “공급자”는 전기차 충전 시설의 설치가 완료되면 “신청자”에게 안내하고 “신청 자”는 서비스 이용자가 즉시 사용할 수 있도록 “공급자”를 지원하여야 한다.</w:t>
             </w:r>
           </w:p>
           <w:p>
@@ -3443,21 +3325,7 @@
               <w:rPr>
                 <w:sz w:val="14"/>
               </w:rPr>
-              <w:t xml:space="preserve">전기 차 충전 시설의 관리, 하자보수, 부품교환 등 유지보수 및 관리 업무를 “공급자＂ 의 비용으로 수행해야 한다. 다만, “신청자“ 또는 사용자의 책임 있는 사유로 전기 차 충전 시설이 파손 ∙ </w:t>
-            </w:r>
-            <w:proofErr w:type="spellStart"/>
-            <w:r>
-              <w:rPr>
-                <w:sz w:val="14"/>
-              </w:rPr>
-              <w:t>멸실</w:t>
-            </w:r>
-            <w:proofErr w:type="spellEnd"/>
-            <w:r>
-              <w:rPr>
-                <w:sz w:val="14"/>
-              </w:rPr>
-              <w:t xml:space="preserve"> ∙</w:t>
+              <w:t>전기 차 충전 시설의 관리, 하자보수, 부품교환 등 유지보수 및 관리 업무를 “공급자＂ 의 비용으로 수행해야 한다. 다만, “신청자“ 또는 사용자의 책임 있는 사유로 전기 차 충전 시설이 파손 ∙ 멸실 ∙</w:t>
             </w:r>
             <w:r>
               <w:rPr>
@@ -3669,21 +3537,7 @@
               <w:rPr>
                 <w:sz w:val="14"/>
               </w:rPr>
-              <w:t xml:space="preserve">통행 </w:t>
-            </w:r>
-            <w:proofErr w:type="spellStart"/>
-            <w:r>
-              <w:rPr>
-                <w:sz w:val="14"/>
-              </w:rPr>
-              <w:t>에</w:t>
-            </w:r>
-            <w:proofErr w:type="spellEnd"/>
-            <w:r>
-              <w:rPr>
-                <w:sz w:val="14"/>
-              </w:rPr>
-              <w:t xml:space="preserve"> 협조하여야 한다.</w:t>
+              <w:t>통행 에 협조하여야 한다.</w:t>
             </w:r>
           </w:p>
           <w:p>
@@ -3830,35 +3684,7 @@
               <w:rPr>
                 <w:sz w:val="14"/>
               </w:rPr>
-              <w:t xml:space="preserve">구역(충 전기 설치 및 주차 </w:t>
-            </w:r>
-            <w:proofErr w:type="spellStart"/>
-            <w:r>
-              <w:rPr>
-                <w:sz w:val="14"/>
-              </w:rPr>
-              <w:t>바닥면</w:t>
-            </w:r>
-            <w:proofErr w:type="spellEnd"/>
-            <w:r>
-              <w:rPr>
-                <w:sz w:val="14"/>
-              </w:rPr>
-              <w:t xml:space="preserve"> 전용 구역 </w:t>
-            </w:r>
-            <w:proofErr w:type="spellStart"/>
-            <w:r>
-              <w:rPr>
-                <w:sz w:val="14"/>
-              </w:rPr>
-              <w:t>레터링</w:t>
-            </w:r>
-            <w:proofErr w:type="spellEnd"/>
-            <w:r>
-              <w:rPr>
-                <w:sz w:val="14"/>
-              </w:rPr>
-              <w:t xml:space="preserve"> 도색)을 설정한다.</w:t>
+              <w:t>구역(충 전기 설치 및 주차 바닥면 전용 구역 레터링 도색)을 설정한다.</w:t>
             </w:r>
           </w:p>
           <w:p>
@@ -3875,21 +3701,7 @@
               <w:rPr>
                 <w:sz w:val="14"/>
               </w:rPr>
-              <w:t xml:space="preserve">④ “신청자＂는 “공급자”의 </w:t>
-            </w:r>
-            <w:proofErr w:type="spellStart"/>
-            <w:r>
-              <w:rPr>
-                <w:sz w:val="14"/>
-              </w:rPr>
-              <w:t>동의없이</w:t>
-            </w:r>
-            <w:proofErr w:type="spellEnd"/>
-            <w:r>
-              <w:rPr>
-                <w:sz w:val="14"/>
-              </w:rPr>
-              <w:t xml:space="preserve"> 전기차 전용 구역을 변경할 수 없으며, 임의 로 변경 할 경우, “공급자”는 “신청자＂에게 이에 대한 시정을 요구할 수 있다. ＂ 신청자”가 “공급자＂의 시정요구에 대해 즉시 이를 시정하지 아니할 경우, “신청 자”의 책임 있는 사유에 의한 계약 해지로 간주하고, “신청자＂는 본 계약에서 정 한 바에 따라 책임을 부담한다.</w:t>
+              <w:t>④ “신청자＂는 “공급자”의 동의없이 전기차 전용 구역을 변경할 수 없으며, 임의 로 변경 할 경우, “공급자”는 “신청자＂에게 이에 대한 시정을 요구할 수 있다. ＂ 신청자”가 “공급자＂의 시정요구에 대해 즉시 이를 시정하지 아니할 경우, “신청 자”의 책임 있는 사유에 의한 계약 해지로 간주하고, “신청자＂는 본 계약에서 정 한 바에 따라 책임을 부담한다.</w:t>
             </w:r>
           </w:p>
           <w:p>
@@ -5087,14 +4899,12 @@
               </w:rPr>
               <w:t xml:space="preserve"> </w:t>
             </w:r>
-            <w:proofErr w:type="spellStart"/>
             <w:r>
               <w:rPr>
                 <w:sz w:val="14"/>
               </w:rPr>
               <w:t>의무을</w:t>
             </w:r>
-            <w:proofErr w:type="spellEnd"/>
             <w:r>
               <w:rPr>
                 <w:spacing w:val="-2"/>
@@ -5150,21 +4960,7 @@
               <w:rPr>
                 <w:sz w:val="14"/>
               </w:rPr>
-              <w:t xml:space="preserve">② “신청자”의 책임 있는 사유(제 ①항 각 호의 사유를 포함함)로 본 계약이 해지 될 경우 “신청자”는 계약해지일로부터 30일 이내에 제 2조 계약금액 전액과 철거 비용 전액을 “공급자”에게 </w:t>
-            </w:r>
-            <w:proofErr w:type="spellStart"/>
-            <w:r>
-              <w:rPr>
-                <w:sz w:val="14"/>
-              </w:rPr>
-              <w:t>배상해야한다</w:t>
-            </w:r>
-            <w:proofErr w:type="spellEnd"/>
-            <w:r>
-              <w:rPr>
-                <w:sz w:val="14"/>
-              </w:rPr>
-              <w:t>.</w:t>
+              <w:t>② “신청자”의 책임 있는 사유(제 ①항 각 호의 사유를 포함함)로 본 계약이 해지 될 경우 “신청자”는 계약해지일로부터 30일 이내에 제 2조 계약금액 전액과 철거 비용 전액을 “공급자”에게 배상해야한다.</w:t>
             </w:r>
           </w:p>
           <w:p>
@@ -5552,21 +5348,7 @@
               <w:rPr>
                 <w:sz w:val="14"/>
               </w:rPr>
-              <w:t xml:space="preserve">② 본 계약의 종료 후 “신청자”는 다른 회사와 계약을 통해 “공급자”의 설비를 임 의로 사용할 수 없으며, 이 경우 “공급자”가 해당 회사와 소유권 이전에 대한 협의 </w:t>
-            </w:r>
-            <w:proofErr w:type="spellStart"/>
-            <w:r>
-              <w:rPr>
-                <w:sz w:val="14"/>
-              </w:rPr>
-              <w:t>를</w:t>
-            </w:r>
-            <w:proofErr w:type="spellEnd"/>
-            <w:r>
-              <w:rPr>
-                <w:sz w:val="14"/>
-              </w:rPr>
-              <w:t xml:space="preserve"> 할 수 있도록 협조하여야 하며, “신청자”가 무단으로 사용할 경우 “신청자”는 “공급자”에게 전기차 충전시설 구축에 소요된 투자비 전액을 지급하여야 한다.</w:t>
+              <w:t>② 본 계약의 종료 후 “신청자”는 다른 회사와 계약을 통해 “공급자”의 설비를 임 의로 사용할 수 없으며, 이 경우 “공급자”가 해당 회사와 소유권 이전에 대한 협의 를 할 수 있도록 협조하여야 하며, “신청자”가 무단으로 사용할 경우 “신청자”는 “공급자”에게 전기차 충전시설 구축에 소요된 투자비 전액을 지급하여야 한다.</w:t>
             </w:r>
           </w:p>
           <w:p>
@@ -5710,35 +5492,7 @@
               <w:rPr>
                 <w:sz w:val="14"/>
               </w:rPr>
-              <w:t xml:space="preserve">① 본 계약에 규정되지 아니한 사항 및 계약 해석에 대한 이견은 당사자 간 협의 </w:t>
-            </w:r>
-            <w:proofErr w:type="spellStart"/>
-            <w:r>
-              <w:rPr>
-                <w:sz w:val="14"/>
-              </w:rPr>
-              <w:t>에</w:t>
-            </w:r>
-            <w:proofErr w:type="spellEnd"/>
-            <w:r>
-              <w:rPr>
-                <w:sz w:val="14"/>
-              </w:rPr>
-              <w:t xml:space="preserve"> 의하여 해소하고, 협의로 해소되지 않는 경우에는 일반적으로 인정되는 상 관 </w:t>
-            </w:r>
-            <w:proofErr w:type="spellStart"/>
-            <w:r>
-              <w:rPr>
-                <w:sz w:val="14"/>
-              </w:rPr>
-              <w:t>례에</w:t>
-            </w:r>
-            <w:proofErr w:type="spellEnd"/>
-            <w:r>
-              <w:rPr>
-                <w:sz w:val="14"/>
-              </w:rPr>
-              <w:t xml:space="preserve"> 따른다.</w:t>
+              <w:t>① 본 계약에 규정되지 아니한 사항 및 계약 해석에 대한 이견은 당사자 간 협의 에 의하여 해소하고, 협의로 해소되지 않는 경우에는 일반적으로 인정되는 상 관 례에 따른다.</w:t>
             </w:r>
           </w:p>
           <w:p>
@@ -7177,7 +6931,7 @@
         <mc:AlternateContent>
           <mc:Choice Requires="wpg">
             <w:drawing>
-              <wp:anchor distT="0" distB="0" distL="114300" distR="114300" simplePos="0" relativeHeight="487435264" behindDoc="1" locked="0" layoutInCell="1" allowOverlap="1" wp14:anchorId="5105B7D7" wp14:editId="1E22812D">
+              <wp:anchor distT="0" distB="0" distL="114300" distR="114300" simplePos="0" relativeHeight="487435264" behindDoc="1" locked="0" layoutInCell="1" allowOverlap="1" wp14:anchorId="5105B7D7" wp14:editId="546690D6">
                 <wp:simplePos x="0" y="0"/>
                 <wp:positionH relativeFrom="page">
                   <wp:posOffset>350520</wp:posOffset>
@@ -8635,42 +8389,158 @@
     <w:p>
       <w:pPr>
         <w:pStyle w:val="a3"/>
-        <w:spacing w:before="215"/>
-        <w:ind w:left="226"/>
+        <w:spacing w:before="153" w:line="316" w:lineRule="auto"/>
+        <w:ind w:right="277"/>
         <w:jc w:val="both"/>
+        <w:rPr>
+          <w:rFonts w:hint="eastAsia"/>
+          <w:sz w:val="48"/>
+          <w:szCs w:val="48"/>
+        </w:rPr>
+      </w:pPr>
+    </w:p>
+    <w:p>
+      <w:pPr>
+        <w:pStyle w:val="a3"/>
+        <w:rPr>
+          <w:sz w:val="28"/>
+          <w:szCs w:val="28"/>
+        </w:rPr>
       </w:pPr>
       <w:r>
-        <w:t>1.</w:t>
+        <w:rPr>
+          <w:sz w:val="28"/>
+          <w:szCs w:val="28"/>
+        </w:rPr>
+        <w:t>[프로모션]</w:t>
       </w:r>
+    </w:p>
+    <w:p>
+      <w:pPr>
+        <w:pStyle w:val="a3"/>
+        <w:rPr>
+          <w:sz w:val="28"/>
+          <w:szCs w:val="28"/>
+        </w:rPr>
+      </w:pPr>
       <w:r>
         <w:rPr>
-          <w:spacing w:val="71"/>
+          <w:sz w:val="28"/>
+          <w:szCs w:val="28"/>
         </w:rPr>
-        <w:t xml:space="preserve">  </w:t>
+        <w:t>“공급자”는 “신청자”와 본 계약이 정상적으로 체결 · 운영될 시 프로모션을 제공한다.</w:t>
       </w:r>
-      <w:r>
-        <w:t>특별</w:t>
-      </w:r>
+    </w:p>
+    <w:p>
+      <w:pPr>
+        <w:pStyle w:val="a3"/>
+        <w:rPr>
+          <w:sz w:val="28"/>
+          <w:szCs w:val="28"/>
+        </w:rPr>
+      </w:pPr>
+    </w:p>
+    <w:p>
+      <w:pPr>
+        <w:pStyle w:val="a3"/>
+        <w:rPr>
+          <w:sz w:val="28"/>
+          <w:szCs w:val="28"/>
+        </w:rPr>
+      </w:pPr>
       <w:r>
         <w:rPr>
-          <w:spacing w:val="-2"/>
+          <w:sz w:val="28"/>
+          <w:szCs w:val="28"/>
         </w:rPr>
-        <w:t xml:space="preserve"> </w:t>
+        <w:t xml:space="preserve">▶ 제공 기간 / 단가 (kwh, vat포함, 당사 회원 기준) </w:t>
       </w:r>
-      <w:r>
-        <w:t>프로모션</w:t>
-      </w:r>
+    </w:p>
+    <w:p>
+      <w:pPr>
+        <w:pStyle w:val="a3"/>
+        <w:rPr>
+          <w:sz w:val="28"/>
+          <w:szCs w:val="28"/>
+        </w:rPr>
+      </w:pPr>
       <w:r>
         <w:rPr>
-          <w:spacing w:val="2"/>
+          <w:sz w:val="28"/>
+          <w:szCs w:val="28"/>
         </w:rPr>
-        <w:t xml:space="preserve"> </w:t>
+        <w:t>① 정식 사용 개시일로부터 180일 / 149원 적용</w:t>
       </w:r>
+    </w:p>
+    <w:p>
+      <w:pPr>
+        <w:pStyle w:val="a3"/>
+        <w:rPr>
+          <w:sz w:val="28"/>
+          <w:szCs w:val="28"/>
+        </w:rPr>
+      </w:pPr>
+      <w:sdt>
+        <w:sdtPr>
+          <w:rPr>
+            <w:sz w:val="28"/>
+            <w:szCs w:val="28"/>
+          </w:rPr>
+          <w:alias w:val="프로모션-조건"/>
+          <w:tag w:val="nicePromo"/>
+          <w:id w:val="900000049"/>
+          <w:text/>
+        </w:sdtPr>
+        <w:sdtContent>
+          <w:r>
+            <w:rPr>
+              <w:sz w:val="28"/>
+              <w:szCs w:val="28"/>
+            </w:rPr>
+            <w:t>② ①번 적용 종료일 다음날부터 180일 / 220원 추가 적용</w:t>
+          </w:r>
+        </w:sdtContent>
+      </w:sdt>
+    </w:p>
+    <w:p>
+      <w:pPr>
+        <w:pStyle w:val="a3"/>
+        <w:rPr>
+          <w:sz w:val="28"/>
+          <w:szCs w:val="28"/>
+        </w:rPr>
+      </w:pPr>
+    </w:p>
+    <w:p>
+      <w:pPr>
+        <w:pStyle w:val="a3"/>
+        <w:rPr>
+          <w:sz w:val="28"/>
+          <w:szCs w:val="28"/>
+        </w:rPr>
+      </w:pPr>
       <w:r>
         <w:rPr>
-          <w:spacing w:val="-5"/>
+          <w:sz w:val="28"/>
+          <w:szCs w:val="28"/>
         </w:rPr>
-        <w:t>제공</w:t>
+        <w:t>※ 종료 후 나이스차저 홈페이지에 게시된 공시요금 적용</w:t>
+      </w:r>
+    </w:p>
+    <w:p>
+      <w:pPr>
+        <w:pStyle w:val="a3"/>
+        <w:rPr>
+          <w:sz w:val="28"/>
+          <w:szCs w:val="28"/>
+        </w:rPr>
+      </w:pPr>
+      <w:r>
+        <w:rPr>
+          <w:sz w:val="28"/>
+          <w:szCs w:val="28"/>
+        </w:rPr>
+        <w:t>(공시 요금은 한전 전기료 및 기후부 공공요금 인상 등 사정에 따라 변동될 수 있음)</w:t>
       </w:r>
     </w:p>
     <w:p>
@@ -8684,228 +8554,6 @@
           <w:szCs w:val="24"/>
         </w:rPr>
       </w:pPr>
-    </w:p>
-    <w:p>
-      <w:pPr>
-        <w:pStyle w:val="a3"/>
-        <w:spacing w:before="153" w:line="316" w:lineRule="auto"/>
-        <w:ind w:left="226" w:right="277"/>
-        <w:jc w:val="both"/>
-        <w:rPr>
-          <w:sz w:val="24"/>
-          <w:szCs w:val="24"/>
-        </w:rPr>
-      </w:pPr>
-    </w:p>
-    <w:p>
-      <w:pPr>
-        <w:pStyle w:val="a3"/>
-        <w:spacing w:before="153" w:line="316" w:lineRule="auto"/>
-        <w:ind w:left="226" w:right="277"/>
-        <w:jc w:val="both"/>
-        <w:rPr>
-          <w:sz w:val="24"/>
-          <w:szCs w:val="24"/>
-        </w:rPr>
-      </w:pPr>
-      <w:r>
-        <w:rPr>
-          <w:sz w:val="24"/>
-          <w:szCs w:val="24"/>
-        </w:rPr>
-        <w:t xml:space="preserve">“공급자”는 “신청자”와 본 계약을 체결함에 있어 감사의 표시로 특별 프로모션을 제공한다. </w:t>
-      </w:r>
-      <w:sdt>
-        <w:sdtPr>
-          <w:rPr>
-            <w:sz w:val="24"/>
-            <w:szCs w:val="24"/>
-          </w:rPr>
-          <w:alias w:val="프로모션-조건"/>
-          <w:tag w:val="nicePromo"/>
-          <w:id w:val="900000049"/>
-          <w:text/>
-        </w:sdtPr>
-        <w:sdtContent>
-          <w:r>
-            <w:rPr>
-              <w:sz w:val="24"/>
-              <w:szCs w:val="24"/>
-            </w:rPr>
-            <w:t>제공 기간은 제3조에 따라 사용 개시일로부터 90일 동안이며 제공 단가는 220원/kwh(VAT 포함)</w:t>
-          </w:r>
-        </w:sdtContent>
-      </w:sdt>
-      <w:r>
-        <w:rPr>
-          <w:spacing w:val="-5"/>
-          <w:sz w:val="24"/>
-          <w:szCs w:val="24"/>
-        </w:rPr>
-        <w:t xml:space="preserve"> </w:t>
-      </w:r>
-      <w:proofErr w:type="spellStart"/>
-      <w:r>
-        <w:rPr>
-          <w:sz w:val="24"/>
-          <w:szCs w:val="24"/>
-        </w:rPr>
-        <w:t>으로</w:t>
-      </w:r>
-      <w:proofErr w:type="spellEnd"/>
-      <w:r>
-        <w:rPr>
-          <w:spacing w:val="-5"/>
-          <w:sz w:val="24"/>
-          <w:szCs w:val="24"/>
-        </w:rPr>
-        <w:t xml:space="preserve"> </w:t>
-      </w:r>
-      <w:r>
-        <w:rPr>
-          <w:sz w:val="24"/>
-          <w:szCs w:val="24"/>
-        </w:rPr>
-        <w:t>진행하고</w:t>
-      </w:r>
-      <w:r>
-        <w:rPr>
-          <w:spacing w:val="-2"/>
-          <w:sz w:val="24"/>
-          <w:szCs w:val="24"/>
-        </w:rPr>
-        <w:t xml:space="preserve"> </w:t>
-      </w:r>
-      <w:r>
-        <w:rPr>
-          <w:sz w:val="24"/>
-          <w:szCs w:val="24"/>
-        </w:rPr>
-        <w:t>종료</w:t>
-      </w:r>
-      <w:r>
-        <w:rPr>
-          <w:spacing w:val="-4"/>
-          <w:sz w:val="24"/>
-          <w:szCs w:val="24"/>
-        </w:rPr>
-        <w:t xml:space="preserve"> </w:t>
-      </w:r>
-      <w:r>
-        <w:rPr>
-          <w:sz w:val="24"/>
-          <w:szCs w:val="24"/>
-        </w:rPr>
-        <w:t>후</w:t>
-      </w:r>
-      <w:r>
-        <w:rPr>
-          <w:spacing w:val="-8"/>
-          <w:sz w:val="24"/>
-          <w:szCs w:val="24"/>
-        </w:rPr>
-        <w:t xml:space="preserve"> </w:t>
-      </w:r>
-      <w:r>
-        <w:rPr>
-          <w:sz w:val="24"/>
-          <w:szCs w:val="24"/>
-        </w:rPr>
-        <w:t>요금은</w:t>
-      </w:r>
-      <w:r>
-        <w:rPr>
-          <w:spacing w:val="-3"/>
-          <w:sz w:val="24"/>
-          <w:szCs w:val="24"/>
-        </w:rPr>
-        <w:t xml:space="preserve"> </w:t>
-      </w:r>
-      <w:proofErr w:type="spellStart"/>
-      <w:r>
-        <w:rPr>
-          <w:sz w:val="24"/>
-          <w:szCs w:val="24"/>
-        </w:rPr>
-        <w:t>나이스차저</w:t>
-      </w:r>
-      <w:proofErr w:type="spellEnd"/>
-      <w:r>
-        <w:rPr>
-          <w:spacing w:val="-5"/>
-          <w:sz w:val="24"/>
-          <w:szCs w:val="24"/>
-        </w:rPr>
-        <w:t xml:space="preserve"> </w:t>
-      </w:r>
-      <w:r>
-        <w:rPr>
-          <w:sz w:val="24"/>
-          <w:szCs w:val="24"/>
-        </w:rPr>
-        <w:t>홈페이지에</w:t>
-      </w:r>
-      <w:r>
-        <w:rPr>
-          <w:spacing w:val="-2"/>
-          <w:sz w:val="24"/>
-          <w:szCs w:val="24"/>
-        </w:rPr>
-        <w:t xml:space="preserve"> </w:t>
-      </w:r>
-      <w:r>
-        <w:rPr>
-          <w:sz w:val="24"/>
-          <w:szCs w:val="24"/>
-        </w:rPr>
-        <w:t>고지된</w:t>
-      </w:r>
-      <w:r>
-        <w:rPr>
-          <w:spacing w:val="-4"/>
-          <w:sz w:val="24"/>
-          <w:szCs w:val="24"/>
-        </w:rPr>
-        <w:t xml:space="preserve"> </w:t>
-      </w:r>
-      <w:r>
-        <w:rPr>
-          <w:sz w:val="24"/>
-          <w:szCs w:val="24"/>
-        </w:rPr>
-        <w:t>공시</w:t>
-      </w:r>
-      <w:r>
-        <w:rPr>
-          <w:spacing w:val="-5"/>
-          <w:sz w:val="24"/>
-          <w:szCs w:val="24"/>
-        </w:rPr>
-        <w:t xml:space="preserve"> </w:t>
-      </w:r>
-      <w:r>
-        <w:rPr>
-          <w:sz w:val="24"/>
-          <w:szCs w:val="24"/>
-        </w:rPr>
-        <w:t>요금을</w:t>
-      </w:r>
-      <w:r>
-        <w:rPr>
-          <w:spacing w:val="-4"/>
-          <w:sz w:val="24"/>
-          <w:szCs w:val="24"/>
-        </w:rPr>
-        <w:t xml:space="preserve"> </w:t>
-      </w:r>
-      <w:r>
-        <w:rPr>
-          <w:spacing w:val="-2"/>
-          <w:sz w:val="24"/>
-          <w:szCs w:val="24"/>
-        </w:rPr>
-        <w:t>적용한다.</w:t>
-      </w:r>
     </w:p>
     <w:p>
       <w:pPr>
@@ -9419,19 +9067,11 @@
           <w:text/>
         </w:sdtPr>
         <w:sdtContent>
-          <w:proofErr w:type="spellStart"/>
           <w:r>
             <w:rPr>
               <w:rFonts w:hint="eastAsia"/>
             </w:rPr>
-            <w:t>운암포레스힐</w:t>
-          </w:r>
-          <w:proofErr w:type="spellEnd"/>
-          <w:r>
-            <w:rPr>
-              <w:rFonts w:hint="eastAsia"/>
-            </w:rPr>
-            <w:t>2 관리사무소</w:t>
+            <w:t>운암포레스힐2 관리사무소</w:t>
           </w:r>
         </w:sdtContent>
       </w:sdt>
@@ -11014,21 +10654,7 @@
               <w:rPr>
                 <w:rFonts w:hint="eastAsia"/>
               </w:rPr>
-              <w:t xml:space="preserve">설치환경(확인 후 </w:t>
-            </w:r>
-            <w:proofErr w:type="spellStart"/>
-            <w:r>
-              <w:rPr>
-                <w:rFonts w:hint="eastAsia"/>
-              </w:rPr>
-              <w:t>해당란에</w:t>
-            </w:r>
-            <w:proofErr w:type="spellEnd"/>
-            <w:r>
-              <w:rPr>
-                <w:rFonts w:hint="eastAsia"/>
-              </w:rPr>
-              <w:t xml:space="preserve"> 체크)</w:t>
+              <w:t>설치환경(확인 후 해당란에 체크)</w:t>
             </w:r>
           </w:p>
         </w:tc>
@@ -11109,14 +10735,12 @@
             <w:pPr>
               <w:jc w:val="center"/>
             </w:pPr>
-            <w:proofErr w:type="spellStart"/>
             <w:r>
               <w:rPr>
                 <w:rFonts w:hint="eastAsia"/>
               </w:rPr>
               <w:t>소유주와의관계</w:t>
             </w:r>
-            <w:proofErr w:type="spellEnd"/>
           </w:p>
         </w:tc>
         <w:tc>
@@ -11127,14 +10751,12 @@
             <w:pPr>
               <w:jc w:val="center"/>
             </w:pPr>
-            <w:proofErr w:type="spellStart"/>
             <w:r>
               <w:rPr>
                 <w:rFonts w:hint="eastAsia"/>
               </w:rPr>
               <w:t>전력인입</w:t>
             </w:r>
-            <w:proofErr w:type="spellEnd"/>
           </w:p>
         </w:tc>
         <w:tc>
@@ -11403,14 +11025,12 @@
                 </w:r>
               </w:sdtContent>
             </w:sdt>
-            <w:proofErr w:type="spellStart"/>
             <w:r>
               <w:rPr>
                 <w:rFonts w:hint="eastAsia"/>
               </w:rPr>
               <w:t>벽부형</w:t>
             </w:r>
-            <w:proofErr w:type="spellEnd"/>
           </w:p>
         </w:tc>
         <w:tc>
@@ -11631,14 +11251,12 @@
                 </w:r>
               </w:sdtContent>
             </w:sdt>
-            <w:proofErr w:type="spellStart"/>
             <w:r>
               <w:rPr>
                 <w:rFonts w:hint="eastAsia"/>
               </w:rPr>
               <w:t>한전불입</w:t>
             </w:r>
-            <w:proofErr w:type="spellEnd"/>
           </w:p>
         </w:tc>
         <w:tc>
@@ -12367,19 +11985,11 @@
               <w:contextualSpacing/>
               <w:jc w:val="both"/>
             </w:pPr>
-            <w:proofErr w:type="spellStart"/>
             <w:r>
               <w:rPr>
                 <w:rFonts w:hint="eastAsia"/>
               </w:rPr>
-              <w:t>고압시</w:t>
-            </w:r>
-            <w:proofErr w:type="spellEnd"/>
-            <w:r>
-              <w:rPr>
-                <w:rFonts w:hint="eastAsia"/>
-              </w:rPr>
-              <w:t xml:space="preserve"> 변압기 용량 확인</w:t>
+              <w:t>고압시 변압기 용량 확인</w:t>
             </w:r>
           </w:p>
         </w:tc>
@@ -12625,19 +12235,11 @@
             <w:pPr>
               <w:jc w:val="center"/>
             </w:pPr>
-            <w:proofErr w:type="spellStart"/>
             <w:r>
               <w:rPr>
                 <w:rFonts w:hint="eastAsia"/>
               </w:rPr>
-              <w:t>운영중</w:t>
-            </w:r>
-            <w:proofErr w:type="spellEnd"/>
-            <w:r>
-              <w:rPr>
-                <w:rFonts w:hint="eastAsia"/>
-              </w:rPr>
-              <w:t xml:space="preserve"> 또는</w:t>
+              <w:t>운영중 또는</w:t>
             </w:r>
           </w:p>
           <w:p>
@@ -12791,19 +12393,11 @@
                 </w:r>
               </w:sdtContent>
             </w:sdt>
-            <w:proofErr w:type="spellStart"/>
             <w:r>
               <w:rPr>
                 <w:rFonts w:hint="eastAsia"/>
               </w:rPr>
-              <w:t>완속충전기</w:t>
-            </w:r>
-            <w:proofErr w:type="spellEnd"/>
-            <w:r>
-              <w:rPr>
-                <w:rFonts w:hint="eastAsia"/>
-              </w:rPr>
-              <w:t>(</w:t>
+              <w:t>완속충전기(</w:t>
             </w:r>
             <w:r>
               <w:rPr>
@@ -13049,19 +12643,11 @@
                 </w:r>
               </w:sdtContent>
             </w:sdt>
-            <w:proofErr w:type="spellStart"/>
             <w:r>
               <w:rPr>
                 <w:rFonts w:hint="eastAsia"/>
               </w:rPr>
-              <w:t>과금형콘센트</w:t>
-            </w:r>
-            <w:proofErr w:type="spellEnd"/>
-            <w:r>
-              <w:rPr>
-                <w:rFonts w:hint="eastAsia"/>
-              </w:rPr>
-              <w:t xml:space="preserve">(    </w:t>
+              <w:t xml:space="preserve">과금형콘센트(    </w:t>
             </w:r>
             <w:sdt>
               <w:sdtPr>
@@ -13680,7 +13266,7 @@
                 <w:noProof/>
               </w:rPr>
               <w:drawing>
-                <wp:anchor distT="0" distB="0" distL="114300" distR="114300" simplePos="0" relativeHeight="487591424" behindDoc="0" locked="0" layoutInCell="1" allowOverlap="1" wp14:anchorId="3764800F" wp14:editId="1FA528FF">
+                <wp:anchor distT="0" distB="0" distL="114300" distR="114300" simplePos="0" relativeHeight="487591424" behindDoc="0" locked="0" layoutInCell="1" allowOverlap="1" wp14:anchorId="3764800F" wp14:editId="186ACDD1">
                   <wp:simplePos x="0" y="0"/>
                   <wp:positionH relativeFrom="column">
                     <wp:posOffset>2245617</wp:posOffset>
@@ -15751,6 +15337,7 @@
     <w:rsid w:val="00077623"/>
     <w:rsid w:val="00201A80"/>
     <w:rsid w:val="00384E88"/>
+    <w:rsid w:val="0041587B"/>
     <w:rsid w:val="004337DA"/>
     <w:rsid w:val="004C4BDC"/>
     <w:rsid w:val="00866FBF"/>
@@ -16213,16 +15800,6 @@
     <w:semiHidden/>
     <w:unhideWhenUsed/>
   </w:style>
-  <w:style w:type="paragraph" w:customStyle="1" w:styleId="27F525108FF68B4A8A8F74189DA95EFD">
-    <w:name w:val="27F525108FF68B4A8A8F74189DA95EFD"/>
-    <w:rsid w:val="00D94644"/>
-    <w:pPr>
-      <w:widowControl w:val="0"/>
-      <w:wordWrap w:val="0"/>
-      <w:autoSpaceDE w:val="0"/>
-      <w:autoSpaceDN w:val="0"/>
-    </w:pPr>
-  </w:style>
   <w:style w:type="character" w:styleId="a3">
     <w:name w:val="Placeholder Text"/>
     <w:basedOn w:val="a0"/>
@@ -16232,156 +15809,6 @@
     <w:rPr>
       <w:color w:val="666666"/>
     </w:rPr>
-  </w:style>
-  <w:style w:type="paragraph" w:customStyle="1" w:styleId="8A01BEA8164F094A8B00B0647A1B153C">
-    <w:name w:val="8A01BEA8164F094A8B00B0647A1B153C"/>
-    <w:rsid w:val="00D94644"/>
-    <w:pPr>
-      <w:widowControl w:val="0"/>
-      <w:wordWrap w:val="0"/>
-      <w:autoSpaceDE w:val="0"/>
-      <w:autoSpaceDN w:val="0"/>
-    </w:pPr>
-  </w:style>
-  <w:style w:type="paragraph" w:customStyle="1" w:styleId="373E60C8BBDF5640BD46479BC21829A4">
-    <w:name w:val="373E60C8BBDF5640BD46479BC21829A4"/>
-    <w:rsid w:val="00D94644"/>
-    <w:pPr>
-      <w:widowControl w:val="0"/>
-      <w:wordWrap w:val="0"/>
-      <w:autoSpaceDE w:val="0"/>
-      <w:autoSpaceDN w:val="0"/>
-    </w:pPr>
-  </w:style>
-  <w:style w:type="paragraph" w:customStyle="1" w:styleId="F87430EA6D0C974CBF77235E05B3CFB8">
-    <w:name w:val="F87430EA6D0C974CBF77235E05B3CFB8"/>
-    <w:rsid w:val="00D94644"/>
-    <w:pPr>
-      <w:widowControl w:val="0"/>
-      <w:wordWrap w:val="0"/>
-      <w:autoSpaceDE w:val="0"/>
-      <w:autoSpaceDN w:val="0"/>
-    </w:pPr>
-  </w:style>
-  <w:style w:type="paragraph" w:customStyle="1" w:styleId="144ACF76D3C81247B2A12AB21AD30F32">
-    <w:name w:val="144ACF76D3C81247B2A12AB21AD30F32"/>
-    <w:rsid w:val="00D94644"/>
-    <w:pPr>
-      <w:widowControl w:val="0"/>
-      <w:wordWrap w:val="0"/>
-      <w:autoSpaceDE w:val="0"/>
-      <w:autoSpaceDN w:val="0"/>
-    </w:pPr>
-  </w:style>
-  <w:style w:type="paragraph" w:customStyle="1" w:styleId="1E1FE87E8781F3489D0ACFFA5FBED6A2">
-    <w:name w:val="1E1FE87E8781F3489D0ACFFA5FBED6A2"/>
-    <w:rsid w:val="00D94644"/>
-    <w:pPr>
-      <w:widowControl w:val="0"/>
-      <w:wordWrap w:val="0"/>
-      <w:autoSpaceDE w:val="0"/>
-      <w:autoSpaceDN w:val="0"/>
-    </w:pPr>
-  </w:style>
-  <w:style w:type="paragraph" w:customStyle="1" w:styleId="8AD0378312B9FB4284837EBF1BC6069F">
-    <w:name w:val="8AD0378312B9FB4284837EBF1BC6069F"/>
-    <w:rsid w:val="00D94644"/>
-    <w:pPr>
-      <w:widowControl w:val="0"/>
-      <w:wordWrap w:val="0"/>
-      <w:autoSpaceDE w:val="0"/>
-      <w:autoSpaceDN w:val="0"/>
-    </w:pPr>
-  </w:style>
-  <w:style w:type="paragraph" w:customStyle="1" w:styleId="CEC1A4236572C34FB87DA8FAF3922765">
-    <w:name w:val="CEC1A4236572C34FB87DA8FAF3922765"/>
-    <w:rsid w:val="00D94644"/>
-    <w:pPr>
-      <w:widowControl w:val="0"/>
-      <w:wordWrap w:val="0"/>
-      <w:autoSpaceDE w:val="0"/>
-      <w:autoSpaceDN w:val="0"/>
-    </w:pPr>
-  </w:style>
-  <w:style w:type="paragraph" w:customStyle="1" w:styleId="CCC28B3A311B8F4F88560056E975E4CB">
-    <w:name w:val="CCC28B3A311B8F4F88560056E975E4CB"/>
-    <w:rsid w:val="00D94644"/>
-    <w:pPr>
-      <w:widowControl w:val="0"/>
-      <w:wordWrap w:val="0"/>
-      <w:autoSpaceDE w:val="0"/>
-      <w:autoSpaceDN w:val="0"/>
-    </w:pPr>
-  </w:style>
-  <w:style w:type="paragraph" w:customStyle="1" w:styleId="351CAB3454262F46A4936CD891704151">
-    <w:name w:val="351CAB3454262F46A4936CD891704151"/>
-    <w:rsid w:val="00D94644"/>
-    <w:pPr>
-      <w:widowControl w:val="0"/>
-      <w:wordWrap w:val="0"/>
-      <w:autoSpaceDE w:val="0"/>
-      <w:autoSpaceDN w:val="0"/>
-    </w:pPr>
-  </w:style>
-  <w:style w:type="paragraph" w:customStyle="1" w:styleId="8BE69FF8C04DAB4995FBE98D29C29C5F">
-    <w:name w:val="8BE69FF8C04DAB4995FBE98D29C29C5F"/>
-    <w:rsid w:val="00D94644"/>
-    <w:pPr>
-      <w:widowControl w:val="0"/>
-      <w:wordWrap w:val="0"/>
-      <w:autoSpaceDE w:val="0"/>
-      <w:autoSpaceDN w:val="0"/>
-    </w:pPr>
-  </w:style>
-  <w:style w:type="paragraph" w:customStyle="1" w:styleId="DDB290F9FAB7E64083AA9F47895A5DA6">
-    <w:name w:val="DDB290F9FAB7E64083AA9F47895A5DA6"/>
-    <w:rsid w:val="00D94644"/>
-    <w:pPr>
-      <w:widowControl w:val="0"/>
-      <w:wordWrap w:val="0"/>
-      <w:autoSpaceDE w:val="0"/>
-      <w:autoSpaceDN w:val="0"/>
-    </w:pPr>
-  </w:style>
-  <w:style w:type="paragraph" w:customStyle="1" w:styleId="980866357EB5DE44BCD89361C3C00336">
-    <w:name w:val="980866357EB5DE44BCD89361C3C00336"/>
-    <w:rsid w:val="00D94644"/>
-    <w:pPr>
-      <w:widowControl w:val="0"/>
-      <w:wordWrap w:val="0"/>
-      <w:autoSpaceDE w:val="0"/>
-      <w:autoSpaceDN w:val="0"/>
-    </w:pPr>
-  </w:style>
-  <w:style w:type="paragraph" w:customStyle="1" w:styleId="0C3CD41A497AD04D961D717851088A46">
-    <w:name w:val="0C3CD41A497AD04D961D717851088A46"/>
-    <w:rsid w:val="00D94644"/>
-    <w:pPr>
-      <w:widowControl w:val="0"/>
-      <w:wordWrap w:val="0"/>
-      <w:autoSpaceDE w:val="0"/>
-      <w:autoSpaceDN w:val="0"/>
-    </w:pPr>
-  </w:style>
-  <w:style w:type="paragraph" w:customStyle="1" w:styleId="2BADCE64FA67E748BF6685D64D619B1C">
-    <w:name w:val="2BADCE64FA67E748BF6685D64D619B1C"/>
-    <w:rsid w:val="00D94644"/>
-    <w:pPr>
-      <w:widowControl w:val="0"/>
-      <w:wordWrap w:val="0"/>
-      <w:autoSpaceDE w:val="0"/>
-      <w:autoSpaceDN w:val="0"/>
-    </w:pPr>
-  </w:style>
-  <w:style w:type="paragraph" w:customStyle="1" w:styleId="92D256AF2F00A04A9ECD74F45F7A4EE9">
-    <w:name w:val="92D256AF2F00A04A9ECD74F45F7A4EE9"/>
-    <w:rsid w:val="00D94644"/>
-    <w:pPr>
-      <w:widowControl w:val="0"/>
-      <w:wordWrap w:val="0"/>
-      <w:autoSpaceDE w:val="0"/>
-      <w:autoSpaceDN w:val="0"/>
-    </w:pPr>
   </w:style>
   <w:style w:type="paragraph" w:customStyle="1" w:styleId="EE3F8A13AF9F6444A63B6BEC9845CB83">
     <w:name w:val="EE3F8A13AF9F6444A63B6BEC9845CB83"/>

--- a/public/nice/template_invest.docx
+++ b/public/nice/template_invest.docx
@@ -20,7 +20,7 @@
         <mc:AlternateContent>
           <mc:Choice Requires="wpg">
             <w:drawing>
-              <wp:inline distT="0" distB="0" distL="0" distR="0" wp14:anchorId="40A7AE25" wp14:editId="7DCF3E46">
+              <wp:inline distT="0" distB="0" distL="0" distR="0" wp14:anchorId="40A7AE25" wp14:editId="275D9441">
                 <wp:extent cx="6861175" cy="338455"/>
                 <wp:effectExtent l="0" t="0" r="0" b="4445"/>
                 <wp:docPr id="925036097" name="docshapegroup1"/>
@@ -6931,7 +6931,7 @@
         <mc:AlternateContent>
           <mc:Choice Requires="wpg">
             <w:drawing>
-              <wp:anchor distT="0" distB="0" distL="114300" distR="114300" simplePos="0" relativeHeight="487435264" behindDoc="1" locked="0" layoutInCell="1" allowOverlap="1" wp14:anchorId="5105B7D7" wp14:editId="546690D6">
+              <wp:anchor distT="0" distB="0" distL="114300" distR="114300" simplePos="0" relativeHeight="487435264" behindDoc="1" locked="0" layoutInCell="1" allowOverlap="1" wp14:anchorId="5105B7D7" wp14:editId="7B3124CC">
                 <wp:simplePos x="0" y="0"/>
                 <wp:positionH relativeFrom="page">
                   <wp:posOffset>350520</wp:posOffset>
@@ -8393,7 +8393,6 @@
         <w:ind w:right="277"/>
         <w:jc w:val="both"/>
         <w:rPr>
-          <w:rFonts w:hint="eastAsia"/>
           <w:sz w:val="48"/>
           <w:szCs w:val="48"/>
         </w:rPr>
@@ -8670,70 +8669,7 @@
     <w:p>
       <w:pPr>
         <w:pStyle w:val="a3"/>
-        <w:rPr>
-          <w:sz w:val="20"/>
-        </w:rPr>
-      </w:pPr>
-    </w:p>
-    <w:p>
-      <w:pPr>
-        <w:pStyle w:val="a3"/>
-        <w:rPr>
-          <w:sz w:val="20"/>
-        </w:rPr>
-      </w:pPr>
-    </w:p>
-    <w:p>
-      <w:pPr>
-        <w:pStyle w:val="a3"/>
-        <w:rPr>
-          <w:sz w:val="20"/>
-        </w:rPr>
-      </w:pPr>
-    </w:p>
-    <w:p>
-      <w:pPr>
-        <w:pStyle w:val="a3"/>
-        <w:rPr>
-          <w:sz w:val="20"/>
-        </w:rPr>
-      </w:pPr>
-    </w:p>
-    <w:p>
-      <w:pPr>
-        <w:pStyle w:val="a3"/>
-        <w:rPr>
-          <w:sz w:val="20"/>
-        </w:rPr>
-      </w:pPr>
-    </w:p>
-    <w:p>
-      <w:pPr>
-        <w:pStyle w:val="a3"/>
-        <w:rPr>
-          <w:sz w:val="20"/>
-        </w:rPr>
-      </w:pPr>
-    </w:p>
-    <w:p>
-      <w:pPr>
-        <w:pStyle w:val="a3"/>
-        <w:rPr>
-          <w:sz w:val="20"/>
-        </w:rPr>
-      </w:pPr>
-    </w:p>
-    <w:p>
-      <w:pPr>
-        <w:pStyle w:val="a3"/>
-        <w:rPr>
-          <w:sz w:val="20"/>
-        </w:rPr>
-      </w:pPr>
-    </w:p>
-    <w:p>
-      <w:pPr>
-        <w:pStyle w:val="a3"/>
+        <w:spacing w:before="3"/>
         <w:rPr>
           <w:sz w:val="20"/>
         </w:rPr>
@@ -8743,6 +8679,9 @@
       <w:pPr>
         <w:pStyle w:val="a3"/>
         <w:spacing w:before="3"/>
+        <w:rPr>
+          <w:rFonts w:hint="eastAsia"/>
+        </w:rPr>
       </w:pPr>
     </w:p>
     <w:p>
@@ -13266,7 +13205,7 @@
                 <w:noProof/>
               </w:rPr>
               <w:drawing>
-                <wp:anchor distT="0" distB="0" distL="114300" distR="114300" simplePos="0" relativeHeight="487591424" behindDoc="0" locked="0" layoutInCell="1" allowOverlap="1" wp14:anchorId="3764800F" wp14:editId="186ACDD1">
+                <wp:anchor distT="0" distB="0" distL="114300" distR="114300" simplePos="0" relativeHeight="487591424" behindDoc="0" locked="0" layoutInCell="1" allowOverlap="1" wp14:anchorId="3764800F" wp14:editId="5A07E035">
                   <wp:simplePos x="0" y="0"/>
                   <wp:positionH relativeFrom="column">
                     <wp:posOffset>2245617</wp:posOffset>
@@ -15344,6 +15283,7 @@
     <w:rsid w:val="009D18C7"/>
     <w:rsid w:val="00BB19AB"/>
     <w:rsid w:val="00D94644"/>
+    <w:rsid w:val="00E25AF7"/>
   </w:rsids>
   <m:mathPr>
     <m:mathFont m:val="Cambria Math"/>

--- a/public/nice/template_invest.docx
+++ b/public/nice/template_invest.docx
@@ -11076,7 +11076,7 @@
               <w:rPr>
                 <w:rFonts w:hint="eastAsia"/>
               </w:rPr>
-              <w:t>실외,</w:t>
+              <w:t xml:space="preserve">실외, </w:t>
             </w:r>
             <w:r>
               <w:rPr>
